--- a/public/docs/Architecture_Overview_V45.docx
+++ b/public/docs/Architecture_Overview_V45.docx
@@ -4,26 +4,56 @@
   <w:body>
     <w:p>
       <w:pPr>
-        <w:spacing w:after="280" w:before="60"/>
-        <w:jc w:val="center"/>
-      </w:pPr>
-      <w:r>
-        <w:rPr>
-          <w:rFonts w:ascii="Calibri" w:cs="Calibri" w:eastAsia="Calibri" w:hAnsi="Calibri"/>
-          <w:b/>
-          <w:bCs/>
+        <w:spacing w:after="60" w:before="60" w:line="280"/>
+        <w:jc w:val="left"/>
+      </w:pPr>
+      <w:r>
+        <w:rPr>
+          <w:rFonts w:ascii="Calibri" w:cs="Calibri" w:eastAsia="Calibri" w:hAnsi="Calibri"/>
+          <w:b w:val="false"/>
+          <w:bCs w:val="false"/>
           <w:i w:val="false"/>
           <w:iCs w:val="false"/>
-          <w:color w:val="2E5090"/>
-          <w:sz w:val="20"/>
-          <w:szCs w:val="20"/>
-        </w:rPr>
-        <w:t xml:space="preserve">CONFIDENTIAL — Trade Secret Reference</w:t>
-      </w:r>
-    </w:p>
-    <w:p>
-      <w:pPr>
-        <w:spacing w:after="60" w:before="60"/>
+          <w:color w:val="1A1A1A"/>
+          <w:sz w:val="21"/>
+          <w:szCs w:val="21"/>
+        </w:rPr>
+        <w:t xml:space="preserve"/>
+      </w:r>
+    </w:p>
+    <w:p>
+      <w:pPr>
+        <w:spacing w:after="60" w:before="60" w:line="280"/>
+        <w:jc w:val="left"/>
+      </w:pPr>
+      <w:r>
+        <w:rPr>
+          <w:rFonts w:ascii="Calibri" w:cs="Calibri" w:eastAsia="Calibri" w:hAnsi="Calibri"/>
+          <w:b w:val="false"/>
+          <w:bCs w:val="false"/>
+          <w:i w:val="false"/>
+          <w:iCs w:val="false"/>
+          <w:color w:val="1A1A1A"/>
+          <w:sz w:val="21"/>
+          <w:szCs w:val="21"/>
+        </w:rPr>
+        <w:t xml:space="preserve"/>
+      </w:r>
+    </w:p>
+    <w:p>
+      <w:pPr>
+        <w:pBdr>
+          <w:bottom w:val="single" w:color="C09853" w:sz="24" w:space="1"/>
+        </w:pBdr>
+        <w:spacing w:after="40" w:before="0"/>
+      </w:pPr>
+      <w:r>
+        <w:t xml:space="preserve"/>
+      </w:r>
+    </w:p>
+    <w:p>
+      <w:pPr>
+        <w:spacing w:after="40" w:before="60" w:line="280"/>
         <w:jc w:val="center"/>
       </w:pPr>
       <w:r>
@@ -34,15 +64,140 @@
           <w:i w:val="false"/>
           <w:iCs w:val="false"/>
           <w:color w:val="1F3864"/>
-          <w:sz w:val="36"/>
-          <w:szCs w:val="36"/>
-        </w:rPr>
-        <w:t xml:space="preserve">Information Physics — ChatAIO</w:t>
-      </w:r>
-    </w:p>
-    <w:p>
-      <w:pPr>
-        <w:spacing w:after="60" w:before="60"/>
+          <w:sz w:val="22"/>
+          <w:szCs w:val="22"/>
+        </w:rPr>
+        <w:t xml:space="preserve">INFORMATION PHYSICS</w:t>
+      </w:r>
+    </w:p>
+    <w:p>
+      <w:pPr>
+        <w:spacing w:after="0" w:before="60" w:line="280"/>
+        <w:jc w:val="center"/>
+      </w:pPr>
+      <w:r>
+        <w:rPr>
+          <w:rFonts w:ascii="Calibri" w:cs="Calibri" w:eastAsia="Calibri" w:hAnsi="Calibri"/>
+          <w:b w:val="false"/>
+          <w:bCs w:val="false"/>
+          <w:i/>
+          <w:iCs/>
+          <w:color w:val="2E5090"/>
+          <w:sz w:val="18"/>
+          <w:szCs w:val="18"/>
+        </w:rPr>
+        <w:t xml:space="preserve">ChatAIO Engineering Reference</w:t>
+      </w:r>
+    </w:p>
+    <w:p>
+      <w:pPr>
+        <w:pBdr>
+          <w:bottom w:val="single" w:color="C09853" w:sz="8" w:space="1"/>
+        </w:pBdr>
+        <w:spacing w:after="320" w:before="40"/>
+      </w:pPr>
+      <w:r>
+        <w:t xml:space="preserve"/>
+      </w:r>
+    </w:p>
+    <w:p>
+      <w:pPr>
+        <w:spacing w:after="60" w:before="60" w:line="280"/>
+        <w:jc w:val="left"/>
+      </w:pPr>
+      <w:r>
+        <w:rPr>
+          <w:rFonts w:ascii="Calibri" w:cs="Calibri" w:eastAsia="Calibri" w:hAnsi="Calibri"/>
+          <w:b w:val="false"/>
+          <w:bCs w:val="false"/>
+          <w:i w:val="false"/>
+          <w:iCs w:val="false"/>
+          <w:color w:val="1A1A1A"/>
+          <w:sz w:val="21"/>
+          <w:szCs w:val="21"/>
+        </w:rPr>
+        <w:t xml:space="preserve"/>
+      </w:r>
+    </w:p>
+    <w:p>
+      <w:pPr>
+        <w:spacing w:after="60" w:before="60" w:line="280"/>
+        <w:jc w:val="left"/>
+      </w:pPr>
+      <w:r>
+        <w:rPr>
+          <w:rFonts w:ascii="Calibri" w:cs="Calibri" w:eastAsia="Calibri" w:hAnsi="Calibri"/>
+          <w:b w:val="false"/>
+          <w:bCs w:val="false"/>
+          <w:i w:val="false"/>
+          <w:iCs w:val="false"/>
+          <w:color w:val="1A1A1A"/>
+          <w:sz w:val="21"/>
+          <w:szCs w:val="21"/>
+        </w:rPr>
+        <w:t xml:space="preserve"/>
+      </w:r>
+    </w:p>
+    <w:p>
+      <w:pPr>
+        <w:spacing w:after="60" w:before="60" w:line="280"/>
+        <w:jc w:val="left"/>
+      </w:pPr>
+      <w:r>
+        <w:rPr>
+          <w:rFonts w:ascii="Calibri" w:cs="Calibri" w:eastAsia="Calibri" w:hAnsi="Calibri"/>
+          <w:b w:val="false"/>
+          <w:bCs w:val="false"/>
+          <w:i w:val="false"/>
+          <w:iCs w:val="false"/>
+          <w:color w:val="1A1A1A"/>
+          <w:sz w:val="21"/>
+          <w:szCs w:val="21"/>
+        </w:rPr>
+        <w:t xml:space="preserve"/>
+      </w:r>
+    </w:p>
+    <w:p>
+      <w:pPr>
+        <w:spacing w:after="60" w:before="60" w:line="280"/>
+        <w:jc w:val="left"/>
+      </w:pPr>
+      <w:r>
+        <w:rPr>
+          <w:rFonts w:ascii="Calibri" w:cs="Calibri" w:eastAsia="Calibri" w:hAnsi="Calibri"/>
+          <w:b w:val="false"/>
+          <w:bCs w:val="false"/>
+          <w:i w:val="false"/>
+          <w:iCs w:val="false"/>
+          <w:color w:val="1A1A1A"/>
+          <w:sz w:val="21"/>
+          <w:szCs w:val="21"/>
+        </w:rPr>
+        <w:t xml:space="preserve"/>
+      </w:r>
+    </w:p>
+    <w:p>
+      <w:pPr>
+        <w:spacing w:after="280" w:before="60" w:line="280"/>
+        <w:jc w:val="center"/>
+      </w:pPr>
+      <w:r>
+        <w:rPr>
+          <w:rFonts w:ascii="Calibri" w:cs="Calibri" w:eastAsia="Calibri" w:hAnsi="Calibri"/>
+          <w:b/>
+          <w:bCs/>
+          <w:i w:val="false"/>
+          <w:iCs w:val="false"/>
+          <w:color w:val="C09853"/>
+          <w:sz w:val="20"/>
+          <w:szCs w:val="20"/>
+        </w:rPr>
+        <w:t xml:space="preserve">CONFIDENTIAL — Trade Secret Reference</w:t>
+      </w:r>
+    </w:p>
+    <w:p>
+      <w:pPr>
+        <w:spacing w:after="80" w:before="60" w:line="280"/>
         <w:jc w:val="center"/>
       </w:pPr>
       <w:r>
@@ -53,15 +208,15 @@
           <w:i w:val="false"/>
           <w:iCs w:val="false"/>
           <w:color w:val="1F3864"/>
-          <w:sz w:val="32"/>
-          <w:szCs w:val="32"/>
-        </w:rPr>
-        <w:t xml:space="preserve">Information Physics — Architecture Overview</w:t>
-      </w:r>
-    </w:p>
-    <w:p>
-      <w:pPr>
-        <w:spacing w:after="220" w:before="60"/>
+          <w:sz w:val="44"/>
+          <w:szCs w:val="44"/>
+        </w:rPr>
+        <w:t xml:space="preserve">Architecture Overview</w:t>
+      </w:r>
+    </w:p>
+    <w:p>
+      <w:pPr>
+        <w:spacing w:after="320" w:before="60" w:line="280"/>
         <w:jc w:val="center"/>
       </w:pPr>
       <w:r>
@@ -72,15 +227,83 @@
           <w:i/>
           <w:iCs/>
           <w:color w:val="2E5090"/>
-          <w:sz w:val="22"/>
-          <w:szCs w:val="22"/>
+          <w:sz w:val="24"/>
+          <w:szCs w:val="24"/>
         </w:rPr>
         <w:t xml:space="preserve">The three-layer model, four ChatAIO modes, and the trade-secret invariants</w:t>
       </w:r>
     </w:p>
     <w:p>
       <w:pPr>
-        <w:spacing w:after="60" w:before="60"/>
+        <w:spacing w:after="60" w:before="60" w:line="280"/>
+        <w:jc w:val="left"/>
+      </w:pPr>
+      <w:r>
+        <w:rPr>
+          <w:rFonts w:ascii="Calibri" w:cs="Calibri" w:eastAsia="Calibri" w:hAnsi="Calibri"/>
+          <w:b w:val="false"/>
+          <w:bCs w:val="false"/>
+          <w:i w:val="false"/>
+          <w:iCs w:val="false"/>
+          <w:color w:val="1A1A1A"/>
+          <w:sz w:val="21"/>
+          <w:szCs w:val="21"/>
+        </w:rPr>
+        <w:t xml:space="preserve"/>
+      </w:r>
+    </w:p>
+    <w:p>
+      <w:pPr>
+        <w:spacing w:after="60" w:before="60" w:line="280"/>
+        <w:jc w:val="left"/>
+      </w:pPr>
+      <w:r>
+        <w:rPr>
+          <w:rFonts w:ascii="Calibri" w:cs="Calibri" w:eastAsia="Calibri" w:hAnsi="Calibri"/>
+          <w:b w:val="false"/>
+          <w:bCs w:val="false"/>
+          <w:i w:val="false"/>
+          <w:iCs w:val="false"/>
+          <w:color w:val="1A1A1A"/>
+          <w:sz w:val="21"/>
+          <w:szCs w:val="21"/>
+        </w:rPr>
+        <w:t xml:space="preserve"/>
+      </w:r>
+    </w:p>
+    <w:p>
+      <w:pPr>
+        <w:spacing w:after="60" w:before="60" w:line="280"/>
+        <w:jc w:val="left"/>
+      </w:pPr>
+      <w:r>
+        <w:rPr>
+          <w:rFonts w:ascii="Calibri" w:cs="Calibri" w:eastAsia="Calibri" w:hAnsi="Calibri"/>
+          <w:b w:val="false"/>
+          <w:bCs w:val="false"/>
+          <w:i w:val="false"/>
+          <w:iCs w:val="false"/>
+          <w:color w:val="1A1A1A"/>
+          <w:sz w:val="21"/>
+          <w:szCs w:val="21"/>
+        </w:rPr>
+        <w:t xml:space="preserve"/>
+      </w:r>
+    </w:p>
+    <w:p>
+      <w:pPr>
+        <w:pBdr>
+          <w:top w:val="single" w:color="C09853" w:sz="8" w:space="1"/>
+        </w:pBdr>
+        <w:spacing w:after="40" w:before="320"/>
+      </w:pPr>
+      <w:r>
+        <w:t xml:space="preserve"/>
+      </w:r>
+    </w:p>
+    <w:p>
+      <w:pPr>
+        <w:spacing w:after="60" w:before="60" w:line="280"/>
         <w:jc w:val="center"/>
       </w:pPr>
       <w:r>
@@ -91,15 +314,15 @@
           <w:i/>
           <w:iCs/>
           <w:color w:val="2E5090"/>
-          <w:sz w:val="20"/>
-          <w:szCs w:val="20"/>
-        </w:rPr>
-        <w:t xml:space="preserve">V4.5 · April 2026</w:t>
-      </w:r>
-    </w:p>
-    <w:p>
-      <w:pPr>
-        <w:spacing w:after="320" w:before="60"/>
+          <w:sz w:val="18"/>
+          <w:szCs w:val="18"/>
+        </w:rPr>
+        <w:t xml:space="preserve">V4.5  ·  April 2026  ·  InformationPhysics.ai, LLC</w:t>
+      </w:r>
+    </w:p>
+    <w:p>
+      <w:pPr>
+        <w:spacing w:after="40" w:before="60" w:line="280"/>
         <w:jc w:val="center"/>
       </w:pPr>
       <w:r>
@@ -110,10 +333,10 @@
           <w:i/>
           <w:iCs/>
           <w:color w:val="606060"/>
-          <w:sz w:val="18"/>
-          <w:szCs w:val="18"/>
-        </w:rPr>
-        <w:t xml:space="preserve">Subject to NDA on file. Not for redistribution.</w:t>
+          <w:sz w:val="17"/>
+          <w:szCs w:val="17"/>
+        </w:rPr>
+        <w:t xml:space="preserve">Subject to non-disclosure agreement on file. Not for redistribution.</w:t>
       </w:r>
     </w:p>
     <w:p>
@@ -124,8 +347,22 @@
     <w:p>
       <w:pPr>
         <w:pStyle w:val="Heading1"/>
-        <w:spacing w:after="140" w:before="280"/>
-      </w:pPr>
+        <w:pBdr>
+          <w:bottom w:val="single" w:color="1F3864" w:sz="8" w:space="4"/>
+        </w:pBdr>
+        <w:spacing w:after="160" w:before="360" w:line="320"/>
+      </w:pPr>
+      <w:r>
+        <w:rPr>
+          <w:rFonts w:ascii="Calibri" w:cs="Calibri" w:eastAsia="Calibri" w:hAnsi="Calibri"/>
+          <w:b/>
+          <w:bCs/>
+          <w:color w:val="C09853"/>
+          <w:sz w:val="32"/>
+          <w:szCs w:val="32"/>
+        </w:rPr>
+        <w:t xml:space="preserve">§0.  </w:t>
+      </w:r>
       <w:r>
         <w:rPr>
           <w:rFonts w:ascii="Calibri" w:cs="Calibri" w:eastAsia="Calibri" w:hAnsi="Calibri"/>
@@ -135,12 +372,654 @@
           <w:sz w:val="32"/>
           <w:szCs w:val="32"/>
         </w:rPr>
-        <w:t xml:space="preserve">1. The Premise</w:t>
-      </w:r>
-    </w:p>
-    <w:p>
-      <w:pPr>
-        <w:spacing w:after="60" w:before="60"/>
+        <w:t xml:space="preserve">Document Information</w:t>
+      </w:r>
+    </w:p>
+    <w:tbl>
+      <w:tblPr>
+        <w:tblW w:type="dxa" w:w="9360"/>
+        <w:tblBorders>
+          <w:top w:val="single" w:color="auto" w:sz="4"/>
+          <w:left w:val="single" w:color="auto" w:sz="4"/>
+          <w:bottom w:val="single" w:color="auto" w:sz="4"/>
+          <w:right w:val="single" w:color="auto" w:sz="4"/>
+          <w:insideH w:val="single" w:color="auto" w:sz="4"/>
+          <w:insideV w:val="single" w:color="auto" w:sz="4"/>
+        </w:tblBorders>
+      </w:tblPr>
+      <w:tblGrid>
+        <w:gridCol w:w="2200"/>
+        <w:gridCol w:w="7160"/>
+      </w:tblGrid>
+      <w:tr>
+        <w:trPr>
+          <w:tblHeader/>
+        </w:trPr>
+        <w:tc>
+          <w:tcPr>
+            <w:tcW w:type="dxa" w:w="2200"/>
+            <w:tcBorders>
+              <w:top w:val="single" w:color="BFBFBF" w:sz="4"/>
+              <w:left w:val="single" w:color="BFBFBF" w:sz="4"/>
+              <w:bottom w:val="single" w:color="BFBFBF" w:sz="4"/>
+              <w:right w:val="single" w:color="BFBFBF" w:sz="4"/>
+            </w:tcBorders>
+            <w:shd w:fill="F2F2F2" w:val="clear"/>
+            <w:tcMar>
+              <w:top w:type="dxa" w:w="80"/>
+              <w:left w:type="dxa" w:w="120"/>
+              <w:bottom w:type="dxa" w:w="80"/>
+              <w:right w:type="dxa" w:w="120"/>
+            </w:tcMar>
+          </w:tcPr>
+          <w:p>
+            <w:pPr>
+              <w:spacing w:after="0" w:before="0" w:line="260"/>
+            </w:pPr>
+            <w:r>
+              <w:rPr>
+                <w:rFonts w:ascii="Calibri" w:cs="Calibri" w:eastAsia="Calibri" w:hAnsi="Calibri"/>
+                <w:b/>
+                <w:bCs/>
+                <w:color w:val="1A1A1A"/>
+                <w:sz w:val="19"/>
+                <w:szCs w:val="19"/>
+              </w:rPr>
+              <w:t xml:space="preserve">Field</w:t>
+            </w:r>
+          </w:p>
+        </w:tc>
+        <w:tc>
+          <w:tcPr>
+            <w:tcW w:type="dxa" w:w="7160"/>
+            <w:tcBorders>
+              <w:top w:val="single" w:color="BFBFBF" w:sz="4"/>
+              <w:left w:val="single" w:color="BFBFBF" w:sz="4"/>
+              <w:bottom w:val="single" w:color="BFBFBF" w:sz="4"/>
+              <w:right w:val="single" w:color="BFBFBF" w:sz="4"/>
+            </w:tcBorders>
+            <w:shd w:fill="F2F2F2" w:val="clear"/>
+            <w:tcMar>
+              <w:top w:type="dxa" w:w="80"/>
+              <w:left w:type="dxa" w:w="120"/>
+              <w:bottom w:type="dxa" w:w="80"/>
+              <w:right w:type="dxa" w:w="120"/>
+            </w:tcMar>
+          </w:tcPr>
+          <w:p>
+            <w:pPr>
+              <w:spacing w:after="0" w:before="0" w:line="260"/>
+            </w:pPr>
+            <w:r>
+              <w:rPr>
+                <w:rFonts w:ascii="Calibri" w:cs="Calibri" w:eastAsia="Calibri" w:hAnsi="Calibri"/>
+                <w:b/>
+                <w:bCs/>
+                <w:color w:val="1A1A1A"/>
+                <w:sz w:val="19"/>
+                <w:szCs w:val="19"/>
+              </w:rPr>
+              <w:t xml:space="preserve">Value</w:t>
+            </w:r>
+          </w:p>
+        </w:tc>
+      </w:tr>
+      <w:tr>
+        <w:tc>
+          <w:tcPr>
+            <w:tcW w:type="dxa" w:w="2200"/>
+            <w:tcBorders>
+              <w:top w:val="single" w:color="BFBFBF" w:sz="4"/>
+              <w:left w:val="single" w:color="BFBFBF" w:sz="4"/>
+              <w:bottom w:val="single" w:color="BFBFBF" w:sz="4"/>
+              <w:right w:val="single" w:color="BFBFBF" w:sz="4"/>
+            </w:tcBorders>
+            <w:tcMar>
+              <w:top w:type="dxa" w:w="80"/>
+              <w:left w:type="dxa" w:w="120"/>
+              <w:bottom w:type="dxa" w:w="80"/>
+              <w:right w:type="dxa" w:w="120"/>
+            </w:tcMar>
+          </w:tcPr>
+          <w:p>
+            <w:pPr>
+              <w:spacing w:after="0" w:before="0" w:line="260"/>
+            </w:pPr>
+            <w:r>
+              <w:rPr>
+                <w:rFonts w:ascii="Consolas" w:cs="Consolas" w:eastAsia="Consolas" w:hAnsi="Consolas"/>
+                <w:b w:val="false"/>
+                <w:bCs w:val="false"/>
+                <w:color w:val="1A1A1A"/>
+                <w:sz w:val="19"/>
+                <w:szCs w:val="19"/>
+              </w:rPr>
+              <w:t xml:space="preserve">Title</w:t>
+            </w:r>
+          </w:p>
+        </w:tc>
+        <w:tc>
+          <w:tcPr>
+            <w:tcW w:type="dxa" w:w="7160"/>
+            <w:tcBorders>
+              <w:top w:val="single" w:color="BFBFBF" w:sz="4"/>
+              <w:left w:val="single" w:color="BFBFBF" w:sz="4"/>
+              <w:bottom w:val="single" w:color="BFBFBF" w:sz="4"/>
+              <w:right w:val="single" w:color="BFBFBF" w:sz="4"/>
+            </w:tcBorders>
+            <w:tcMar>
+              <w:top w:type="dxa" w:w="80"/>
+              <w:left w:type="dxa" w:w="120"/>
+              <w:bottom w:type="dxa" w:w="80"/>
+              <w:right w:type="dxa" w:w="120"/>
+            </w:tcMar>
+          </w:tcPr>
+          <w:p>
+            <w:pPr>
+              <w:spacing w:after="0" w:before="0" w:line="260"/>
+            </w:pPr>
+            <w:r>
+              <w:rPr>
+                <w:rFonts w:ascii="Calibri" w:cs="Calibri" w:eastAsia="Calibri" w:hAnsi="Calibri"/>
+                <w:b w:val="false"/>
+                <w:bCs w:val="false"/>
+                <w:color w:val="1A1A1A"/>
+                <w:sz w:val="19"/>
+                <w:szCs w:val="19"/>
+              </w:rPr>
+              <w:t xml:space="preserve">Information Physics — Architecture Overview</w:t>
+            </w:r>
+          </w:p>
+        </w:tc>
+      </w:tr>
+      <w:tr>
+        <w:tc>
+          <w:tcPr>
+            <w:tcW w:type="dxa" w:w="2200"/>
+            <w:tcBorders>
+              <w:top w:val="single" w:color="BFBFBF" w:sz="4"/>
+              <w:left w:val="single" w:color="BFBFBF" w:sz="4"/>
+              <w:bottom w:val="single" w:color="BFBFBF" w:sz="4"/>
+              <w:right w:val="single" w:color="BFBFBF" w:sz="4"/>
+            </w:tcBorders>
+            <w:shd w:fill="F2F2F2" w:val="clear"/>
+            <w:tcMar>
+              <w:top w:type="dxa" w:w="80"/>
+              <w:left w:type="dxa" w:w="120"/>
+              <w:bottom w:type="dxa" w:w="80"/>
+              <w:right w:type="dxa" w:w="120"/>
+            </w:tcMar>
+          </w:tcPr>
+          <w:p>
+            <w:pPr>
+              <w:spacing w:after="0" w:before="0" w:line="260"/>
+            </w:pPr>
+            <w:r>
+              <w:rPr>
+                <w:rFonts w:ascii="Consolas" w:cs="Consolas" w:eastAsia="Consolas" w:hAnsi="Consolas"/>
+                <w:b w:val="false"/>
+                <w:bCs w:val="false"/>
+                <w:color w:val="1A1A1A"/>
+                <w:sz w:val="19"/>
+                <w:szCs w:val="19"/>
+              </w:rPr>
+              <w:t xml:space="preserve">Document type</w:t>
+            </w:r>
+          </w:p>
+        </w:tc>
+        <w:tc>
+          <w:tcPr>
+            <w:tcW w:type="dxa" w:w="7160"/>
+            <w:tcBorders>
+              <w:top w:val="single" w:color="BFBFBF" w:sz="4"/>
+              <w:left w:val="single" w:color="BFBFBF" w:sz="4"/>
+              <w:bottom w:val="single" w:color="BFBFBF" w:sz="4"/>
+              <w:right w:val="single" w:color="BFBFBF" w:sz="4"/>
+            </w:tcBorders>
+            <w:shd w:fill="F2F2F2" w:val="clear"/>
+            <w:tcMar>
+              <w:top w:type="dxa" w:w="80"/>
+              <w:left w:type="dxa" w:w="120"/>
+              <w:bottom w:type="dxa" w:w="80"/>
+              <w:right w:type="dxa" w:w="120"/>
+            </w:tcMar>
+          </w:tcPr>
+          <w:p>
+            <w:pPr>
+              <w:spacing w:after="0" w:before="0" w:line="260"/>
+            </w:pPr>
+            <w:r>
+              <w:rPr>
+                <w:rFonts w:ascii="Calibri" w:cs="Calibri" w:eastAsia="Calibri" w:hAnsi="Calibri"/>
+                <w:b w:val="false"/>
+                <w:bCs w:val="false"/>
+                <w:color w:val="1A1A1A"/>
+                <w:sz w:val="19"/>
+                <w:szCs w:val="19"/>
+              </w:rPr>
+              <w:t xml:space="preserve">Confidential / Trade Secret</w:t>
+            </w:r>
+          </w:p>
+        </w:tc>
+      </w:tr>
+      <w:tr>
+        <w:tc>
+          <w:tcPr>
+            <w:tcW w:type="dxa" w:w="2200"/>
+            <w:tcBorders>
+              <w:top w:val="single" w:color="BFBFBF" w:sz="4"/>
+              <w:left w:val="single" w:color="BFBFBF" w:sz="4"/>
+              <w:bottom w:val="single" w:color="BFBFBF" w:sz="4"/>
+              <w:right w:val="single" w:color="BFBFBF" w:sz="4"/>
+            </w:tcBorders>
+            <w:tcMar>
+              <w:top w:type="dxa" w:w="80"/>
+              <w:left w:type="dxa" w:w="120"/>
+              <w:bottom w:type="dxa" w:w="80"/>
+              <w:right w:type="dxa" w:w="120"/>
+            </w:tcMar>
+          </w:tcPr>
+          <w:p>
+            <w:pPr>
+              <w:spacing w:after="0" w:before="0" w:line="260"/>
+            </w:pPr>
+            <w:r>
+              <w:rPr>
+                <w:rFonts w:ascii="Consolas" w:cs="Consolas" w:eastAsia="Consolas" w:hAnsi="Consolas"/>
+                <w:b w:val="false"/>
+                <w:bCs w:val="false"/>
+                <w:color w:val="1A1A1A"/>
+                <w:sz w:val="19"/>
+                <w:szCs w:val="19"/>
+              </w:rPr>
+              <w:t xml:space="preserve">Version</w:t>
+            </w:r>
+          </w:p>
+        </w:tc>
+        <w:tc>
+          <w:tcPr>
+            <w:tcW w:type="dxa" w:w="7160"/>
+            <w:tcBorders>
+              <w:top w:val="single" w:color="BFBFBF" w:sz="4"/>
+              <w:left w:val="single" w:color="BFBFBF" w:sz="4"/>
+              <w:bottom w:val="single" w:color="BFBFBF" w:sz="4"/>
+              <w:right w:val="single" w:color="BFBFBF" w:sz="4"/>
+            </w:tcBorders>
+            <w:tcMar>
+              <w:top w:type="dxa" w:w="80"/>
+              <w:left w:type="dxa" w:w="120"/>
+              <w:bottom w:type="dxa" w:w="80"/>
+              <w:right w:type="dxa" w:w="120"/>
+            </w:tcMar>
+          </w:tcPr>
+          <w:p>
+            <w:pPr>
+              <w:spacing w:after="0" w:before="0" w:line="260"/>
+            </w:pPr>
+            <w:r>
+              <w:rPr>
+                <w:rFonts w:ascii="Calibri" w:cs="Calibri" w:eastAsia="Calibri" w:hAnsi="Calibri"/>
+                <w:b w:val="false"/>
+                <w:bCs w:val="false"/>
+                <w:color w:val="1A1A1A"/>
+                <w:sz w:val="19"/>
+                <w:szCs w:val="19"/>
+              </w:rPr>
+              <w:t xml:space="preserve">V4.5</w:t>
+            </w:r>
+          </w:p>
+        </w:tc>
+      </w:tr>
+      <w:tr>
+        <w:tc>
+          <w:tcPr>
+            <w:tcW w:type="dxa" w:w="2200"/>
+            <w:tcBorders>
+              <w:top w:val="single" w:color="BFBFBF" w:sz="4"/>
+              <w:left w:val="single" w:color="BFBFBF" w:sz="4"/>
+              <w:bottom w:val="single" w:color="BFBFBF" w:sz="4"/>
+              <w:right w:val="single" w:color="BFBFBF" w:sz="4"/>
+            </w:tcBorders>
+            <w:shd w:fill="F2F2F2" w:val="clear"/>
+            <w:tcMar>
+              <w:top w:type="dxa" w:w="80"/>
+              <w:left w:type="dxa" w:w="120"/>
+              <w:bottom w:type="dxa" w:w="80"/>
+              <w:right w:type="dxa" w:w="120"/>
+            </w:tcMar>
+          </w:tcPr>
+          <w:p>
+            <w:pPr>
+              <w:spacing w:after="0" w:before="0" w:line="260"/>
+            </w:pPr>
+            <w:r>
+              <w:rPr>
+                <w:rFonts w:ascii="Consolas" w:cs="Consolas" w:eastAsia="Consolas" w:hAnsi="Consolas"/>
+                <w:b w:val="false"/>
+                <w:bCs w:val="false"/>
+                <w:color w:val="1A1A1A"/>
+                <w:sz w:val="19"/>
+                <w:szCs w:val="19"/>
+              </w:rPr>
+              <w:t xml:space="preserve">Release</w:t>
+            </w:r>
+          </w:p>
+        </w:tc>
+        <w:tc>
+          <w:tcPr>
+            <w:tcW w:type="dxa" w:w="7160"/>
+            <w:tcBorders>
+              <w:top w:val="single" w:color="BFBFBF" w:sz="4"/>
+              <w:left w:val="single" w:color="BFBFBF" w:sz="4"/>
+              <w:bottom w:val="single" w:color="BFBFBF" w:sz="4"/>
+              <w:right w:val="single" w:color="BFBFBF" w:sz="4"/>
+            </w:tcBorders>
+            <w:shd w:fill="F2F2F2" w:val="clear"/>
+            <w:tcMar>
+              <w:top w:type="dxa" w:w="80"/>
+              <w:left w:type="dxa" w:w="120"/>
+              <w:bottom w:type="dxa" w:w="80"/>
+              <w:right w:type="dxa" w:w="120"/>
+            </w:tcMar>
+          </w:tcPr>
+          <w:p>
+            <w:pPr>
+              <w:spacing w:after="0" w:before="0" w:line="260"/>
+            </w:pPr>
+            <w:r>
+              <w:rPr>
+                <w:rFonts w:ascii="Calibri" w:cs="Calibri" w:eastAsia="Calibri" w:hAnsi="Calibri"/>
+                <w:b w:val="false"/>
+                <w:bCs w:val="false"/>
+                <w:color w:val="1A1A1A"/>
+                <w:sz w:val="19"/>
+                <w:szCs w:val="19"/>
+              </w:rPr>
+              <w:t xml:space="preserve">April 2026</w:t>
+            </w:r>
+          </w:p>
+        </w:tc>
+      </w:tr>
+      <w:tr>
+        <w:tc>
+          <w:tcPr>
+            <w:tcW w:type="dxa" w:w="2200"/>
+            <w:tcBorders>
+              <w:top w:val="single" w:color="BFBFBF" w:sz="4"/>
+              <w:left w:val="single" w:color="BFBFBF" w:sz="4"/>
+              <w:bottom w:val="single" w:color="BFBFBF" w:sz="4"/>
+              <w:right w:val="single" w:color="BFBFBF" w:sz="4"/>
+            </w:tcBorders>
+            <w:tcMar>
+              <w:top w:type="dxa" w:w="80"/>
+              <w:left w:type="dxa" w:w="120"/>
+              <w:bottom w:type="dxa" w:w="80"/>
+              <w:right w:type="dxa" w:w="120"/>
+            </w:tcMar>
+          </w:tcPr>
+          <w:p>
+            <w:pPr>
+              <w:spacing w:after="0" w:before="0" w:line="260"/>
+            </w:pPr>
+            <w:r>
+              <w:rPr>
+                <w:rFonts w:ascii="Consolas" w:cs="Consolas" w:eastAsia="Consolas" w:hAnsi="Consolas"/>
+                <w:b w:val="false"/>
+                <w:bCs w:val="false"/>
+                <w:color w:val="1A1A1A"/>
+                <w:sz w:val="19"/>
+                <w:szCs w:val="19"/>
+              </w:rPr>
+              <w:t xml:space="preserve">Organization</w:t>
+            </w:r>
+          </w:p>
+        </w:tc>
+        <w:tc>
+          <w:tcPr>
+            <w:tcW w:type="dxa" w:w="7160"/>
+            <w:tcBorders>
+              <w:top w:val="single" w:color="BFBFBF" w:sz="4"/>
+              <w:left w:val="single" w:color="BFBFBF" w:sz="4"/>
+              <w:bottom w:val="single" w:color="BFBFBF" w:sz="4"/>
+              <w:right w:val="single" w:color="BFBFBF" w:sz="4"/>
+            </w:tcBorders>
+            <w:tcMar>
+              <w:top w:type="dxa" w:w="80"/>
+              <w:left w:type="dxa" w:w="120"/>
+              <w:bottom w:type="dxa" w:w="80"/>
+              <w:right w:type="dxa" w:w="120"/>
+            </w:tcMar>
+          </w:tcPr>
+          <w:p>
+            <w:pPr>
+              <w:spacing w:after="0" w:before="0" w:line="260"/>
+            </w:pPr>
+            <w:r>
+              <w:rPr>
+                <w:rFonts w:ascii="Calibri" w:cs="Calibri" w:eastAsia="Calibri" w:hAnsi="Calibri"/>
+                <w:b w:val="false"/>
+                <w:bCs w:val="false"/>
+                <w:color w:val="1A1A1A"/>
+                <w:sz w:val="19"/>
+                <w:szCs w:val="19"/>
+              </w:rPr>
+              <w:t xml:space="preserve">InformationPhysics.ai, LLC</w:t>
+            </w:r>
+          </w:p>
+        </w:tc>
+      </w:tr>
+      <w:tr>
+        <w:tc>
+          <w:tcPr>
+            <w:tcW w:type="dxa" w:w="2200"/>
+            <w:tcBorders>
+              <w:top w:val="single" w:color="BFBFBF" w:sz="4"/>
+              <w:left w:val="single" w:color="BFBFBF" w:sz="4"/>
+              <w:bottom w:val="single" w:color="BFBFBF" w:sz="4"/>
+              <w:right w:val="single" w:color="BFBFBF" w:sz="4"/>
+            </w:tcBorders>
+            <w:shd w:fill="F2F2F2" w:val="clear"/>
+            <w:tcMar>
+              <w:top w:type="dxa" w:w="80"/>
+              <w:left w:type="dxa" w:w="120"/>
+              <w:bottom w:type="dxa" w:w="80"/>
+              <w:right w:type="dxa" w:w="120"/>
+            </w:tcMar>
+          </w:tcPr>
+          <w:p>
+            <w:pPr>
+              <w:spacing w:after="0" w:before="0" w:line="260"/>
+            </w:pPr>
+            <w:r>
+              <w:rPr>
+                <w:rFonts w:ascii="Consolas" w:cs="Consolas" w:eastAsia="Consolas" w:hAnsi="Consolas"/>
+                <w:b w:val="false"/>
+                <w:bCs w:val="false"/>
+                <w:color w:val="1A1A1A"/>
+                <w:sz w:val="19"/>
+                <w:szCs w:val="19"/>
+              </w:rPr>
+              <w:t xml:space="preserve">Generated</w:t>
+            </w:r>
+          </w:p>
+        </w:tc>
+        <w:tc>
+          <w:tcPr>
+            <w:tcW w:type="dxa" w:w="7160"/>
+            <w:tcBorders>
+              <w:top w:val="single" w:color="BFBFBF" w:sz="4"/>
+              <w:left w:val="single" w:color="BFBFBF" w:sz="4"/>
+              <w:bottom w:val="single" w:color="BFBFBF" w:sz="4"/>
+              <w:right w:val="single" w:color="BFBFBF" w:sz="4"/>
+            </w:tcBorders>
+            <w:shd w:fill="F2F2F2" w:val="clear"/>
+            <w:tcMar>
+              <w:top w:type="dxa" w:w="80"/>
+              <w:left w:type="dxa" w:w="120"/>
+              <w:bottom w:type="dxa" w:w="80"/>
+              <w:right w:type="dxa" w:w="120"/>
+            </w:tcMar>
+          </w:tcPr>
+          <w:p>
+            <w:pPr>
+              <w:spacing w:after="0" w:before="0" w:line="260"/>
+            </w:pPr>
+            <w:r>
+              <w:rPr>
+                <w:rFonts w:ascii="Calibri" w:cs="Calibri" w:eastAsia="Calibri" w:hAnsi="Calibri"/>
+                <w:b w:val="false"/>
+                <w:bCs w:val="false"/>
+                <w:color w:val="1A1A1A"/>
+                <w:sz w:val="19"/>
+                <w:szCs w:val="19"/>
+              </w:rPr>
+              <w:t xml:space="preserve">2026-04-29 17:03:18 UTC</w:t>
+            </w:r>
+          </w:p>
+        </w:tc>
+      </w:tr>
+      <w:tr>
+        <w:tc>
+          <w:tcPr>
+            <w:tcW w:type="dxa" w:w="2200"/>
+            <w:tcBorders>
+              <w:top w:val="single" w:color="BFBFBF" w:sz="4"/>
+              <w:left w:val="single" w:color="BFBFBF" w:sz="4"/>
+              <w:bottom w:val="single" w:color="BFBFBF" w:sz="4"/>
+              <w:right w:val="single" w:color="BFBFBF" w:sz="4"/>
+            </w:tcBorders>
+            <w:tcMar>
+              <w:top w:type="dxa" w:w="80"/>
+              <w:left w:type="dxa" w:w="120"/>
+              <w:bottom w:type="dxa" w:w="80"/>
+              <w:right w:type="dxa" w:w="120"/>
+            </w:tcMar>
+          </w:tcPr>
+          <w:p>
+            <w:pPr>
+              <w:spacing w:after="0" w:before="0" w:line="260"/>
+            </w:pPr>
+            <w:r>
+              <w:rPr>
+                <w:rFonts w:ascii="Consolas" w:cs="Consolas" w:eastAsia="Consolas" w:hAnsi="Consolas"/>
+                <w:b w:val="false"/>
+                <w:bCs w:val="false"/>
+                <w:color w:val="1A1A1A"/>
+                <w:sz w:val="19"/>
+                <w:szCs w:val="19"/>
+              </w:rPr>
+              <w:t xml:space="preserve">Distribution</w:t>
+            </w:r>
+          </w:p>
+        </w:tc>
+        <w:tc>
+          <w:tcPr>
+            <w:tcW w:type="dxa" w:w="7160"/>
+            <w:tcBorders>
+              <w:top w:val="single" w:color="BFBFBF" w:sz="4"/>
+              <w:left w:val="single" w:color="BFBFBF" w:sz="4"/>
+              <w:bottom w:val="single" w:color="BFBFBF" w:sz="4"/>
+              <w:right w:val="single" w:color="BFBFBF" w:sz="4"/>
+            </w:tcBorders>
+            <w:tcMar>
+              <w:top w:type="dxa" w:w="80"/>
+              <w:left w:type="dxa" w:w="120"/>
+              <w:bottom w:type="dxa" w:w="80"/>
+              <w:right w:type="dxa" w:w="120"/>
+            </w:tcMar>
+          </w:tcPr>
+          <w:p>
+            <w:pPr>
+              <w:spacing w:after="0" w:before="0" w:line="260"/>
+            </w:pPr>
+            <w:r>
+              <w:rPr>
+                <w:rFonts w:ascii="Calibri" w:cs="Calibri" w:eastAsia="Calibri" w:hAnsi="Calibri"/>
+                <w:b w:val="false"/>
+                <w:bCs w:val="false"/>
+                <w:color w:val="1A1A1A"/>
+                <w:sz w:val="19"/>
+                <w:szCs w:val="19"/>
+              </w:rPr>
+              <w:t xml:space="preserve">Internal · NDA-controlled</w:t>
+            </w:r>
+          </w:p>
+        </w:tc>
+      </w:tr>
+      <w:tr>
+        <w:tc>
+          <w:tcPr>
+            <w:tcW w:type="dxa" w:w="2200"/>
+            <w:tcBorders>
+              <w:top w:val="single" w:color="BFBFBF" w:sz="4"/>
+              <w:left w:val="single" w:color="BFBFBF" w:sz="4"/>
+              <w:bottom w:val="single" w:color="BFBFBF" w:sz="4"/>
+              <w:right w:val="single" w:color="BFBFBF" w:sz="4"/>
+            </w:tcBorders>
+            <w:shd w:fill="F2F2F2" w:val="clear"/>
+            <w:tcMar>
+              <w:top w:type="dxa" w:w="80"/>
+              <w:left w:type="dxa" w:w="120"/>
+              <w:bottom w:type="dxa" w:w="80"/>
+              <w:right w:type="dxa" w:w="120"/>
+            </w:tcMar>
+          </w:tcPr>
+          <w:p>
+            <w:pPr>
+              <w:spacing w:after="0" w:before="0" w:line="260"/>
+            </w:pPr>
+            <w:r>
+              <w:rPr>
+                <w:rFonts w:ascii="Consolas" w:cs="Consolas" w:eastAsia="Consolas" w:hAnsi="Consolas"/>
+                <w:b w:val="false"/>
+                <w:bCs w:val="false"/>
+                <w:color w:val="1A1A1A"/>
+                <w:sz w:val="19"/>
+                <w:szCs w:val="19"/>
+              </w:rPr>
+              <w:t xml:space="preserve">Supersedes</w:t>
+            </w:r>
+          </w:p>
+        </w:tc>
+        <w:tc>
+          <w:tcPr>
+            <w:tcW w:type="dxa" w:w="7160"/>
+            <w:tcBorders>
+              <w:top w:val="single" w:color="BFBFBF" w:sz="4"/>
+              <w:left w:val="single" w:color="BFBFBF" w:sz="4"/>
+              <w:bottom w:val="single" w:color="BFBFBF" w:sz="4"/>
+              <w:right w:val="single" w:color="BFBFBF" w:sz="4"/>
+            </w:tcBorders>
+            <w:shd w:fill="F2F2F2" w:val="clear"/>
+            <w:tcMar>
+              <w:top w:type="dxa" w:w="80"/>
+              <w:left w:type="dxa" w:w="120"/>
+              <w:bottom w:type="dxa" w:w="80"/>
+              <w:right w:type="dxa" w:w="120"/>
+            </w:tcMar>
+          </w:tcPr>
+          <w:p>
+            <w:pPr>
+              <w:spacing w:after="0" w:before="0" w:line="260"/>
+            </w:pPr>
+            <w:r>
+              <w:rPr>
+                <w:rFonts w:ascii="Calibri" w:cs="Calibri" w:eastAsia="Calibri" w:hAnsi="Calibri"/>
+                <w:b w:val="false"/>
+                <w:bCs w:val="false"/>
+                <w:color w:val="1A1A1A"/>
+                <w:sz w:val="19"/>
+                <w:szCs w:val="19"/>
+              </w:rPr>
+              <w:t xml:space="preserve">Any prior description of the same subject in earlier release notes or technotes</w:t>
+            </w:r>
+          </w:p>
+        </w:tc>
+      </w:tr>
+    </w:tbl>
+    <w:p>
+      <w:pPr>
+        <w:spacing w:after="60" w:before="60" w:line="280"/>
         <w:jc w:val="left"/>
       </w:pPr>
       <w:r>
@@ -150,16 +1029,33 @@
           <w:bCs w:val="false"/>
           <w:i w:val="false"/>
           <w:iCs w:val="false"/>
-          <w:color w:val="000000"/>
-          <w:sz w:val="20"/>
-          <w:szCs w:val="20"/>
-        </w:rPr>
-        <w:t xml:space="preserve">Conventional retrieval-augmented generation (RAG) treats text as the substrate and vectors as the index. Information Physics inverts this: relational anchors are the substrate, and language is the renderer. Every record in the system is a self-describing observation in bracket notation; every relationship between records is a precomputed deterministic anchor; every retrieval is a graph lookup, not a similarity search.</w:t>
-      </w:r>
-    </w:p>
-    <w:p>
-      <w:pPr>
-        <w:spacing w:after="60" w:before="60"/>
+          <w:color w:val="1A1A1A"/>
+          <w:sz w:val="21"/>
+          <w:szCs w:val="21"/>
+        </w:rPr>
+        <w:t xml:space="preserve"/>
+      </w:r>
+    </w:p>
+    <w:p>
+      <w:pPr>
+        <w:pStyle w:val="Heading2"/>
+        <w:spacing w:after="100" w:before="240" w:line="300"/>
+      </w:pPr>
+      <w:r>
+        <w:rPr>
+          <w:rFonts w:ascii="Calibri" w:cs="Calibri" w:eastAsia="Calibri" w:hAnsi="Calibri"/>
+          <w:b/>
+          <w:bCs/>
+          <w:color w:val="2E5090"/>
+          <w:sz w:val="26"/>
+          <w:szCs w:val="26"/>
+        </w:rPr>
+        <w:t xml:space="preserve">Abstract</w:t>
+      </w:r>
+    </w:p>
+    <w:p>
+      <w:pPr>
+        <w:spacing w:after="60" w:before="60" w:line="280"/>
         <w:jc w:val="left"/>
       </w:pPr>
       <w:r>
@@ -169,18 +1065,122 @@
           <w:bCs w:val="false"/>
           <w:i w:val="false"/>
           <w:iCs w:val="false"/>
-          <w:color w:val="000000"/>
-          <w:sz w:val="20"/>
-          <w:szCs w:val="20"/>
-        </w:rPr>
-        <w:t xml:space="preserve">This document is the structural overview. For deeper algorithmic detail, see the cue-extraction technote, the substrate-trim technote, and the MRO lifecycle technote.</w:t>
+          <w:color w:val="1A1A1A"/>
+          <w:sz w:val="21"/>
+          <w:szCs w:val="21"/>
+        </w:rPr>
+        <w:t xml:space="preserve">Big-picture overview of Information Physics for engineering, business, and counsel audiences. Covers the three-layer data model (AIO / HSL / MRO), the four ChatAIO retrieval modes, the three trade-secret invariants that distinguish this from a conventional embedding-RAG implementation, the implementation stack, the demo dataset profile, and the V4.6+ roadmap. Pairs with the deeper algorithmic technotes (Cue Extraction, Substrate Diversity &amp; Dedup, MRO Lifecycle &amp; Linkage).</w:t>
+      </w:r>
+    </w:p>
+    <w:p>
+      <w:pPr>
+        <w:spacing w:after="60" w:before="60" w:line="280"/>
+        <w:jc w:val="left"/>
+      </w:pPr>
+      <w:r>
+        <w:rPr>
+          <w:rFonts w:ascii="Calibri" w:cs="Calibri" w:eastAsia="Calibri" w:hAnsi="Calibri"/>
+          <w:b w:val="false"/>
+          <w:bCs w:val="false"/>
+          <w:i w:val="false"/>
+          <w:iCs w:val="false"/>
+          <w:color w:val="1A1A1A"/>
+          <w:sz w:val="21"/>
+          <w:szCs w:val="21"/>
+        </w:rPr>
+        <w:t xml:space="preserve"/>
+      </w:r>
+    </w:p>
+    <w:tbl>
+      <w:tblPr>
+        <w:tblW w:type="dxa" w:w="9360"/>
+        <w:tblBorders>
+          <w:top w:val="single" w:color="auto" w:sz="4"/>
+          <w:left w:val="single" w:color="auto" w:sz="4"/>
+          <w:bottom w:val="single" w:color="auto" w:sz="4"/>
+          <w:right w:val="single" w:color="auto" w:sz="4"/>
+          <w:insideH w:val="single" w:color="auto" w:sz="4"/>
+          <w:insideV w:val="single" w:color="auto" w:sz="4"/>
+        </w:tblBorders>
+      </w:tblPr>
+      <w:tblGrid>
+        <w:gridCol w:w="9360"/>
+      </w:tblGrid>
+      <w:tr>
+        <w:tc>
+          <w:tcPr>
+            <w:tcW w:type="dxa" w:w="9360"/>
+            <w:tcBorders>
+              <w:top w:val="single" w:color="C09853" w:sz="12"/>
+              <w:left w:val="single" w:color="C09853" w:sz="12"/>
+              <w:bottom w:val="single" w:color="C09853" w:sz="4"/>
+              <w:right w:val="single" w:color="C09853" w:sz="4"/>
+            </w:tcBorders>
+            <w:shd w:fill="FFF8E7" w:val="clear"/>
+            <w:tcMar>
+              <w:top w:type="dxa" w:w="140"/>
+              <w:left w:type="dxa" w:w="200"/>
+              <w:bottom w:type="dxa" w:w="140"/>
+              <w:right w:type="dxa" w:w="200"/>
+            </w:tcMar>
+          </w:tcPr>
+          <w:p>
+            <w:pPr>
+              <w:spacing w:after="80" w:before="0"/>
+            </w:pPr>
+            <w:r>
+              <w:rPr>
+                <w:rFonts w:ascii="Calibri" w:cs="Calibri" w:eastAsia="Calibri" w:hAnsi="Calibri"/>
+                <w:b/>
+                <w:bCs/>
+                <w:color w:val="C09853"/>
+                <w:sz w:val="20"/>
+                <w:szCs w:val="20"/>
+              </w:rPr>
+              <w:t xml:space="preserve">Reading this document</w:t>
+            </w:r>
+          </w:p>
+          <w:p>
+            <w:pPr>
+              <w:spacing w:after="0" w:before="0" w:line="280"/>
+            </w:pPr>
+            <w:r>
+              <w:rPr>
+                <w:rFonts w:ascii="Calibri" w:cs="Calibri" w:eastAsia="Calibri" w:hAnsi="Calibri"/>
+                <w:color w:val="1A1A1A"/>
+                <w:sz w:val="21"/>
+                <w:szCs w:val="21"/>
+              </w:rPr>
+              <w:t xml:space="preserve">Section numbers are stable across revisions of this document; cross-references can rely on §N notation. Code snippets are illustrative — the canonical source is the file path called out in the Provenance section. Any inconsistency between this document and the source code should be reconciled by editing this document, not the code.</w:t>
+            </w:r>
+          </w:p>
+        </w:tc>
+      </w:tr>
+    </w:tbl>
+    <w:p>
+      <w:r>
+        <w:br w:type="page"/>
       </w:r>
     </w:p>
     <w:p>
       <w:pPr>
         <w:pStyle w:val="Heading1"/>
-        <w:spacing w:after="140" w:before="280"/>
-      </w:pPr>
+        <w:pBdr>
+          <w:bottom w:val="single" w:color="1F3864" w:sz="8" w:space="4"/>
+        </w:pBdr>
+        <w:spacing w:after="160" w:before="360" w:line="320"/>
+      </w:pPr>
+      <w:r>
+        <w:rPr>
+          <w:rFonts w:ascii="Calibri" w:cs="Calibri" w:eastAsia="Calibri" w:hAnsi="Calibri"/>
+          <w:b/>
+          <w:bCs/>
+          <w:color w:val="C09853"/>
+          <w:sz w:val="32"/>
+          <w:szCs w:val="32"/>
+        </w:rPr>
+        <w:t xml:space="preserve">§1.  </w:t>
+      </w:r>
       <w:r>
         <w:rPr>
           <w:rFonts w:ascii="Calibri" w:cs="Calibri" w:eastAsia="Calibri" w:hAnsi="Calibri"/>
@@ -190,13 +1190,82 @@
           <w:sz w:val="32"/>
           <w:szCs w:val="32"/>
         </w:rPr>
-        <w:t xml:space="preserve">2. The Three Layers</w:t>
+        <w:t xml:space="preserve">The Premise</w:t>
+      </w:r>
+    </w:p>
+    <w:p>
+      <w:pPr>
+        <w:spacing w:after="60" w:before="60" w:line="280"/>
+        <w:jc w:val="left"/>
+      </w:pPr>
+      <w:r>
+        <w:rPr>
+          <w:rFonts w:ascii="Calibri" w:cs="Calibri" w:eastAsia="Calibri" w:hAnsi="Calibri"/>
+          <w:b w:val="false"/>
+          <w:bCs w:val="false"/>
+          <w:i w:val="false"/>
+          <w:iCs w:val="false"/>
+          <w:color w:val="1A1A1A"/>
+          <w:sz w:val="21"/>
+          <w:szCs w:val="21"/>
+        </w:rPr>
+        <w:t xml:space="preserve">Conventional retrieval-augmented generation (RAG) treats text as the substrate and vectors as the index. Information Physics inverts this: relational anchors are the substrate, and language is the renderer. Every record in the system is a self-describing observation in bracket notation; every relationship between records is a precomputed deterministic anchor; every retrieval is a graph lookup, not a similarity search.</w:t>
+      </w:r>
+    </w:p>
+    <w:p>
+      <w:pPr>
+        <w:spacing w:after="60" w:before="60" w:line="280"/>
+        <w:jc w:val="left"/>
+      </w:pPr>
+      <w:r>
+        <w:rPr>
+          <w:rFonts w:ascii="Calibri" w:cs="Calibri" w:eastAsia="Calibri" w:hAnsi="Calibri"/>
+          <w:b w:val="false"/>
+          <w:bCs w:val="false"/>
+          <w:i w:val="false"/>
+          <w:iCs w:val="false"/>
+          <w:color w:val="1A1A1A"/>
+          <w:sz w:val="21"/>
+          <w:szCs w:val="21"/>
+        </w:rPr>
+        <w:t xml:space="preserve">This document is the structural overview. For deeper algorithmic detail, see the Cue Extraction technote, the Substrate Diversity &amp; Dedup technote, and the MRO Lifecycle &amp; Linkage technote.</w:t>
+      </w:r>
+    </w:p>
+    <w:p>
+      <w:pPr>
+        <w:pStyle w:val="Heading1"/>
+        <w:pBdr>
+          <w:bottom w:val="single" w:color="1F3864" w:sz="8" w:space="4"/>
+        </w:pBdr>
+        <w:spacing w:after="160" w:before="360" w:line="320"/>
+      </w:pPr>
+      <w:r>
+        <w:rPr>
+          <w:rFonts w:ascii="Calibri" w:cs="Calibri" w:eastAsia="Calibri" w:hAnsi="Calibri"/>
+          <w:b/>
+          <w:bCs/>
+          <w:color w:val="C09853"/>
+          <w:sz w:val="32"/>
+          <w:szCs w:val="32"/>
+        </w:rPr>
+        <w:t xml:space="preserve">§2.  </w:t>
+      </w:r>
+      <w:r>
+        <w:rPr>
+          <w:rFonts w:ascii="Calibri" w:cs="Calibri" w:eastAsia="Calibri" w:hAnsi="Calibri"/>
+          <w:b/>
+          <w:bCs/>
+          <w:color w:val="1F3864"/>
+          <w:sz w:val="32"/>
+          <w:szCs w:val="32"/>
+        </w:rPr>
+        <w:t xml:space="preserve">The Three Layers</w:t>
       </w:r>
     </w:p>
     <w:p>
       <w:pPr>
         <w:pStyle w:val="Heading2"/>
-        <w:spacing w:after="100" w:before="220"/>
+        <w:spacing w:after="100" w:before="240" w:line="300"/>
       </w:pPr>
       <w:r>
         <w:rPr>
@@ -207,12 +1276,12 @@
           <w:sz w:val="26"/>
           <w:szCs w:val="26"/>
         </w:rPr>
-        <w:t xml:space="preserve">2.1 AIOs (Layer 1 — Observation)</w:t>
-      </w:r>
-    </w:p>
-    <w:p>
-      <w:pPr>
-        <w:spacing w:after="60" w:before="60"/>
+        <w:t xml:space="preserve">2.1  AIOs (Layer 1 — Observation)</w:t>
+      </w:r>
+    </w:p>
+    <w:p>
+      <w:pPr>
+        <w:spacing w:after="60" w:before="60" w:line="280"/>
         <w:jc w:val="left"/>
       </w:pPr>
       <w:r>
@@ -222,35 +1291,113 @@
           <w:bCs w:val="false"/>
           <w:i w:val="false"/>
           <w:iCs w:val="false"/>
-          <w:color w:val="000000"/>
-          <w:sz w:val="20"/>
-          <w:szCs w:val="20"/>
+          <w:color w:val="1A1A1A"/>
+          <w:sz w:val="21"/>
+          <w:szCs w:val="21"/>
         </w:rPr>
         <w:t xml:space="preserve">Associated Information Objects. Every CSV row, every PDF table cell, every ingested record becomes one AIO — a string of bracket-notation tokens [Key.Value][Key.Value]… stored as a single row in aio_data with up to 50 element columns. AIOs are the only first-class data citizens; every higher layer is derived from them.</w:t>
       </w:r>
     </w:p>
-    <w:p>
-      <w:pPr>
-        <w:shd w:fill="F2F2F2" w:val="clear"/>
-        <w:spacing w:after="80" w:before="80"/>
-      </w:pPr>
-      <w:r>
-        <w:rPr>
-          <w:rFonts w:ascii="Consolas" w:cs="Consolas" w:eastAsia="Consolas" w:hAnsi="Consolas"/>
-          <w:color w:val="111111"/>
-          <w:sz w:val="17"/>
-          <w:szCs w:val="17"/>
-        </w:rPr>
-        <w:t xml:space="preserve">[OriginalCSV.acc_rfis.csv][Project ID.PRJ-003]
-[Title.EV Charging Conduit Routing][Status.Open]
-[Submitted By.Angela Brooks][Assigned To.Sarah Mitchell]
-[Priority.Low][Discipline.Electrical]</w:t>
-      </w:r>
-    </w:p>
+    <w:tbl>
+      <w:tblPr>
+        <w:tblW w:type="dxa" w:w="9360"/>
+        <w:tblBorders>
+          <w:top w:val="single" w:color="auto" w:sz="4"/>
+          <w:left w:val="single" w:color="auto" w:sz="4"/>
+          <w:bottom w:val="single" w:color="auto" w:sz="4"/>
+          <w:right w:val="single" w:color="auto" w:sz="4"/>
+          <w:insideH w:val="single" w:color="auto" w:sz="4"/>
+          <w:insideV w:val="single" w:color="auto" w:sz="4"/>
+        </w:tblBorders>
+      </w:tblPr>
+      <w:tblGrid>
+        <w:gridCol w:w="9360"/>
+      </w:tblGrid>
+      <w:tr>
+        <w:tc>
+          <w:tcPr>
+            <w:tcW w:type="dxa" w:w="9360"/>
+            <w:tcBorders>
+              <w:top w:val="single" w:color="DCDCDC" w:sz="4"/>
+              <w:left w:val="single" w:color="DCDCDC" w:sz="4"/>
+              <w:bottom w:val="single" w:color="DCDCDC" w:sz="4"/>
+              <w:right w:val="single" w:color="DCDCDC" w:sz="4"/>
+            </w:tcBorders>
+            <w:shd w:fill="F2F2F2" w:val="clear"/>
+            <w:tcMar>
+              <w:top w:type="dxa" w:w="100"/>
+              <w:left w:type="dxa" w:w="200"/>
+              <w:bottom w:type="dxa" w:w="100"/>
+              <w:right w:type="dxa" w:w="200"/>
+            </w:tcMar>
+          </w:tcPr>
+          <w:p>
+            <w:pPr>
+              <w:shd w:fill="F2F2F2" w:val="clear"/>
+              <w:spacing w:after="0" w:before="0" w:line="240"/>
+            </w:pPr>
+            <w:r>
+              <w:rPr>
+                <w:rFonts w:ascii="Consolas" w:cs="Consolas" w:eastAsia="Consolas" w:hAnsi="Consolas"/>
+                <w:color w:val="111111"/>
+                <w:sz w:val="18"/>
+                <w:szCs w:val="18"/>
+              </w:rPr>
+              <w:t xml:space="preserve">[OriginalCSV.acc_rfis.csv][Project ID.PRJ-003]</w:t>
+            </w:r>
+          </w:p>
+          <w:p>
+            <w:pPr>
+              <w:shd w:fill="F2F2F2" w:val="clear"/>
+              <w:spacing w:after="0" w:before="0" w:line="240"/>
+            </w:pPr>
+            <w:r>
+              <w:rPr>
+                <w:rFonts w:ascii="Consolas" w:cs="Consolas" w:eastAsia="Consolas" w:hAnsi="Consolas"/>
+                <w:color w:val="111111"/>
+                <w:sz w:val="18"/>
+                <w:szCs w:val="18"/>
+              </w:rPr>
+              <w:t xml:space="preserve">[Title.EV Charging Conduit Routing][Status.Open]</w:t>
+            </w:r>
+          </w:p>
+          <w:p>
+            <w:pPr>
+              <w:shd w:fill="F2F2F2" w:val="clear"/>
+              <w:spacing w:after="0" w:before="0" w:line="240"/>
+            </w:pPr>
+            <w:r>
+              <w:rPr>
+                <w:rFonts w:ascii="Consolas" w:cs="Consolas" w:eastAsia="Consolas" w:hAnsi="Consolas"/>
+                <w:color w:val="111111"/>
+                <w:sz w:val="18"/>
+                <w:szCs w:val="18"/>
+              </w:rPr>
+              <w:t xml:space="preserve">[Submitted By.Angela Brooks][Assigned To.Sarah Mitchell]</w:t>
+            </w:r>
+          </w:p>
+          <w:p>
+            <w:pPr>
+              <w:shd w:fill="F2F2F2" w:val="clear"/>
+              <w:spacing w:after="0" w:before="0" w:line="240"/>
+            </w:pPr>
+            <w:r>
+              <w:rPr>
+                <w:rFonts w:ascii="Consolas" w:cs="Consolas" w:eastAsia="Consolas" w:hAnsi="Consolas"/>
+                <w:color w:val="111111"/>
+                <w:sz w:val="18"/>
+                <w:szCs w:val="18"/>
+              </w:rPr>
+              <w:t xml:space="preserve">[Priority.Low][Discipline.Electrical]</w:t>
+            </w:r>
+          </w:p>
+        </w:tc>
+      </w:tr>
+    </w:tbl>
     <w:p>
       <w:pPr>
         <w:pStyle w:val="Heading2"/>
-        <w:spacing w:after="100" w:before="220"/>
+        <w:spacing w:after="100" w:before="240" w:line="300"/>
       </w:pPr>
       <w:r>
         <w:rPr>
@@ -261,12 +1408,12 @@
           <w:sz w:val="26"/>
           <w:szCs w:val="26"/>
         </w:rPr>
-        <w:t xml:space="preserve">2.2 HSLs (Relational — Anchor)</w:t>
-      </w:r>
-    </w:p>
-    <w:p>
-      <w:pPr>
-        <w:spacing w:after="60" w:before="60"/>
+        <w:t xml:space="preserve">2.2  HSLs (Relational — Anchor)</w:t>
+      </w:r>
+    </w:p>
+    <w:p>
+      <w:pPr>
+        <w:spacing w:after="60" w:before="60" w:line="280"/>
         <w:jc w:val="left"/>
       </w:pPr>
       <w:r>
@@ -276,16 +1423,16 @@
           <w:bCs w:val="false"/>
           <w:i w:val="false"/>
           <w:iCs w:val="false"/>
-          <w:color w:val="000000"/>
-          <w:sz w:val="20"/>
-          <w:szCs w:val="20"/>
+          <w:color w:val="1A1A1A"/>
+          <w:sz w:val="21"/>
+          <w:szCs w:val="21"/>
         </w:rPr>
         <w:t xml:space="preserve">Hyper-Semantic Layer records. For every [Key.Value] pair shared by two or more AIOs, an HSL is synthesized whose name encodes the anchor and whose member list points to the contributing AIOs. Stored in hsl_data + hsl_member. The HSL topology is a deterministic function of the AIO set — recomputable, never hand-edited.</w:t>
       </w:r>
     </w:p>
     <w:p>
       <w:pPr>
-        <w:spacing w:after="60" w:before="60"/>
+        <w:spacing w:after="60" w:before="60" w:line="280"/>
         <w:jc w:val="left"/>
       </w:pPr>
       <w:r>
@@ -295,16 +1442,16 @@
           <w:bCs w:val="false"/>
           <w:i w:val="false"/>
           <w:iCs w:val="false"/>
-          <w:color w:val="000000"/>
-          <w:sz w:val="20"/>
-          <w:szCs w:val="20"/>
+          <w:color w:val="1A1A1A"/>
+          <w:sz w:val="21"/>
+          <w:szCs w:val="21"/>
         </w:rPr>
         <w:t xml:space="preserve">Example: an HSL named [Project ID.PRJ-003].hsl whose hsl_member rows list every acc_rfis, acc_issues, acc_submittals row that contains [Project ID.PRJ-003] in its element columns. Querying by HSL name is O(1); the members are the join.</w:t>
       </w:r>
     </w:p>
     <w:p>
       <w:pPr>
-        <w:spacing w:after="60" w:before="60"/>
+        <w:spacing w:after="60" w:before="60" w:line="280"/>
         <w:jc w:val="left"/>
       </w:pPr>
       <w:r>
@@ -314,9 +1461,9 @@
           <w:bCs w:val="false"/>
           <w:i w:val="false"/>
           <w:iCs w:val="false"/>
-          <w:color w:val="000000"/>
-          <w:sz w:val="20"/>
-          <w:szCs w:val="20"/>
+          <w:color w:val="1A1A1A"/>
+          <w:sz w:val="21"/>
+          <w:szCs w:val="21"/>
         </w:rPr>
         <w:t xml:space="preserve">Every AIO insert / update fires synth_hsls_for_aio inline (added in migration 023), so the topology stays coherent without operator intervention. Bulk HSL Build is now a recovery / forensic tool, not a routine action.</w:t>
       </w:r>
@@ -324,7 +1471,7 @@
     <w:p>
       <w:pPr>
         <w:pStyle w:val="Heading2"/>
-        <w:spacing w:after="100" w:before="220"/>
+        <w:spacing w:after="100" w:before="240" w:line="300"/>
       </w:pPr>
       <w:r>
         <w:rPr>
@@ -335,12 +1482,12 @@
           <w:sz w:val="26"/>
           <w:szCs w:val="26"/>
         </w:rPr>
-        <w:t xml:space="preserve">2.3 MROs (Layer 2 — Memory)</w:t>
-      </w:r>
-    </w:p>
-    <w:p>
-      <w:pPr>
-        <w:spacing w:after="60" w:before="60"/>
+        <w:t xml:space="preserve">2.3  MROs (Layer 2 — Memory)</w:t>
+      </w:r>
+    </w:p>
+    <w:p>
+      <w:pPr>
+        <w:spacing w:after="60" w:before="60" w:line="280"/>
         <w:jc w:val="left"/>
       </w:pPr>
       <w:r>
@@ -350,23 +1497,347 @@
           <w:bCs w:val="false"/>
           <w:i w:val="false"/>
           <w:iCs w:val="false"/>
-          <w:color w:val="000000"/>
-          <w:sz w:val="20"/>
-          <w:szCs w:val="20"/>
-        </w:rPr>
-        <w:t xml:space="preserve">Memory Result Objects. Every successful Recall or Live Search persists its retrieval episode { query, cue_set, seed_hsls, result_text, trust_score, confidence } as an MRO. On subsequent queries, the MRO layer is searched first: at score ≥ 0.85 the prior reply is returned directly (zero LLM cost); at score ≥ 0.50 it's injected as framing context; at score ≥ 0.30 its cue_set is unioned with the fresh extraction. trust_score on each MRO is bumped on reuse, so frequently-useful episodes rise to the top of the priors-by-relevance ranking.</w:t>
-      </w:r>
-    </w:p>
-    <w:p>
-      <w:r>
-        <w:br w:type="page"/>
-      </w:r>
-    </w:p>
+          <w:color w:val="1A1A1A"/>
+          <w:sz w:val="21"/>
+          <w:szCs w:val="21"/>
+        </w:rPr>
+        <w:t xml:space="preserve">Memory Result Objects. Every successful Recall or Live Search persists its retrieval episode { query, cue_set, seed_hsls, result_text, trust_score, confidence } as an MRO. On subsequent queries, the MRO layer is searched first.</w:t>
+      </w:r>
+    </w:p>
+    <w:p>
+      <w:pPr>
+        <w:spacing w:after="60" w:before="60" w:line="280"/>
+        <w:jc w:val="left"/>
+      </w:pPr>
+      <w:r>
+        <w:rPr>
+          <w:rFonts w:ascii="Calibri" w:cs="Calibri" w:eastAsia="Calibri" w:hAnsi="Calibri"/>
+          <w:b w:val="false"/>
+          <w:bCs w:val="false"/>
+          <w:i w:val="false"/>
+          <w:iCs w:val="false"/>
+          <w:color w:val="1A1A1A"/>
+          <w:sz w:val="21"/>
+          <w:szCs w:val="21"/>
+        </w:rPr>
+        <w:t xml:space="preserve"/>
+      </w:r>
+    </w:p>
+    <w:tbl>
+      <w:tblPr>
+        <w:tblW w:type="dxa" w:w="9360"/>
+        <w:tblBorders>
+          <w:top w:val="single" w:color="auto" w:sz="4"/>
+          <w:left w:val="single" w:color="auto" w:sz="4"/>
+          <w:bottom w:val="single" w:color="auto" w:sz="4"/>
+          <w:right w:val="single" w:color="auto" w:sz="4"/>
+          <w:insideH w:val="single" w:color="auto" w:sz="4"/>
+          <w:insideV w:val="single" w:color="auto" w:sz="4"/>
+        </w:tblBorders>
+      </w:tblPr>
+      <w:tblGrid>
+        <w:gridCol w:w="1800"/>
+        <w:gridCol w:w="7560"/>
+      </w:tblGrid>
+      <w:tr>
+        <w:trPr>
+          <w:tblHeader/>
+        </w:trPr>
+        <w:tc>
+          <w:tcPr>
+            <w:tcW w:type="dxa" w:w="1800"/>
+            <w:tcBorders>
+              <w:top w:val="single" w:color="BFBFBF" w:sz="4"/>
+              <w:left w:val="single" w:color="BFBFBF" w:sz="4"/>
+              <w:bottom w:val="single" w:color="BFBFBF" w:sz="4"/>
+              <w:right w:val="single" w:color="BFBFBF" w:sz="4"/>
+            </w:tcBorders>
+            <w:shd w:fill="F2F2F2" w:val="clear"/>
+            <w:tcMar>
+              <w:top w:type="dxa" w:w="80"/>
+              <w:left w:type="dxa" w:w="120"/>
+              <w:bottom w:type="dxa" w:w="80"/>
+              <w:right w:type="dxa" w:w="120"/>
+            </w:tcMar>
+          </w:tcPr>
+          <w:p>
+            <w:pPr>
+              <w:spacing w:after="0" w:before="0" w:line="260"/>
+            </w:pPr>
+            <w:r>
+              <w:rPr>
+                <w:rFonts w:ascii="Calibri" w:cs="Calibri" w:eastAsia="Calibri" w:hAnsi="Calibri"/>
+                <w:b/>
+                <w:bCs/>
+                <w:color w:val="1A1A1A"/>
+                <w:sz w:val="19"/>
+                <w:szCs w:val="19"/>
+              </w:rPr>
+              <w:t xml:space="preserve">Score tier</w:t>
+            </w:r>
+          </w:p>
+        </w:tc>
+        <w:tc>
+          <w:tcPr>
+            <w:tcW w:type="dxa" w:w="7560"/>
+            <w:tcBorders>
+              <w:top w:val="single" w:color="BFBFBF" w:sz="4"/>
+              <w:left w:val="single" w:color="BFBFBF" w:sz="4"/>
+              <w:bottom w:val="single" w:color="BFBFBF" w:sz="4"/>
+              <w:right w:val="single" w:color="BFBFBF" w:sz="4"/>
+            </w:tcBorders>
+            <w:shd w:fill="F2F2F2" w:val="clear"/>
+            <w:tcMar>
+              <w:top w:type="dxa" w:w="80"/>
+              <w:left w:type="dxa" w:w="120"/>
+              <w:bottom w:type="dxa" w:w="80"/>
+              <w:right w:type="dxa" w:w="120"/>
+            </w:tcMar>
+          </w:tcPr>
+          <w:p>
+            <w:pPr>
+              <w:spacing w:after="0" w:before="0" w:line="260"/>
+            </w:pPr>
+            <w:r>
+              <w:rPr>
+                <w:rFonts w:ascii="Calibri" w:cs="Calibri" w:eastAsia="Calibri" w:hAnsi="Calibri"/>
+                <w:b/>
+                <w:bCs/>
+                <w:color w:val="1A1A1A"/>
+                <w:sz w:val="19"/>
+                <w:szCs w:val="19"/>
+              </w:rPr>
+              <w:t xml:space="preserve">Behavior</w:t>
+            </w:r>
+          </w:p>
+        </w:tc>
+      </w:tr>
+      <w:tr>
+        <w:tc>
+          <w:tcPr>
+            <w:tcW w:type="dxa" w:w="1800"/>
+            <w:tcBorders>
+              <w:top w:val="single" w:color="BFBFBF" w:sz="4"/>
+              <w:left w:val="single" w:color="BFBFBF" w:sz="4"/>
+              <w:bottom w:val="single" w:color="BFBFBF" w:sz="4"/>
+              <w:right w:val="single" w:color="BFBFBF" w:sz="4"/>
+            </w:tcBorders>
+            <w:tcMar>
+              <w:top w:type="dxa" w:w="80"/>
+              <w:left w:type="dxa" w:w="120"/>
+              <w:bottom w:type="dxa" w:w="80"/>
+              <w:right w:type="dxa" w:w="120"/>
+            </w:tcMar>
+          </w:tcPr>
+          <w:p>
+            <w:pPr>
+              <w:spacing w:after="0" w:before="0" w:line="260"/>
+            </w:pPr>
+            <w:r>
+              <w:rPr>
+                <w:rFonts w:ascii="Calibri" w:cs="Calibri" w:eastAsia="Calibri" w:hAnsi="Calibri"/>
+                <w:b w:val="false"/>
+                <w:bCs w:val="false"/>
+                <w:color w:val="1A1A1A"/>
+                <w:sz w:val="19"/>
+                <w:szCs w:val="19"/>
+              </w:rPr>
+              <w:t xml:space="preserve">≥ 0.85</w:t>
+            </w:r>
+          </w:p>
+        </w:tc>
+        <w:tc>
+          <w:tcPr>
+            <w:tcW w:type="dxa" w:w="7560"/>
+            <w:tcBorders>
+              <w:top w:val="single" w:color="BFBFBF" w:sz="4"/>
+              <w:left w:val="single" w:color="BFBFBF" w:sz="4"/>
+              <w:bottom w:val="single" w:color="BFBFBF" w:sz="4"/>
+              <w:right w:val="single" w:color="BFBFBF" w:sz="4"/>
+            </w:tcBorders>
+            <w:tcMar>
+              <w:top w:type="dxa" w:w="80"/>
+              <w:left w:type="dxa" w:w="120"/>
+              <w:bottom w:type="dxa" w:w="80"/>
+              <w:right w:type="dxa" w:w="120"/>
+            </w:tcMar>
+          </w:tcPr>
+          <w:p>
+            <w:pPr>
+              <w:spacing w:after="0" w:before="0" w:line="260"/>
+            </w:pPr>
+            <w:r>
+              <w:rPr>
+                <w:rFonts w:ascii="Calibri" w:cs="Calibri" w:eastAsia="Calibri" w:hAnsi="Calibri"/>
+                <w:b w:val="false"/>
+                <w:bCs w:val="false"/>
+                <w:color w:val="1A1A1A"/>
+                <w:sz w:val="19"/>
+                <w:szCs w:val="19"/>
+              </w:rPr>
+              <w:t xml:space="preserve">Prior reply returned directly (zero LLM cost)</w:t>
+            </w:r>
+          </w:p>
+        </w:tc>
+      </w:tr>
+      <w:tr>
+        <w:tc>
+          <w:tcPr>
+            <w:tcW w:type="dxa" w:w="1800"/>
+            <w:tcBorders>
+              <w:top w:val="single" w:color="BFBFBF" w:sz="4"/>
+              <w:left w:val="single" w:color="BFBFBF" w:sz="4"/>
+              <w:bottom w:val="single" w:color="BFBFBF" w:sz="4"/>
+              <w:right w:val="single" w:color="BFBFBF" w:sz="4"/>
+            </w:tcBorders>
+            <w:shd w:fill="F2F2F2" w:val="clear"/>
+            <w:tcMar>
+              <w:top w:type="dxa" w:w="80"/>
+              <w:left w:type="dxa" w:w="120"/>
+              <w:bottom w:type="dxa" w:w="80"/>
+              <w:right w:type="dxa" w:w="120"/>
+            </w:tcMar>
+          </w:tcPr>
+          <w:p>
+            <w:pPr>
+              <w:spacing w:after="0" w:before="0" w:line="260"/>
+            </w:pPr>
+            <w:r>
+              <w:rPr>
+                <w:rFonts w:ascii="Calibri" w:cs="Calibri" w:eastAsia="Calibri" w:hAnsi="Calibri"/>
+                <w:b w:val="false"/>
+                <w:bCs w:val="false"/>
+                <w:color w:val="1A1A1A"/>
+                <w:sz w:val="19"/>
+                <w:szCs w:val="19"/>
+              </w:rPr>
+              <w:t xml:space="preserve">≥ 0.50</w:t>
+            </w:r>
+          </w:p>
+        </w:tc>
+        <w:tc>
+          <w:tcPr>
+            <w:tcW w:type="dxa" w:w="7560"/>
+            <w:tcBorders>
+              <w:top w:val="single" w:color="BFBFBF" w:sz="4"/>
+              <w:left w:val="single" w:color="BFBFBF" w:sz="4"/>
+              <w:bottom w:val="single" w:color="BFBFBF" w:sz="4"/>
+              <w:right w:val="single" w:color="BFBFBF" w:sz="4"/>
+            </w:tcBorders>
+            <w:shd w:fill="F2F2F2" w:val="clear"/>
+            <w:tcMar>
+              <w:top w:type="dxa" w:w="80"/>
+              <w:left w:type="dxa" w:w="120"/>
+              <w:bottom w:type="dxa" w:w="80"/>
+              <w:right w:type="dxa" w:w="120"/>
+            </w:tcMar>
+          </w:tcPr>
+          <w:p>
+            <w:pPr>
+              <w:spacing w:after="0" w:before="0" w:line="260"/>
+            </w:pPr>
+            <w:r>
+              <w:rPr>
+                <w:rFonts w:ascii="Calibri" w:cs="Calibri" w:eastAsia="Calibri" w:hAnsi="Calibri"/>
+                <w:b w:val="false"/>
+                <w:bCs w:val="false"/>
+                <w:color w:val="1A1A1A"/>
+                <w:sz w:val="19"/>
+                <w:szCs w:val="19"/>
+              </w:rPr>
+              <w:t xml:space="preserve">Injected as framing context in the substrate envelope</w:t>
+            </w:r>
+          </w:p>
+        </w:tc>
+      </w:tr>
+      <w:tr>
+        <w:tc>
+          <w:tcPr>
+            <w:tcW w:type="dxa" w:w="1800"/>
+            <w:tcBorders>
+              <w:top w:val="single" w:color="BFBFBF" w:sz="4"/>
+              <w:left w:val="single" w:color="BFBFBF" w:sz="4"/>
+              <w:bottom w:val="single" w:color="BFBFBF" w:sz="4"/>
+              <w:right w:val="single" w:color="BFBFBF" w:sz="4"/>
+            </w:tcBorders>
+            <w:tcMar>
+              <w:top w:type="dxa" w:w="80"/>
+              <w:left w:type="dxa" w:w="120"/>
+              <w:bottom w:type="dxa" w:w="80"/>
+              <w:right w:type="dxa" w:w="120"/>
+            </w:tcMar>
+          </w:tcPr>
+          <w:p>
+            <w:pPr>
+              <w:spacing w:after="0" w:before="0" w:line="260"/>
+            </w:pPr>
+            <w:r>
+              <w:rPr>
+                <w:rFonts w:ascii="Calibri" w:cs="Calibri" w:eastAsia="Calibri" w:hAnsi="Calibri"/>
+                <w:b w:val="false"/>
+                <w:bCs w:val="false"/>
+                <w:color w:val="1A1A1A"/>
+                <w:sz w:val="19"/>
+                <w:szCs w:val="19"/>
+              </w:rPr>
+              <w:t xml:space="preserve">≥ 0.30</w:t>
+            </w:r>
+          </w:p>
+        </w:tc>
+        <w:tc>
+          <w:tcPr>
+            <w:tcW w:type="dxa" w:w="7560"/>
+            <w:tcBorders>
+              <w:top w:val="single" w:color="BFBFBF" w:sz="4"/>
+              <w:left w:val="single" w:color="BFBFBF" w:sz="4"/>
+              <w:bottom w:val="single" w:color="BFBFBF" w:sz="4"/>
+              <w:right w:val="single" w:color="BFBFBF" w:sz="4"/>
+            </w:tcBorders>
+            <w:tcMar>
+              <w:top w:type="dxa" w:w="80"/>
+              <w:left w:type="dxa" w:w="120"/>
+              <w:bottom w:type="dxa" w:w="80"/>
+              <w:right w:type="dxa" w:w="120"/>
+            </w:tcMar>
+          </w:tcPr>
+          <w:p>
+            <w:pPr>
+              <w:spacing w:after="0" w:before="0" w:line="260"/>
+            </w:pPr>
+            <w:r>
+              <w:rPr>
+                <w:rFonts w:ascii="Calibri" w:cs="Calibri" w:eastAsia="Calibri" w:hAnsi="Calibri"/>
+                <w:b w:val="false"/>
+                <w:bCs w:val="false"/>
+                <w:color w:val="1A1A1A"/>
+                <w:sz w:val="19"/>
+                <w:szCs w:val="19"/>
+              </w:rPr>
+              <w:t xml:space="preserve">Cue_set unioned with the fresh extraction</w:t>
+            </w:r>
+          </w:p>
+        </w:tc>
+      </w:tr>
+    </w:tbl>
     <w:p>
       <w:pPr>
         <w:pStyle w:val="Heading1"/>
-        <w:spacing w:after="140" w:before="280"/>
-      </w:pPr>
+        <w:pBdr>
+          <w:bottom w:val="single" w:color="1F3864" w:sz="8" w:space="4"/>
+        </w:pBdr>
+        <w:spacing w:after="160" w:before="360" w:line="320"/>
+      </w:pPr>
+      <w:r>
+        <w:rPr>
+          <w:rFonts w:ascii="Calibri" w:cs="Calibri" w:eastAsia="Calibri" w:hAnsi="Calibri"/>
+          <w:b/>
+          <w:bCs/>
+          <w:color w:val="C09853"/>
+          <w:sz w:val="32"/>
+          <w:szCs w:val="32"/>
+        </w:rPr>
+        <w:t xml:space="preserve">§3.  </w:t>
+      </w:r>
       <w:r>
         <w:rPr>
           <w:rFonts w:ascii="Calibri" w:cs="Calibri" w:eastAsia="Calibri" w:hAnsi="Calibri"/>
@@ -376,12 +1847,12 @@
           <w:sz w:val="32"/>
           <w:szCs w:val="32"/>
         </w:rPr>
-        <w:t xml:space="preserve">3. The Four ChatAIO Modes</w:t>
-      </w:r>
-    </w:p>
-    <w:p>
-      <w:pPr>
-        <w:spacing w:after="60" w:before="60"/>
+        <w:t xml:space="preserve">The Four ChatAIO Modes</w:t>
+      </w:r>
+    </w:p>
+    <w:p>
+      <w:pPr>
+        <w:spacing w:after="60" w:before="60" w:line="280"/>
         <w:jc w:val="left"/>
       </w:pPr>
       <w:r>
@@ -391,11 +1862,30 @@
           <w:bCs w:val="false"/>
           <w:i w:val="false"/>
           <w:iCs w:val="false"/>
-          <w:color w:val="000000"/>
-          <w:sz w:val="20"/>
-          <w:szCs w:val="20"/>
+          <w:color w:val="1A1A1A"/>
+          <w:sz w:val="21"/>
+          <w:szCs w:val="21"/>
         </w:rPr>
         <w:t xml:space="preserve">Same query string runs differently across four modes. The architecture is the same; the substrate composition differs.</w:t>
+      </w:r>
+    </w:p>
+    <w:p>
+      <w:pPr>
+        <w:spacing w:after="60" w:before="60" w:line="280"/>
+        <w:jc w:val="left"/>
+      </w:pPr>
+      <w:r>
+        <w:rPr>
+          <w:rFonts w:ascii="Calibri" w:cs="Calibri" w:eastAsia="Calibri" w:hAnsi="Calibri"/>
+          <w:b w:val="false"/>
+          <w:bCs w:val="false"/>
+          <w:i w:val="false"/>
+          <w:iCs w:val="false"/>
+          <w:color w:val="1A1A1A"/>
+          <w:sz w:val="21"/>
+          <w:szCs w:val="21"/>
+        </w:rPr>
+        <w:t xml:space="preserve"/>
       </w:r>
     </w:p>
     <w:tbl>
@@ -417,6 +1907,9 @@
         <w:gridCol w:w="2560"/>
       </w:tblGrid>
       <w:tr>
+        <w:trPr>
+          <w:tblHeader/>
+        </w:trPr>
         <w:tc>
           <w:tcPr>
             <w:tcW w:type="dxa" w:w="1400"/>
@@ -428,21 +1921,24 @@
             </w:tcBorders>
             <w:shd w:fill="F2F2F2" w:val="clear"/>
             <w:tcMar>
-              <w:top w:type="dxa" w:w="60"/>
-              <w:left w:type="dxa" w:w="100"/>
-              <w:bottom w:type="dxa" w:w="60"/>
-              <w:right w:type="dxa" w:w="100"/>
-            </w:tcMar>
-          </w:tcPr>
-          <w:p>
+              <w:top w:type="dxa" w:w="80"/>
+              <w:left w:type="dxa" w:w="120"/>
+              <w:bottom w:type="dxa" w:w="80"/>
+              <w:right w:type="dxa" w:w="120"/>
+            </w:tcMar>
+          </w:tcPr>
+          <w:p>
+            <w:pPr>
+              <w:spacing w:after="0" w:before="0" w:line="260"/>
+            </w:pPr>
             <w:r>
               <w:rPr>
                 <w:rFonts w:ascii="Calibri" w:cs="Calibri" w:eastAsia="Calibri" w:hAnsi="Calibri"/>
                 <w:b/>
                 <w:bCs/>
-                <w:color w:val="000000"/>
-                <w:sz w:val="18"/>
-                <w:szCs w:val="18"/>
+                <w:color w:val="1A1A1A"/>
+                <w:sz w:val="19"/>
+                <w:szCs w:val="19"/>
               </w:rPr>
               <w:t xml:space="preserve">Mode</w:t>
             </w:r>
@@ -459,21 +1955,24 @@
             </w:tcBorders>
             <w:shd w:fill="F2F2F2" w:val="clear"/>
             <w:tcMar>
-              <w:top w:type="dxa" w:w="60"/>
-              <w:left w:type="dxa" w:w="100"/>
-              <w:bottom w:type="dxa" w:w="60"/>
-              <w:right w:type="dxa" w:w="100"/>
-            </w:tcMar>
-          </w:tcPr>
-          <w:p>
+              <w:top w:type="dxa" w:w="80"/>
+              <w:left w:type="dxa" w:w="120"/>
+              <w:bottom w:type="dxa" w:w="80"/>
+              <w:right w:type="dxa" w:w="120"/>
+            </w:tcMar>
+          </w:tcPr>
+          <w:p>
+            <w:pPr>
+              <w:spacing w:after="0" w:before="0" w:line="260"/>
+            </w:pPr>
             <w:r>
               <w:rPr>
                 <w:rFonts w:ascii="Calibri" w:cs="Calibri" w:eastAsia="Calibri" w:hAnsi="Calibri"/>
                 <w:b/>
                 <w:bCs/>
-                <w:color w:val="000000"/>
-                <w:sz w:val="18"/>
-                <w:szCs w:val="18"/>
+                <w:color w:val="1A1A1A"/>
+                <w:sz w:val="19"/>
+                <w:szCs w:val="19"/>
               </w:rPr>
               <w:t xml:space="preserve">Substrate</w:t>
             </w:r>
@@ -490,23 +1989,26 @@
             </w:tcBorders>
             <w:shd w:fill="F2F2F2" w:val="clear"/>
             <w:tcMar>
-              <w:top w:type="dxa" w:w="60"/>
-              <w:left w:type="dxa" w:w="100"/>
-              <w:bottom w:type="dxa" w:w="60"/>
-              <w:right w:type="dxa" w:w="100"/>
-            </w:tcMar>
-          </w:tcPr>
-          <w:p>
+              <w:top w:type="dxa" w:w="80"/>
+              <w:left w:type="dxa" w:w="120"/>
+              <w:bottom w:type="dxa" w:w="80"/>
+              <w:right w:type="dxa" w:w="120"/>
+            </w:tcMar>
+          </w:tcPr>
+          <w:p>
+            <w:pPr>
+              <w:spacing w:after="0" w:before="0" w:line="260"/>
+            </w:pPr>
             <w:r>
               <w:rPr>
                 <w:rFonts w:ascii="Calibri" w:cs="Calibri" w:eastAsia="Calibri" w:hAnsi="Calibri"/>
                 <w:b/>
                 <w:bCs/>
-                <w:color w:val="000000"/>
-                <w:sz w:val="18"/>
-                <w:szCs w:val="18"/>
-              </w:rPr>
-              <w:t xml:space="preserve">Token cost (typical)</w:t>
+                <w:color w:val="1A1A1A"/>
+                <w:sz w:val="19"/>
+                <w:szCs w:val="19"/>
+              </w:rPr>
+              <w:t xml:space="preserve">Token cost</w:t>
             </w:r>
           </w:p>
         </w:tc>
@@ -521,21 +2023,24 @@
             </w:tcBorders>
             <w:shd w:fill="F2F2F2" w:val="clear"/>
             <w:tcMar>
-              <w:top w:type="dxa" w:w="60"/>
-              <w:left w:type="dxa" w:w="100"/>
-              <w:bottom w:type="dxa" w:w="60"/>
-              <w:right w:type="dxa" w:w="100"/>
-            </w:tcMar>
-          </w:tcPr>
-          <w:p>
+              <w:top w:type="dxa" w:w="80"/>
+              <w:left w:type="dxa" w:w="120"/>
+              <w:bottom w:type="dxa" w:w="80"/>
+              <w:right w:type="dxa" w:w="120"/>
+            </w:tcMar>
+          </w:tcPr>
+          <w:p>
+            <w:pPr>
+              <w:spacing w:after="0" w:before="0" w:line="260"/>
+            </w:pPr>
             <w:r>
               <w:rPr>
                 <w:rFonts w:ascii="Calibri" w:cs="Calibri" w:eastAsia="Calibri" w:hAnsi="Calibri"/>
                 <w:b/>
                 <w:bCs/>
-                <w:color w:val="000000"/>
-                <w:sz w:val="18"/>
-                <w:szCs w:val="18"/>
+                <w:color w:val="1A1A1A"/>
+                <w:sz w:val="19"/>
+                <w:szCs w:val="19"/>
               </w:rPr>
               <w:t xml:space="preserve">Best for</w:t>
             </w:r>
@@ -553,21 +2058,24 @@
               <w:right w:val="single" w:color="BFBFBF" w:sz="4"/>
             </w:tcBorders>
             <w:tcMar>
-              <w:top w:type="dxa" w:w="60"/>
-              <w:left w:type="dxa" w:w="100"/>
-              <w:bottom w:type="dxa" w:w="60"/>
-              <w:right w:type="dxa" w:w="100"/>
-            </w:tcMar>
-          </w:tcPr>
-          <w:p>
+              <w:top w:type="dxa" w:w="80"/>
+              <w:left w:type="dxa" w:w="120"/>
+              <w:bottom w:type="dxa" w:w="80"/>
+              <w:right w:type="dxa" w:w="120"/>
+            </w:tcMar>
+          </w:tcPr>
+          <w:p>
+            <w:pPr>
+              <w:spacing w:after="0" w:before="0" w:line="260"/>
+            </w:pPr>
             <w:r>
               <w:rPr>
                 <w:rFonts w:ascii="Consolas" w:cs="Consolas" w:eastAsia="Consolas" w:hAnsi="Consolas"/>
                 <w:b w:val="false"/>
                 <w:bCs w:val="false"/>
-                <w:color w:val="000000"/>
-                <w:sz w:val="18"/>
-                <w:szCs w:val="18"/>
+                <w:color w:val="1A1A1A"/>
+                <w:sz w:val="19"/>
+                <w:szCs w:val="19"/>
               </w:rPr>
               <w:t xml:space="preserve">Recall</w:t>
             </w:r>
@@ -583,21 +2091,24 @@
               <w:right w:val="single" w:color="BFBFBF" w:sz="4"/>
             </w:tcBorders>
             <w:tcMar>
-              <w:top w:type="dxa" w:w="60"/>
-              <w:left w:type="dxa" w:w="100"/>
-              <w:bottom w:type="dxa" w:w="60"/>
-              <w:right w:type="dxa" w:w="100"/>
-            </w:tcMar>
-          </w:tcPr>
-          <w:p>
-            <w:r>
-              <w:rPr>
-                <w:rFonts w:ascii="Calibri" w:cs="Calibri" w:eastAsia="Calibri" w:hAnsi="Calibri"/>
-                <w:b w:val="false"/>
-                <w:bCs w:val="false"/>
-                <w:color w:val="000000"/>
-                <w:sz w:val="18"/>
-                <w:szCs w:val="18"/>
+              <w:top w:type="dxa" w:w="80"/>
+              <w:left w:type="dxa" w:w="120"/>
+              <w:bottom w:type="dxa" w:w="80"/>
+              <w:right w:type="dxa" w:w="120"/>
+            </w:tcMar>
+          </w:tcPr>
+          <w:p>
+            <w:pPr>
+              <w:spacing w:after="0" w:before="0" w:line="260"/>
+            </w:pPr>
+            <w:r>
+              <w:rPr>
+                <w:rFonts w:ascii="Calibri" w:cs="Calibri" w:eastAsia="Calibri" w:hAnsi="Calibri"/>
+                <w:b w:val="false"/>
+                <w:bCs w:val="false"/>
+                <w:color w:val="1A1A1A"/>
+                <w:sz w:val="19"/>
+                <w:szCs w:val="19"/>
               </w:rPr>
               <w:t xml:space="preserve">MRO priors + cue-anchored AIO neighborhood + HSL gating</w:t>
             </w:r>
@@ -613,21 +2124,24 @@
               <w:right w:val="single" w:color="BFBFBF" w:sz="4"/>
             </w:tcBorders>
             <w:tcMar>
-              <w:top w:type="dxa" w:w="60"/>
-              <w:left w:type="dxa" w:w="100"/>
-              <w:bottom w:type="dxa" w:w="60"/>
-              <w:right w:type="dxa" w:w="100"/>
-            </w:tcMar>
-          </w:tcPr>
-          <w:p>
-            <w:r>
-              <w:rPr>
-                <w:rFonts w:ascii="Calibri" w:cs="Calibri" w:eastAsia="Calibri" w:hAnsi="Calibri"/>
-                <w:b w:val="false"/>
-                <w:bCs w:val="false"/>
-                <w:color w:val="000000"/>
-                <w:sz w:val="18"/>
-                <w:szCs w:val="18"/>
+              <w:top w:type="dxa" w:w="80"/>
+              <w:left w:type="dxa" w:w="120"/>
+              <w:bottom w:type="dxa" w:w="80"/>
+              <w:right w:type="dxa" w:w="120"/>
+            </w:tcMar>
+          </w:tcPr>
+          <w:p>
+            <w:pPr>
+              <w:spacing w:after="0" w:before="0" w:line="260"/>
+            </w:pPr>
+            <w:r>
+              <w:rPr>
+                <w:rFonts w:ascii="Calibri" w:cs="Calibri" w:eastAsia="Calibri" w:hAnsi="Calibri"/>
+                <w:b w:val="false"/>
+                <w:bCs w:val="false"/>
+                <w:color w:val="1A1A1A"/>
+                <w:sz w:val="19"/>
+                <w:szCs w:val="19"/>
               </w:rPr>
               <w:t xml:space="preserve">Lowest — short-circuits on prior episodes</w:t>
             </w:r>
@@ -643,21 +2157,24 @@
               <w:right w:val="single" w:color="BFBFBF" w:sz="4"/>
             </w:tcBorders>
             <w:tcMar>
-              <w:top w:type="dxa" w:w="60"/>
-              <w:left w:type="dxa" w:w="100"/>
-              <w:bottom w:type="dxa" w:w="60"/>
-              <w:right w:type="dxa" w:w="100"/>
-            </w:tcMar>
-          </w:tcPr>
-          <w:p>
-            <w:r>
-              <w:rPr>
-                <w:rFonts w:ascii="Calibri" w:cs="Calibri" w:eastAsia="Calibri" w:hAnsi="Calibri"/>
-                <w:b w:val="false"/>
-                <w:bCs w:val="false"/>
-                <w:color w:val="000000"/>
-                <w:sz w:val="18"/>
-                <w:szCs w:val="18"/>
+              <w:top w:type="dxa" w:w="80"/>
+              <w:left w:type="dxa" w:w="120"/>
+              <w:bottom w:type="dxa" w:w="80"/>
+              <w:right w:type="dxa" w:w="120"/>
+            </w:tcMar>
+          </w:tcPr>
+          <w:p>
+            <w:pPr>
+              <w:spacing w:after="0" w:before="0" w:line="260"/>
+            </w:pPr>
+            <w:r>
+              <w:rPr>
+                <w:rFonts w:ascii="Calibri" w:cs="Calibri" w:eastAsia="Calibri" w:hAnsi="Calibri"/>
+                <w:b w:val="false"/>
+                <w:bCs w:val="false"/>
+                <w:color w:val="1A1A1A"/>
+                <w:sz w:val="19"/>
+                <w:szCs w:val="19"/>
               </w:rPr>
               <w:t xml:space="preserve">Repeated queries; entity probes; person workload analysis</w:t>
             </w:r>
@@ -674,22 +2191,26 @@
               <w:bottom w:val="single" w:color="BFBFBF" w:sz="4"/>
               <w:right w:val="single" w:color="BFBFBF" w:sz="4"/>
             </w:tcBorders>
-            <w:tcMar>
-              <w:top w:type="dxa" w:w="60"/>
-              <w:left w:type="dxa" w:w="100"/>
-              <w:bottom w:type="dxa" w:w="60"/>
-              <w:right w:type="dxa" w:w="100"/>
-            </w:tcMar>
-          </w:tcPr>
-          <w:p>
+            <w:shd w:fill="F2F2F2" w:val="clear"/>
+            <w:tcMar>
+              <w:top w:type="dxa" w:w="80"/>
+              <w:left w:type="dxa" w:w="120"/>
+              <w:bottom w:type="dxa" w:w="80"/>
+              <w:right w:type="dxa" w:w="120"/>
+            </w:tcMar>
+          </w:tcPr>
+          <w:p>
+            <w:pPr>
+              <w:spacing w:after="0" w:before="0" w:line="260"/>
+            </w:pPr>
             <w:r>
               <w:rPr>
                 <w:rFonts w:ascii="Consolas" w:cs="Consolas" w:eastAsia="Consolas" w:hAnsi="Consolas"/>
                 <w:b w:val="false"/>
                 <w:bCs w:val="false"/>
-                <w:color w:val="000000"/>
-                <w:sz w:val="18"/>
-                <w:szCs w:val="18"/>
+                <w:color w:val="1A1A1A"/>
+                <w:sz w:val="19"/>
+                <w:szCs w:val="19"/>
               </w:rPr>
               <w:t xml:space="preserve">Live</w:t>
             </w:r>
@@ -704,22 +2225,26 @@
               <w:bottom w:val="single" w:color="BFBFBF" w:sz="4"/>
               <w:right w:val="single" w:color="BFBFBF" w:sz="4"/>
             </w:tcBorders>
-            <w:tcMar>
-              <w:top w:type="dxa" w:w="60"/>
-              <w:left w:type="dxa" w:w="100"/>
-              <w:bottom w:type="dxa" w:w="60"/>
-              <w:right w:type="dxa" w:w="100"/>
-            </w:tcMar>
-          </w:tcPr>
-          <w:p>
-            <w:r>
-              <w:rPr>
-                <w:rFonts w:ascii="Calibri" w:cs="Calibri" w:eastAsia="Calibri" w:hAnsi="Calibri"/>
-                <w:b w:val="false"/>
-                <w:bCs w:val="false"/>
-                <w:color w:val="000000"/>
-                <w:sz w:val="18"/>
-                <w:szCs w:val="18"/>
+            <w:shd w:fill="F2F2F2" w:val="clear"/>
+            <w:tcMar>
+              <w:top w:type="dxa" w:w="80"/>
+              <w:left w:type="dxa" w:w="120"/>
+              <w:bottom w:type="dxa" w:w="80"/>
+              <w:right w:type="dxa" w:w="120"/>
+            </w:tcMar>
+          </w:tcPr>
+          <w:p>
+            <w:pPr>
+              <w:spacing w:after="0" w:before="0" w:line="260"/>
+            </w:pPr>
+            <w:r>
+              <w:rPr>
+                <w:rFonts w:ascii="Calibri" w:cs="Calibri" w:eastAsia="Calibri" w:hAnsi="Calibri"/>
+                <w:b w:val="false"/>
+                <w:bCs w:val="false"/>
+                <w:color w:val="1A1A1A"/>
+                <w:sz w:val="19"/>
+                <w:szCs w:val="19"/>
               </w:rPr>
               <w:t xml:space="preserve">Server-side parse → HSL match → AIO gather → synthesize</w:t>
             </w:r>
@@ -734,22 +2259,26 @@
               <w:bottom w:val="single" w:color="BFBFBF" w:sz="4"/>
               <w:right w:val="single" w:color="BFBFBF" w:sz="4"/>
             </w:tcBorders>
-            <w:tcMar>
-              <w:top w:type="dxa" w:w="60"/>
-              <w:left w:type="dxa" w:w="100"/>
-              <w:bottom w:type="dxa" w:w="60"/>
-              <w:right w:type="dxa" w:w="100"/>
-            </w:tcMar>
-          </w:tcPr>
-          <w:p>
-            <w:r>
-              <w:rPr>
-                <w:rFonts w:ascii="Calibri" w:cs="Calibri" w:eastAsia="Calibri" w:hAnsi="Calibri"/>
-                <w:b w:val="false"/>
-                <w:bCs w:val="false"/>
-                <w:color w:val="000000"/>
-                <w:sz w:val="18"/>
-                <w:szCs w:val="18"/>
+            <w:shd w:fill="F2F2F2" w:val="clear"/>
+            <w:tcMar>
+              <w:top w:type="dxa" w:w="80"/>
+              <w:left w:type="dxa" w:w="120"/>
+              <w:bottom w:type="dxa" w:w="80"/>
+              <w:right w:type="dxa" w:w="120"/>
+            </w:tcMar>
+          </w:tcPr>
+          <w:p>
+            <w:pPr>
+              <w:spacing w:after="0" w:before="0" w:line="260"/>
+            </w:pPr>
+            <w:r>
+              <w:rPr>
+                <w:rFonts w:ascii="Calibri" w:cs="Calibri" w:eastAsia="Calibri" w:hAnsi="Calibri"/>
+                <w:b w:val="false"/>
+                <w:bCs w:val="false"/>
+                <w:color w:val="1A1A1A"/>
+                <w:sz w:val="19"/>
+                <w:szCs w:val="19"/>
               </w:rPr>
               <w:t xml:space="preserve">Low–medium</w:t>
             </w:r>
@@ -764,22 +2293,26 @@
               <w:bottom w:val="single" w:color="BFBFBF" w:sz="4"/>
               <w:right w:val="single" w:color="BFBFBF" w:sz="4"/>
             </w:tcBorders>
-            <w:tcMar>
-              <w:top w:type="dxa" w:w="60"/>
-              <w:left w:type="dxa" w:w="100"/>
-              <w:bottom w:type="dxa" w:w="60"/>
-              <w:right w:type="dxa" w:w="100"/>
-            </w:tcMar>
-          </w:tcPr>
-          <w:p>
-            <w:r>
-              <w:rPr>
-                <w:rFonts w:ascii="Calibri" w:cs="Calibri" w:eastAsia="Calibri" w:hAnsi="Calibri"/>
-                <w:b w:val="false"/>
-                <w:bCs w:val="false"/>
-                <w:color w:val="000000"/>
-                <w:sz w:val="18"/>
-                <w:szCs w:val="18"/>
+            <w:shd w:fill="F2F2F2" w:val="clear"/>
+            <w:tcMar>
+              <w:top w:type="dxa" w:w="80"/>
+              <w:left w:type="dxa" w:w="120"/>
+              <w:bottom w:type="dxa" w:w="80"/>
+              <w:right w:type="dxa" w:w="120"/>
+            </w:tcMar>
+          </w:tcPr>
+          <w:p>
+            <w:pPr>
+              <w:spacing w:after="0" w:before="0" w:line="260"/>
+            </w:pPr>
+            <w:r>
+              <w:rPr>
+                <w:rFonts w:ascii="Calibri" w:cs="Calibri" w:eastAsia="Calibri" w:hAnsi="Calibri"/>
+                <w:b w:val="false"/>
+                <w:bCs w:val="false"/>
+                <w:color w:val="1A1A1A"/>
+                <w:sz w:val="19"/>
+                <w:szCs w:val="19"/>
               </w:rPr>
               <w:t xml:space="preserve">Fresh queries with strong filter semantics; numeric aggregation</w:t>
             </w:r>
@@ -797,21 +2330,24 @@
               <w:right w:val="single" w:color="BFBFBF" w:sz="4"/>
             </w:tcBorders>
             <w:tcMar>
-              <w:top w:type="dxa" w:w="60"/>
-              <w:left w:type="dxa" w:w="100"/>
-              <w:bottom w:type="dxa" w:w="60"/>
-              <w:right w:type="dxa" w:w="100"/>
-            </w:tcMar>
-          </w:tcPr>
-          <w:p>
+              <w:top w:type="dxa" w:w="80"/>
+              <w:left w:type="dxa" w:w="120"/>
+              <w:bottom w:type="dxa" w:w="80"/>
+              <w:right w:type="dxa" w:w="120"/>
+            </w:tcMar>
+          </w:tcPr>
+          <w:p>
+            <w:pPr>
+              <w:spacing w:after="0" w:before="0" w:line="260"/>
+            </w:pPr>
             <w:r>
               <w:rPr>
                 <w:rFonts w:ascii="Consolas" w:cs="Consolas" w:eastAsia="Consolas" w:hAnsi="Consolas"/>
                 <w:b w:val="false"/>
                 <w:bCs w:val="false"/>
-                <w:color w:val="000000"/>
-                <w:sz w:val="18"/>
-                <w:szCs w:val="18"/>
+                <w:color w:val="1A1A1A"/>
+                <w:sz w:val="19"/>
+                <w:szCs w:val="19"/>
               </w:rPr>
               <w:t xml:space="preserve">Broad</w:t>
             </w:r>
@@ -827,21 +2363,24 @@
               <w:right w:val="single" w:color="BFBFBF" w:sz="4"/>
             </w:tcBorders>
             <w:tcMar>
-              <w:top w:type="dxa" w:w="60"/>
-              <w:left w:type="dxa" w:w="100"/>
-              <w:bottom w:type="dxa" w:w="60"/>
-              <w:right w:type="dxa" w:w="100"/>
-            </w:tcMar>
-          </w:tcPr>
-          <w:p>
-            <w:r>
-              <w:rPr>
-                <w:rFonts w:ascii="Calibri" w:cs="Calibri" w:eastAsia="Calibri" w:hAnsi="Calibri"/>
-                <w:b w:val="false"/>
-                <w:bCs w:val="false"/>
-                <w:color w:val="000000"/>
-                <w:sz w:val="18"/>
-                <w:szCs w:val="18"/>
+              <w:top w:type="dxa" w:w="80"/>
+              <w:left w:type="dxa" w:w="120"/>
+              <w:bottom w:type="dxa" w:w="80"/>
+              <w:right w:type="dxa" w:w="120"/>
+            </w:tcMar>
+          </w:tcPr>
+          <w:p>
+            <w:pPr>
+              <w:spacing w:after="0" w:before="0" w:line="260"/>
+            </w:pPr>
+            <w:r>
+              <w:rPr>
+                <w:rFonts w:ascii="Calibri" w:cs="Calibri" w:eastAsia="Calibri" w:hAnsi="Calibri"/>
+                <w:b w:val="false"/>
+                <w:bCs w:val="false"/>
+                <w:color w:val="1A1A1A"/>
+                <w:sz w:val="19"/>
+                <w:szCs w:val="19"/>
               </w:rPr>
               <w:t xml:space="preserve">Entire AIO corpus dumped as context</w:t>
             </w:r>
@@ -857,21 +2396,24 @@
               <w:right w:val="single" w:color="BFBFBF" w:sz="4"/>
             </w:tcBorders>
             <w:tcMar>
-              <w:top w:type="dxa" w:w="60"/>
-              <w:left w:type="dxa" w:w="100"/>
-              <w:bottom w:type="dxa" w:w="60"/>
-              <w:right w:type="dxa" w:w="100"/>
-            </w:tcMar>
-          </w:tcPr>
-          <w:p>
-            <w:r>
-              <w:rPr>
-                <w:rFonts w:ascii="Calibri" w:cs="Calibri" w:eastAsia="Calibri" w:hAnsi="Calibri"/>
-                <w:b w:val="false"/>
-                <w:bCs w:val="false"/>
-                <w:color w:val="000000"/>
-                <w:sz w:val="18"/>
-                <w:szCs w:val="18"/>
+              <w:top w:type="dxa" w:w="80"/>
+              <w:left w:type="dxa" w:w="120"/>
+              <w:bottom w:type="dxa" w:w="80"/>
+              <w:right w:type="dxa" w:w="120"/>
+            </w:tcMar>
+          </w:tcPr>
+          <w:p>
+            <w:pPr>
+              <w:spacing w:after="0" w:before="0" w:line="260"/>
+            </w:pPr>
+            <w:r>
+              <w:rPr>
+                <w:rFonts w:ascii="Calibri" w:cs="Calibri" w:eastAsia="Calibri" w:hAnsi="Calibri"/>
+                <w:b w:val="false"/>
+                <w:bCs w:val="false"/>
+                <w:color w:val="1A1A1A"/>
+                <w:sz w:val="19"/>
+                <w:szCs w:val="19"/>
               </w:rPr>
               <w:t xml:space="preserve">Highest — every AIO every query</w:t>
             </w:r>
@@ -887,21 +2429,24 @@
               <w:right w:val="single" w:color="BFBFBF" w:sz="4"/>
             </w:tcBorders>
             <w:tcMar>
-              <w:top w:type="dxa" w:w="60"/>
-              <w:left w:type="dxa" w:w="100"/>
-              <w:bottom w:type="dxa" w:w="60"/>
-              <w:right w:type="dxa" w:w="100"/>
-            </w:tcMar>
-          </w:tcPr>
-          <w:p>
-            <w:r>
-              <w:rPr>
-                <w:rFonts w:ascii="Calibri" w:cs="Calibri" w:eastAsia="Calibri" w:hAnsi="Calibri"/>
-                <w:b w:val="false"/>
-                <w:bCs w:val="false"/>
-                <w:color w:val="000000"/>
-                <w:sz w:val="18"/>
-                <w:szCs w:val="18"/>
+              <w:top w:type="dxa" w:w="80"/>
+              <w:left w:type="dxa" w:w="120"/>
+              <w:bottom w:type="dxa" w:w="80"/>
+              <w:right w:type="dxa" w:w="120"/>
+            </w:tcMar>
+          </w:tcPr>
+          <w:p>
+            <w:pPr>
+              <w:spacing w:after="0" w:before="0" w:line="260"/>
+            </w:pPr>
+            <w:r>
+              <w:rPr>
+                <w:rFonts w:ascii="Calibri" w:cs="Calibri" w:eastAsia="Calibri" w:hAnsi="Calibri"/>
+                <w:b w:val="false"/>
+                <w:bCs w:val="false"/>
+                <w:color w:val="1A1A1A"/>
+                <w:sz w:val="19"/>
+                <w:szCs w:val="19"/>
               </w:rPr>
               <w:t xml:space="preserve">Open-ended exploration; cost not a concern; wide aggregation</w:t>
             </w:r>
@@ -918,22 +2463,26 @@
               <w:bottom w:val="single" w:color="BFBFBF" w:sz="4"/>
               <w:right w:val="single" w:color="BFBFBF" w:sz="4"/>
             </w:tcBorders>
-            <w:tcMar>
-              <w:top w:type="dxa" w:w="60"/>
-              <w:left w:type="dxa" w:w="100"/>
-              <w:bottom w:type="dxa" w:w="60"/>
-              <w:right w:type="dxa" w:w="100"/>
-            </w:tcMar>
-          </w:tcPr>
-          <w:p>
+            <w:shd w:fill="F2F2F2" w:val="clear"/>
+            <w:tcMar>
+              <w:top w:type="dxa" w:w="80"/>
+              <w:left w:type="dxa" w:w="120"/>
+              <w:bottom w:type="dxa" w:w="80"/>
+              <w:right w:type="dxa" w:w="120"/>
+            </w:tcMar>
+          </w:tcPr>
+          <w:p>
+            <w:pPr>
+              <w:spacing w:after="0" w:before="0" w:line="260"/>
+            </w:pPr>
             <w:r>
               <w:rPr>
                 <w:rFonts w:ascii="Consolas" w:cs="Consolas" w:eastAsia="Consolas" w:hAnsi="Consolas"/>
                 <w:b w:val="false"/>
                 <w:bCs w:val="false"/>
-                <w:color w:val="000000"/>
-                <w:sz w:val="18"/>
-                <w:szCs w:val="18"/>
+                <w:color w:val="1A1A1A"/>
+                <w:sz w:val="19"/>
+                <w:szCs w:val="19"/>
               </w:rPr>
               <w:t xml:space="preserve">Raw</w:t>
             </w:r>
@@ -948,22 +2497,26 @@
               <w:bottom w:val="single" w:color="BFBFBF" w:sz="4"/>
               <w:right w:val="single" w:color="BFBFBF" w:sz="4"/>
             </w:tcBorders>
-            <w:tcMar>
-              <w:top w:type="dxa" w:w="60"/>
-              <w:left w:type="dxa" w:w="100"/>
-              <w:bottom w:type="dxa" w:w="60"/>
-              <w:right w:type="dxa" w:w="100"/>
-            </w:tcMar>
-          </w:tcPr>
-          <w:p>
-            <w:r>
-              <w:rPr>
-                <w:rFonts w:ascii="Calibri" w:cs="Calibri" w:eastAsia="Calibri" w:hAnsi="Calibri"/>
-                <w:b w:val="false"/>
-                <w:bCs w:val="false"/>
-                <w:color w:val="000000"/>
-                <w:sz w:val="18"/>
-                <w:szCs w:val="18"/>
+            <w:shd w:fill="F2F2F2" w:val="clear"/>
+            <w:tcMar>
+              <w:top w:type="dxa" w:w="80"/>
+              <w:left w:type="dxa" w:w="120"/>
+              <w:bottom w:type="dxa" w:w="80"/>
+              <w:right w:type="dxa" w:w="120"/>
+            </w:tcMar>
+          </w:tcPr>
+          <w:p>
+            <w:pPr>
+              <w:spacing w:after="0" w:before="0" w:line="260"/>
+            </w:pPr>
+            <w:r>
+              <w:rPr>
+                <w:rFonts w:ascii="Calibri" w:cs="Calibri" w:eastAsia="Calibri" w:hAnsi="Calibri"/>
+                <w:b w:val="false"/>
+                <w:bCs w:val="false"/>
+                <w:color w:val="1A1A1A"/>
+                <w:sz w:val="19"/>
+                <w:szCs w:val="19"/>
               </w:rPr>
               <w:t xml:space="preserve">Saved CSV files only; no AIO/HSL/MRO substrate</w:t>
             </w:r>
@@ -978,22 +2531,26 @@
               <w:bottom w:val="single" w:color="BFBFBF" w:sz="4"/>
               <w:right w:val="single" w:color="BFBFBF" w:sz="4"/>
             </w:tcBorders>
-            <w:tcMar>
-              <w:top w:type="dxa" w:w="60"/>
-              <w:left w:type="dxa" w:w="100"/>
-              <w:bottom w:type="dxa" w:w="60"/>
-              <w:right w:type="dxa" w:w="100"/>
-            </w:tcMar>
-          </w:tcPr>
-          <w:p>
-            <w:r>
-              <w:rPr>
-                <w:rFonts w:ascii="Calibri" w:cs="Calibri" w:eastAsia="Calibri" w:hAnsi="Calibri"/>
-                <w:b w:val="false"/>
-                <w:bCs w:val="false"/>
-                <w:color w:val="000000"/>
-                <w:sz w:val="18"/>
-                <w:szCs w:val="18"/>
+            <w:shd w:fill="F2F2F2" w:val="clear"/>
+            <w:tcMar>
+              <w:top w:type="dxa" w:w="80"/>
+              <w:left w:type="dxa" w:w="120"/>
+              <w:bottom w:type="dxa" w:w="80"/>
+              <w:right w:type="dxa" w:w="120"/>
+            </w:tcMar>
+          </w:tcPr>
+          <w:p>
+            <w:pPr>
+              <w:spacing w:after="0" w:before="0" w:line="260"/>
+            </w:pPr>
+            <w:r>
+              <w:rPr>
+                <w:rFonts w:ascii="Calibri" w:cs="Calibri" w:eastAsia="Calibri" w:hAnsi="Calibri"/>
+                <w:b w:val="false"/>
+                <w:bCs w:val="false"/>
+                <w:color w:val="1A1A1A"/>
+                <w:sz w:val="19"/>
+                <w:szCs w:val="19"/>
               </w:rPr>
               <w:t xml:space="preserve">Medium</w:t>
             </w:r>
@@ -1008,22 +2565,26 @@
               <w:bottom w:val="single" w:color="BFBFBF" w:sz="4"/>
               <w:right w:val="single" w:color="BFBFBF" w:sz="4"/>
             </w:tcBorders>
-            <w:tcMar>
-              <w:top w:type="dxa" w:w="60"/>
-              <w:left w:type="dxa" w:w="100"/>
-              <w:bottom w:type="dxa" w:w="60"/>
-              <w:right w:type="dxa" w:w="100"/>
-            </w:tcMar>
-          </w:tcPr>
-          <w:p>
-            <w:r>
-              <w:rPr>
-                <w:rFonts w:ascii="Calibri" w:cs="Calibri" w:eastAsia="Calibri" w:hAnsi="Calibri"/>
-                <w:b w:val="false"/>
-                <w:bCs w:val="false"/>
-                <w:color w:val="000000"/>
-                <w:sz w:val="18"/>
-                <w:szCs w:val="18"/>
+            <w:shd w:fill="F2F2F2" w:val="clear"/>
+            <w:tcMar>
+              <w:top w:type="dxa" w:w="80"/>
+              <w:left w:type="dxa" w:w="120"/>
+              <w:bottom w:type="dxa" w:w="80"/>
+              <w:right w:type="dxa" w:w="120"/>
+            </w:tcMar>
+          </w:tcPr>
+          <w:p>
+            <w:pPr>
+              <w:spacing w:after="0" w:before="0" w:line="260"/>
+            </w:pPr>
+            <w:r>
+              <w:rPr>
+                <w:rFonts w:ascii="Calibri" w:cs="Calibri" w:eastAsia="Calibri" w:hAnsi="Calibri"/>
+                <w:b w:val="false"/>
+                <w:bCs w:val="false"/>
+                <w:color w:val="1A1A1A"/>
+                <w:sz w:val="19"/>
+                <w:szCs w:val="19"/>
               </w:rPr>
               <w:t xml:space="preserve">Null baseline — what would Claude do without our infrastructure?</w:t>
             </w:r>
@@ -1034,8 +2595,22 @@
     <w:p>
       <w:pPr>
         <w:pStyle w:val="Heading1"/>
-        <w:spacing w:after="140" w:before="280"/>
-      </w:pPr>
+        <w:pBdr>
+          <w:bottom w:val="single" w:color="1F3864" w:sz="8" w:space="4"/>
+        </w:pBdr>
+        <w:spacing w:after="160" w:before="360" w:line="320"/>
+      </w:pPr>
+      <w:r>
+        <w:rPr>
+          <w:rFonts w:ascii="Calibri" w:cs="Calibri" w:eastAsia="Calibri" w:hAnsi="Calibri"/>
+          <w:b/>
+          <w:bCs/>
+          <w:color w:val="C09853"/>
+          <w:sz w:val="32"/>
+          <w:szCs w:val="32"/>
+        </w:rPr>
+        <w:t xml:space="preserve">§4.  </w:t>
+      </w:r>
       <w:r>
         <w:rPr>
           <w:rFonts w:ascii="Calibri" w:cs="Calibri" w:eastAsia="Calibri" w:hAnsi="Calibri"/>
@@ -1045,12 +2620,12 @@
           <w:sz w:val="32"/>
           <w:szCs w:val="32"/>
         </w:rPr>
-        <w:t xml:space="preserve">4. Trade-Secret Invariants</w:t>
-      </w:r>
-    </w:p>
-    <w:p>
-      <w:pPr>
-        <w:spacing w:after="60" w:before="60"/>
+        <w:t xml:space="preserve">Trade-Secret Invariants</w:t>
+      </w:r>
+    </w:p>
+    <w:p>
+      <w:pPr>
+        <w:spacing w:after="60" w:before="60" w:line="280"/>
         <w:jc w:val="left"/>
       </w:pPr>
       <w:r>
@@ -1060,9 +2635,9 @@
           <w:bCs w:val="false"/>
           <w:i w:val="false"/>
           <w:iCs w:val="false"/>
-          <w:color w:val="000000"/>
-          <w:sz w:val="20"/>
-          <w:szCs w:val="20"/>
+          <w:color w:val="1A1A1A"/>
+          <w:sz w:val="21"/>
+          <w:szCs w:val="21"/>
         </w:rPr>
         <w:t xml:space="preserve">Three deliberate architectural choices distinguish Information Physics from a conventional embedding-RAG implementation. They are documented here as invariants — anything that contradicts them is an architectural change, not a bug fix.</w:t>
       </w:r>
@@ -1070,7 +2645,7 @@
     <w:p>
       <w:pPr>
         <w:pStyle w:val="Heading2"/>
-        <w:spacing w:after="100" w:before="220"/>
+        <w:spacing w:after="100" w:before="240" w:line="300"/>
       </w:pPr>
       <w:r>
         <w:rPr>
@@ -1081,32 +2656,79 @@
           <w:sz w:val="26"/>
           <w:szCs w:val="26"/>
         </w:rPr>
-        <w:t xml:space="preserve">4.1 No LLM in the cue path</w:t>
-      </w:r>
-    </w:p>
-    <w:p>
-      <w:pPr>
-        <w:spacing w:after="60" w:before="60"/>
-        <w:jc w:val="left"/>
-      </w:pPr>
-      <w:r>
-        <w:rPr>
-          <w:rFonts w:ascii="Calibri" w:cs="Calibri" w:eastAsia="Calibri" w:hAnsi="Calibri"/>
-          <w:b w:val="false"/>
-          <w:bCs w:val="false"/>
-          <w:i w:val="false"/>
-          <w:iCs w:val="false"/>
-          <w:color w:val="000000"/>
-          <w:sz w:val="20"/>
-          <w:szCs w:val="20"/>
-        </w:rPr>
-        <w:t xml:space="preserve">Every step from query → Cue Set → HSL ids → AIO scope is deterministic. Embedding RAG calls a model to produce a query embedding; we do not. The Cue Set is reproducible across runs, machines, and operators — same query against same corpus always lights the same HSLs. This makes regression testing tractable and makes the retrieval graph an auditable artifact.</w:t>
-      </w:r>
-    </w:p>
+        <w:t xml:space="preserve">4.1  No LLM in the cue path</w:t>
+      </w:r>
+    </w:p>
+    <w:tbl>
+      <w:tblPr>
+        <w:tblW w:type="dxa" w:w="9360"/>
+        <w:tblBorders>
+          <w:top w:val="single" w:color="auto" w:sz="4"/>
+          <w:left w:val="single" w:color="auto" w:sz="4"/>
+          <w:bottom w:val="single" w:color="auto" w:sz="4"/>
+          <w:right w:val="single" w:color="auto" w:sz="4"/>
+          <w:insideH w:val="single" w:color="auto" w:sz="4"/>
+          <w:insideV w:val="single" w:color="auto" w:sz="4"/>
+        </w:tblBorders>
+      </w:tblPr>
+      <w:tblGrid>
+        <w:gridCol w:w="9360"/>
+      </w:tblGrid>
+      <w:tr>
+        <w:tc>
+          <w:tcPr>
+            <w:tcW w:type="dxa" w:w="9360"/>
+            <w:tcBorders>
+              <w:top w:val="single" w:color="C09853" w:sz="12"/>
+              <w:left w:val="single" w:color="C09853" w:sz="12"/>
+              <w:bottom w:val="single" w:color="C09853" w:sz="4"/>
+              <w:right w:val="single" w:color="C09853" w:sz="4"/>
+            </w:tcBorders>
+            <w:shd w:fill="FFF8E7" w:val="clear"/>
+            <w:tcMar>
+              <w:top w:type="dxa" w:w="140"/>
+              <w:left w:type="dxa" w:w="200"/>
+              <w:bottom w:type="dxa" w:w="140"/>
+              <w:right w:type="dxa" w:w="200"/>
+            </w:tcMar>
+          </w:tcPr>
+          <w:p>
+            <w:pPr>
+              <w:spacing w:after="80" w:before="0"/>
+            </w:pPr>
+            <w:r>
+              <w:rPr>
+                <w:rFonts w:ascii="Calibri" w:cs="Calibri" w:eastAsia="Calibri" w:hAnsi="Calibri"/>
+                <w:b/>
+                <w:bCs/>
+                <w:color w:val="C09853"/>
+                <w:sz w:val="20"/>
+                <w:szCs w:val="20"/>
+              </w:rPr>
+              <w:t xml:space="preserve">Determinism is load-bearing</w:t>
+            </w:r>
+          </w:p>
+          <w:p>
+            <w:pPr>
+              <w:spacing w:after="0" w:before="0" w:line="280"/>
+            </w:pPr>
+            <w:r>
+              <w:rPr>
+                <w:rFonts w:ascii="Calibri" w:cs="Calibri" w:eastAsia="Calibri" w:hAnsi="Calibri"/>
+                <w:color w:val="1A1A1A"/>
+                <w:sz w:val="21"/>
+                <w:szCs w:val="21"/>
+              </w:rPr>
+              <w:t xml:space="preserve">Every step from query → Cue Set → HSL ids → AIO scope is deterministic. Embedding RAG calls a model to produce a query embedding; we do not. The Cue Set is reproducible across runs, machines, and operators — same query against same corpus always lights the same HSLs. This makes regression testing tractable and makes the retrieval graph an auditable artifact.</w:t>
+            </w:r>
+          </w:p>
+        </w:tc>
+      </w:tr>
+    </w:tbl>
     <w:p>
       <w:pPr>
         <w:pStyle w:val="Heading2"/>
-        <w:spacing w:after="100" w:before="220"/>
+        <w:spacing w:after="100" w:before="240" w:line="300"/>
       </w:pPr>
       <w:r>
         <w:rPr>
@@ -1117,12 +2739,12 @@
           <w:sz w:val="26"/>
           <w:szCs w:val="26"/>
         </w:rPr>
-        <w:t xml:space="preserve">4.2 Cues carry concrete keys whenever possible</w:t>
-      </w:r>
-    </w:p>
-    <w:p>
-      <w:pPr>
-        <w:spacing w:after="60" w:before="60"/>
+        <w:t xml:space="preserve">4.2  Cues carry concrete keys whenever possible</w:t>
+      </w:r>
+    </w:p>
+    <w:p>
+      <w:pPr>
+        <w:spacing w:after="60" w:before="60" w:line="280"/>
         <w:jc w:val="left"/>
       </w:pPr>
       <w:r>
@@ -1132,9 +2754,9 @@
           <w:bCs w:val="false"/>
           <w:i w:val="false"/>
           <w:iCs w:val="false"/>
-          <w:color w:val="000000"/>
-          <w:sz w:val="20"/>
-          <w:szCs w:val="20"/>
+          <w:color w:val="1A1A1A"/>
+          <w:sz w:val="21"/>
+          <w:szCs w:val="21"/>
         </w:rPr>
         <w:t xml:space="preserve">The HSL catalog (sourced from /v1/hsl-data/key-value-pairs) lets cue extraction emit cues with their original key — `[Project.PRJ-003]` rather than `[*.PRJ-003]`. The wildcard form is a fallback. SQL pruning by field equality first, value match second; on the demo corpus this is a 5–20× speed-up vs. the wildcard path.</w:t>
       </w:r>
@@ -1142,7 +2764,7 @@
     <w:p>
       <w:pPr>
         <w:pStyle w:val="Heading2"/>
-        <w:spacing w:after="100" w:before="220"/>
+        <w:spacing w:after="100" w:before="240" w:line="300"/>
       </w:pPr>
       <w:r>
         <w:rPr>
@@ -1153,12 +2775,12 @@
           <w:sz w:val="26"/>
           <w:szCs w:val="26"/>
         </w:rPr>
-        <w:t xml:space="preserve">4.3 The HSL catalog IS the substrate</w:t>
-      </w:r>
-    </w:p>
-    <w:p>
-      <w:pPr>
-        <w:spacing w:after="60" w:before="60"/>
+        <w:t xml:space="preserve">4.3  The HSL catalog IS the substrate</w:t>
+      </w:r>
+    </w:p>
+    <w:p>
+      <w:pPr>
+        <w:spacing w:after="60" w:before="60" w:line="280"/>
         <w:jc w:val="left"/>
       </w:pPr>
       <w:r>
@@ -1168,18 +2790,32 @@
           <w:bCs w:val="false"/>
           <w:i w:val="false"/>
           <w:iCs w:val="false"/>
-          <w:color w:val="000000"/>
-          <w:sz w:val="20"/>
-          <w:szCs w:val="20"/>
-        </w:rPr>
-        <w:t xml:space="preserve">Embedding RAG treats vectors as a derived index — they accelerate lookup, but truth is in the source documents. Information Physics inverts this: the HSL anchors ARE the truth. Every HSL is a deterministic function of the AIO set, computed offline by synth_hsls_for_aio, and used at query time as a lookup, not a computation. The cue path produces a Set&lt;HSL&gt; that the LLM consumes; the LLM is told to ground every claim in the HSL-pointed AIOs and never elsewhere.</w:t>
+          <w:color w:val="1A1A1A"/>
+          <w:sz w:val="21"/>
+          <w:szCs w:val="21"/>
+        </w:rPr>
+        <w:t xml:space="preserve">Embedding RAG treats vectors as a derived index — they accelerate lookup, but truth is in the source documents. Information Physics inverts this: the HSL anchors ARE the truth. Every HSL is a deterministic function of the AIO set, computed offline by synth_hsls_for_aio, and used at query time as a lookup, not a computation.</w:t>
       </w:r>
     </w:p>
     <w:p>
       <w:pPr>
         <w:pStyle w:val="Heading1"/>
-        <w:spacing w:after="140" w:before="280"/>
-      </w:pPr>
+        <w:pBdr>
+          <w:bottom w:val="single" w:color="1F3864" w:sz="8" w:space="4"/>
+        </w:pBdr>
+        <w:spacing w:after="160" w:before="360" w:line="320"/>
+      </w:pPr>
+      <w:r>
+        <w:rPr>
+          <w:rFonts w:ascii="Calibri" w:cs="Calibri" w:eastAsia="Calibri" w:hAnsi="Calibri"/>
+          <w:b/>
+          <w:bCs/>
+          <w:color w:val="C09853"/>
+          <w:sz w:val="32"/>
+          <w:szCs w:val="32"/>
+        </w:rPr>
+        <w:t xml:space="preserve">§5.  </w:t>
+      </w:r>
       <w:r>
         <w:rPr>
           <w:rFonts w:ascii="Calibri" w:cs="Calibri" w:eastAsia="Calibri" w:hAnsi="Calibri"/>
@@ -1189,7 +2825,7 @@
           <w:sz w:val="32"/>
           <w:szCs w:val="32"/>
         </w:rPr>
-        <w:t xml:space="preserve">5. Implementation Stack</w:t>
+        <w:t xml:space="preserve">Implementation Stack</w:t>
       </w:r>
     </w:p>
     <w:tbl>
@@ -1210,6 +2846,9 @@
         <w:gridCol w:w="4960"/>
       </w:tblGrid>
       <w:tr>
+        <w:trPr>
+          <w:tblHeader/>
+        </w:trPr>
         <w:tc>
           <w:tcPr>
             <w:tcW w:type="dxa" w:w="1600"/>
@@ -1221,21 +2860,24 @@
             </w:tcBorders>
             <w:shd w:fill="F2F2F2" w:val="clear"/>
             <w:tcMar>
-              <w:top w:type="dxa" w:w="60"/>
-              <w:left w:type="dxa" w:w="100"/>
-              <w:bottom w:type="dxa" w:w="60"/>
-              <w:right w:type="dxa" w:w="100"/>
-            </w:tcMar>
-          </w:tcPr>
-          <w:p>
+              <w:top w:type="dxa" w:w="80"/>
+              <w:left w:type="dxa" w:w="120"/>
+              <w:bottom w:type="dxa" w:w="80"/>
+              <w:right w:type="dxa" w:w="120"/>
+            </w:tcMar>
+          </w:tcPr>
+          <w:p>
+            <w:pPr>
+              <w:spacing w:after="0" w:before="0" w:line="260"/>
+            </w:pPr>
             <w:r>
               <w:rPr>
                 <w:rFonts w:ascii="Calibri" w:cs="Calibri" w:eastAsia="Calibri" w:hAnsi="Calibri"/>
                 <w:b/>
                 <w:bCs/>
-                <w:color w:val="000000"/>
-                <w:sz w:val="18"/>
-                <w:szCs w:val="18"/>
+                <w:color w:val="1A1A1A"/>
+                <w:sz w:val="19"/>
+                <w:szCs w:val="19"/>
               </w:rPr>
               <w:t xml:space="preserve">Layer</w:t>
             </w:r>
@@ -1252,21 +2894,24 @@
             </w:tcBorders>
             <w:shd w:fill="F2F2F2" w:val="clear"/>
             <w:tcMar>
-              <w:top w:type="dxa" w:w="60"/>
-              <w:left w:type="dxa" w:w="100"/>
-              <w:bottom w:type="dxa" w:w="60"/>
-              <w:right w:type="dxa" w:w="100"/>
-            </w:tcMar>
-          </w:tcPr>
-          <w:p>
+              <w:top w:type="dxa" w:w="80"/>
+              <w:left w:type="dxa" w:w="120"/>
+              <w:bottom w:type="dxa" w:w="80"/>
+              <w:right w:type="dxa" w:w="120"/>
+            </w:tcMar>
+          </w:tcPr>
+          <w:p>
+            <w:pPr>
+              <w:spacing w:after="0" w:before="0" w:line="260"/>
+            </w:pPr>
             <w:r>
               <w:rPr>
                 <w:rFonts w:ascii="Calibri" w:cs="Calibri" w:eastAsia="Calibri" w:hAnsi="Calibri"/>
                 <w:b/>
                 <w:bCs/>
-                <w:color w:val="000000"/>
-                <w:sz w:val="18"/>
-                <w:szCs w:val="18"/>
+                <w:color w:val="1A1A1A"/>
+                <w:sz w:val="19"/>
+                <w:szCs w:val="19"/>
               </w:rPr>
               <w:t xml:space="preserve">Technology</w:t>
             </w:r>
@@ -1283,21 +2928,24 @@
             </w:tcBorders>
             <w:shd w:fill="F2F2F2" w:val="clear"/>
             <w:tcMar>
-              <w:top w:type="dxa" w:w="60"/>
-              <w:left w:type="dxa" w:w="100"/>
-              <w:bottom w:type="dxa" w:w="60"/>
-              <w:right w:type="dxa" w:w="100"/>
-            </w:tcMar>
-          </w:tcPr>
-          <w:p>
+              <w:top w:type="dxa" w:w="80"/>
+              <w:left w:type="dxa" w:w="120"/>
+              <w:bottom w:type="dxa" w:w="80"/>
+              <w:right w:type="dxa" w:w="120"/>
+            </w:tcMar>
+          </w:tcPr>
+          <w:p>
+            <w:pPr>
+              <w:spacing w:after="0" w:before="0" w:line="260"/>
+            </w:pPr>
             <w:r>
               <w:rPr>
                 <w:rFonts w:ascii="Calibri" w:cs="Calibri" w:eastAsia="Calibri" w:hAnsi="Calibri"/>
                 <w:b/>
                 <w:bCs/>
-                <w:color w:val="000000"/>
-                <w:sz w:val="18"/>
-                <w:szCs w:val="18"/>
+                <w:color w:val="1A1A1A"/>
+                <w:sz w:val="19"/>
+                <w:szCs w:val="19"/>
               </w:rPr>
               <w:t xml:space="preserve">Role</w:t>
             </w:r>
@@ -1315,21 +2963,24 @@
               <w:right w:val="single" w:color="BFBFBF" w:sz="4"/>
             </w:tcBorders>
             <w:tcMar>
-              <w:top w:type="dxa" w:w="60"/>
-              <w:left w:type="dxa" w:w="100"/>
-              <w:bottom w:type="dxa" w:w="60"/>
-              <w:right w:type="dxa" w:w="100"/>
-            </w:tcMar>
-          </w:tcPr>
-          <w:p>
+              <w:top w:type="dxa" w:w="80"/>
+              <w:left w:type="dxa" w:w="120"/>
+              <w:bottom w:type="dxa" w:w="80"/>
+              <w:right w:type="dxa" w:w="120"/>
+            </w:tcMar>
+          </w:tcPr>
+          <w:p>
+            <w:pPr>
+              <w:spacing w:after="0" w:before="0" w:line="260"/>
+            </w:pPr>
             <w:r>
               <w:rPr>
                 <w:rFonts w:ascii="Consolas" w:cs="Consolas" w:eastAsia="Consolas" w:hAnsi="Consolas"/>
                 <w:b w:val="false"/>
                 <w:bCs w:val="false"/>
-                <w:color w:val="000000"/>
-                <w:sz w:val="18"/>
-                <w:szCs w:val="18"/>
+                <w:color w:val="1A1A1A"/>
+                <w:sz w:val="19"/>
+                <w:szCs w:val="19"/>
               </w:rPr>
               <w:t xml:space="preserve">Frontend</w:t>
             </w:r>
@@ -1345,21 +2996,24 @@
               <w:right w:val="single" w:color="BFBFBF" w:sz="4"/>
             </w:tcBorders>
             <w:tcMar>
-              <w:top w:type="dxa" w:w="60"/>
-              <w:left w:type="dxa" w:w="100"/>
-              <w:bottom w:type="dxa" w:w="60"/>
-              <w:right w:type="dxa" w:w="100"/>
-            </w:tcMar>
-          </w:tcPr>
-          <w:p>
-            <w:r>
-              <w:rPr>
-                <w:rFonts w:ascii="Calibri" w:cs="Calibri" w:eastAsia="Calibri" w:hAnsi="Calibri"/>
-                <w:b w:val="false"/>
-                <w:bCs w:val="false"/>
-                <w:color w:val="000000"/>
-                <w:sz w:val="18"/>
-                <w:szCs w:val="18"/>
+              <w:top w:type="dxa" w:w="80"/>
+              <w:left w:type="dxa" w:w="120"/>
+              <w:bottom w:type="dxa" w:w="80"/>
+              <w:right w:type="dxa" w:w="120"/>
+            </w:tcMar>
+          </w:tcPr>
+          <w:p>
+            <w:pPr>
+              <w:spacing w:after="0" w:before="0" w:line="260"/>
+            </w:pPr>
+            <w:r>
+              <w:rPr>
+                <w:rFonts w:ascii="Calibri" w:cs="Calibri" w:eastAsia="Calibri" w:hAnsi="Calibri"/>
+                <w:b w:val="false"/>
+                <w:bCs w:val="false"/>
+                <w:color w:val="1A1A1A"/>
+                <w:sz w:val="19"/>
+                <w:szCs w:val="19"/>
               </w:rPr>
               <w:t xml:space="preserve">Next.js 16 + React 19 + TypeScript</w:t>
             </w:r>
@@ -1375,21 +3029,24 @@
               <w:right w:val="single" w:color="BFBFBF" w:sz="4"/>
             </w:tcBorders>
             <w:tcMar>
-              <w:top w:type="dxa" w:w="60"/>
-              <w:left w:type="dxa" w:w="100"/>
-              <w:bottom w:type="dxa" w:w="60"/>
-              <w:right w:type="dxa" w:w="100"/>
-            </w:tcMar>
-          </w:tcPr>
-          <w:p>
-            <w:r>
-              <w:rPr>
-                <w:rFonts w:ascii="Calibri" w:cs="Calibri" w:eastAsia="Calibri" w:hAnsi="Calibri"/>
-                <w:b w:val="false"/>
-                <w:bCs w:val="false"/>
-                <w:color w:val="000000"/>
-                <w:sz w:val="18"/>
-                <w:szCs w:val="18"/>
+              <w:top w:type="dxa" w:w="80"/>
+              <w:left w:type="dxa" w:w="120"/>
+              <w:bottom w:type="dxa" w:w="80"/>
+              <w:right w:type="dxa" w:w="120"/>
+            </w:tcMar>
+          </w:tcPr>
+          <w:p>
+            <w:pPr>
+              <w:spacing w:after="0" w:before="0" w:line="260"/>
+            </w:pPr>
+            <w:r>
+              <w:rPr>
+                <w:rFonts w:ascii="Calibri" w:cs="Calibri" w:eastAsia="Calibri" w:hAnsi="Calibri"/>
+                <w:b w:val="false"/>
+                <w:bCs w:val="false"/>
+                <w:color w:val="1A1A1A"/>
+                <w:sz w:val="19"/>
+                <w:szCs w:val="19"/>
               </w:rPr>
               <w:t xml:space="preserve">SPA, ChatAIO dialog, System Management, R&amp;D, References, Benchmark runner</w:t>
             </w:r>
@@ -1406,22 +3063,26 @@
               <w:bottom w:val="single" w:color="BFBFBF" w:sz="4"/>
               <w:right w:val="single" w:color="BFBFBF" w:sz="4"/>
             </w:tcBorders>
-            <w:tcMar>
-              <w:top w:type="dxa" w:w="60"/>
-              <w:left w:type="dxa" w:w="100"/>
-              <w:bottom w:type="dxa" w:w="60"/>
-              <w:right w:type="dxa" w:w="100"/>
-            </w:tcMar>
-          </w:tcPr>
-          <w:p>
+            <w:shd w:fill="F2F2F2" w:val="clear"/>
+            <w:tcMar>
+              <w:top w:type="dxa" w:w="80"/>
+              <w:left w:type="dxa" w:w="120"/>
+              <w:bottom w:type="dxa" w:w="80"/>
+              <w:right w:type="dxa" w:w="120"/>
+            </w:tcMar>
+          </w:tcPr>
+          <w:p>
+            <w:pPr>
+              <w:spacing w:after="0" w:before="0" w:line="260"/>
+            </w:pPr>
             <w:r>
               <w:rPr>
                 <w:rFonts w:ascii="Consolas" w:cs="Consolas" w:eastAsia="Consolas" w:hAnsi="Consolas"/>
                 <w:b w:val="false"/>
                 <w:bCs w:val="false"/>
-                <w:color w:val="000000"/>
-                <w:sz w:val="18"/>
-                <w:szCs w:val="18"/>
+                <w:color w:val="1A1A1A"/>
+                <w:sz w:val="19"/>
+                <w:szCs w:val="19"/>
               </w:rPr>
               <w:t xml:space="preserve">API</w:t>
             </w:r>
@@ -1436,22 +3097,26 @@
               <w:bottom w:val="single" w:color="BFBFBF" w:sz="4"/>
               <w:right w:val="single" w:color="BFBFBF" w:sz="4"/>
             </w:tcBorders>
-            <w:tcMar>
-              <w:top w:type="dxa" w:w="60"/>
-              <w:left w:type="dxa" w:w="100"/>
-              <w:bottom w:type="dxa" w:w="60"/>
-              <w:right w:type="dxa" w:w="100"/>
-            </w:tcMar>
-          </w:tcPr>
-          <w:p>
-            <w:r>
-              <w:rPr>
-                <w:rFonts w:ascii="Calibri" w:cs="Calibri" w:eastAsia="Calibri" w:hAnsi="Calibri"/>
-                <w:b w:val="false"/>
-                <w:bCs w:val="false"/>
-                <w:color w:val="000000"/>
-                <w:sz w:val="18"/>
-                <w:szCs w:val="18"/>
+            <w:shd w:fill="F2F2F2" w:val="clear"/>
+            <w:tcMar>
+              <w:top w:type="dxa" w:w="80"/>
+              <w:left w:type="dxa" w:w="120"/>
+              <w:bottom w:type="dxa" w:w="80"/>
+              <w:right w:type="dxa" w:w="120"/>
+            </w:tcMar>
+          </w:tcPr>
+          <w:p>
+            <w:pPr>
+              <w:spacing w:after="0" w:before="0" w:line="260"/>
+            </w:pPr>
+            <w:r>
+              <w:rPr>
+                <w:rFonts w:ascii="Calibri" w:cs="Calibri" w:eastAsia="Calibri" w:hAnsi="Calibri"/>
+                <w:b w:val="false"/>
+                <w:bCs w:val="false"/>
+                <w:color w:val="1A1A1A"/>
+                <w:sz w:val="19"/>
+                <w:szCs w:val="19"/>
               </w:rPr>
               <w:t xml:space="preserve">FastAPI + Python 3.11</w:t>
             </w:r>
@@ -1466,22 +3131,26 @@
               <w:bottom w:val="single" w:color="BFBFBF" w:sz="4"/>
               <w:right w:val="single" w:color="BFBFBF" w:sz="4"/>
             </w:tcBorders>
-            <w:tcMar>
-              <w:top w:type="dxa" w:w="60"/>
-              <w:left w:type="dxa" w:w="100"/>
-              <w:bottom w:type="dxa" w:w="60"/>
-              <w:right w:type="dxa" w:w="100"/>
-            </w:tcMar>
-          </w:tcPr>
-          <w:p>
-            <w:r>
-              <w:rPr>
-                <w:rFonts w:ascii="Calibri" w:cs="Calibri" w:eastAsia="Calibri" w:hAnsi="Calibri"/>
-                <w:b w:val="false"/>
-                <w:bCs w:val="false"/>
-                <w:color w:val="000000"/>
-                <w:sz w:val="18"/>
-                <w:szCs w:val="18"/>
+            <w:shd w:fill="F2F2F2" w:val="clear"/>
+            <w:tcMar>
+              <w:top w:type="dxa" w:w="80"/>
+              <w:left w:type="dxa" w:w="120"/>
+              <w:bottom w:type="dxa" w:w="80"/>
+              <w:right w:type="dxa" w:w="120"/>
+            </w:tcMar>
+          </w:tcPr>
+          <w:p>
+            <w:pPr>
+              <w:spacing w:after="0" w:before="0" w:line="260"/>
+            </w:pPr>
+            <w:r>
+              <w:rPr>
+                <w:rFonts w:ascii="Calibri" w:cs="Calibri" w:eastAsia="Calibri" w:hAnsi="Calibri"/>
+                <w:b w:val="false"/>
+                <w:bCs w:val="false"/>
+                <w:color w:val="1A1A1A"/>
+                <w:sz w:val="19"/>
+                <w:szCs w:val="19"/>
               </w:rPr>
               <w:t xml:space="preserve">AIO/HSL/MRO CRUD, four-phase aio-search, substrate-chat, mro-search, find-by-needles-full</w:t>
             </w:r>
@@ -1499,21 +3168,24 @@
               <w:right w:val="single" w:color="BFBFBF" w:sz="4"/>
             </w:tcBorders>
             <w:tcMar>
-              <w:top w:type="dxa" w:w="60"/>
-              <w:left w:type="dxa" w:w="100"/>
-              <w:bottom w:type="dxa" w:w="60"/>
-              <w:right w:type="dxa" w:w="100"/>
-            </w:tcMar>
-          </w:tcPr>
-          <w:p>
+              <w:top w:type="dxa" w:w="80"/>
+              <w:left w:type="dxa" w:w="120"/>
+              <w:bottom w:type="dxa" w:w="80"/>
+              <w:right w:type="dxa" w:w="120"/>
+            </w:tcMar>
+          </w:tcPr>
+          <w:p>
+            <w:pPr>
+              <w:spacing w:after="0" w:before="0" w:line="260"/>
+            </w:pPr>
             <w:r>
               <w:rPr>
                 <w:rFonts w:ascii="Consolas" w:cs="Consolas" w:eastAsia="Consolas" w:hAnsi="Consolas"/>
                 <w:b w:val="false"/>
                 <w:bCs w:val="false"/>
-                <w:color w:val="000000"/>
-                <w:sz w:val="18"/>
-                <w:szCs w:val="18"/>
+                <w:color w:val="1A1A1A"/>
+                <w:sz w:val="19"/>
+                <w:szCs w:val="19"/>
               </w:rPr>
               <w:t xml:space="preserve">Database</w:t>
             </w:r>
@@ -1529,21 +3201,24 @@
               <w:right w:val="single" w:color="BFBFBF" w:sz="4"/>
             </w:tcBorders>
             <w:tcMar>
-              <w:top w:type="dxa" w:w="60"/>
-              <w:left w:type="dxa" w:w="100"/>
-              <w:bottom w:type="dxa" w:w="60"/>
-              <w:right w:type="dxa" w:w="100"/>
-            </w:tcMar>
-          </w:tcPr>
-          <w:p>
-            <w:r>
-              <w:rPr>
-                <w:rFonts w:ascii="Calibri" w:cs="Calibri" w:eastAsia="Calibri" w:hAnsi="Calibri"/>
-                <w:b w:val="false"/>
-                <w:bCs w:val="false"/>
-                <w:color w:val="000000"/>
-                <w:sz w:val="18"/>
-                <w:szCs w:val="18"/>
+              <w:top w:type="dxa" w:w="80"/>
+              <w:left w:type="dxa" w:w="120"/>
+              <w:bottom w:type="dxa" w:w="80"/>
+              <w:right w:type="dxa" w:w="120"/>
+            </w:tcMar>
+          </w:tcPr>
+          <w:p>
+            <w:pPr>
+              <w:spacing w:after="0" w:before="0" w:line="260"/>
+            </w:pPr>
+            <w:r>
+              <w:rPr>
+                <w:rFonts w:ascii="Calibri" w:cs="Calibri" w:eastAsia="Calibri" w:hAnsi="Calibri"/>
+                <w:b w:val="false"/>
+                <w:bCs w:val="false"/>
+                <w:color w:val="1A1A1A"/>
+                <w:sz w:val="19"/>
+                <w:szCs w:val="19"/>
               </w:rPr>
               <w:t xml:space="preserve">PostgreSQL 15 + pg_trgm</w:t>
             </w:r>
@@ -1559,23 +3234,26 @@
               <w:right w:val="single" w:color="BFBFBF" w:sz="4"/>
             </w:tcBorders>
             <w:tcMar>
-              <w:top w:type="dxa" w:w="60"/>
-              <w:left w:type="dxa" w:w="100"/>
-              <w:bottom w:type="dxa" w:w="60"/>
-              <w:right w:type="dxa" w:w="100"/>
-            </w:tcMar>
-          </w:tcPr>
-          <w:p>
-            <w:r>
-              <w:rPr>
-                <w:rFonts w:ascii="Calibri" w:cs="Calibri" w:eastAsia="Calibri" w:hAnsi="Calibri"/>
-                <w:b w:val="false"/>
-                <w:bCs w:val="false"/>
-                <w:color w:val="000000"/>
-                <w:sz w:val="18"/>
-                <w:szCs w:val="18"/>
-              </w:rPr>
-              <w:t xml:space="preserve">Source-of-truth storage; inverted index (information_element_refs); GIN trigram for fuzzy match (mig 031)</w:t>
+              <w:top w:type="dxa" w:w="80"/>
+              <w:left w:type="dxa" w:w="120"/>
+              <w:bottom w:type="dxa" w:w="80"/>
+              <w:right w:type="dxa" w:w="120"/>
+            </w:tcMar>
+          </w:tcPr>
+          <w:p>
+            <w:pPr>
+              <w:spacing w:after="0" w:before="0" w:line="260"/>
+            </w:pPr>
+            <w:r>
+              <w:rPr>
+                <w:rFonts w:ascii="Calibri" w:cs="Calibri" w:eastAsia="Calibri" w:hAnsi="Calibri"/>
+                <w:b w:val="false"/>
+                <w:bCs w:val="false"/>
+                <w:color w:val="1A1A1A"/>
+                <w:sz w:val="19"/>
+                <w:szCs w:val="19"/>
+              </w:rPr>
+              <w:t xml:space="preserve">Source-of-truth storage; inverted index (information_element_refs); GIN trigram for fuzzy match</w:t>
             </w:r>
           </w:p>
         </w:tc>
@@ -1590,22 +3268,26 @@
               <w:bottom w:val="single" w:color="BFBFBF" w:sz="4"/>
               <w:right w:val="single" w:color="BFBFBF" w:sz="4"/>
             </w:tcBorders>
-            <w:tcMar>
-              <w:top w:type="dxa" w:w="60"/>
-              <w:left w:type="dxa" w:w="100"/>
-              <w:bottom w:type="dxa" w:w="60"/>
-              <w:right w:type="dxa" w:w="100"/>
-            </w:tcMar>
-          </w:tcPr>
-          <w:p>
+            <w:shd w:fill="F2F2F2" w:val="clear"/>
+            <w:tcMar>
+              <w:top w:type="dxa" w:w="80"/>
+              <w:left w:type="dxa" w:w="120"/>
+              <w:bottom w:type="dxa" w:w="80"/>
+              <w:right w:type="dxa" w:w="120"/>
+            </w:tcMar>
+          </w:tcPr>
+          <w:p>
+            <w:pPr>
+              <w:spacing w:after="0" w:before="0" w:line="260"/>
+            </w:pPr>
             <w:r>
               <w:rPr>
                 <w:rFonts w:ascii="Consolas" w:cs="Consolas" w:eastAsia="Consolas" w:hAnsi="Consolas"/>
                 <w:b w:val="false"/>
                 <w:bCs w:val="false"/>
-                <w:color w:val="000000"/>
-                <w:sz w:val="18"/>
-                <w:szCs w:val="18"/>
+                <w:color w:val="1A1A1A"/>
+                <w:sz w:val="19"/>
+                <w:szCs w:val="19"/>
               </w:rPr>
               <w:t xml:space="preserve">LLM</w:t>
             </w:r>
@@ -1620,22 +3302,26 @@
               <w:bottom w:val="single" w:color="BFBFBF" w:sz="4"/>
               <w:right w:val="single" w:color="BFBFBF" w:sz="4"/>
             </w:tcBorders>
-            <w:tcMar>
-              <w:top w:type="dxa" w:w="60"/>
-              <w:left w:type="dxa" w:w="100"/>
-              <w:bottom w:type="dxa" w:w="60"/>
-              <w:right w:type="dxa" w:w="100"/>
-            </w:tcMar>
-          </w:tcPr>
-          <w:p>
-            <w:r>
-              <w:rPr>
-                <w:rFonts w:ascii="Calibri" w:cs="Calibri" w:eastAsia="Calibri" w:hAnsi="Calibri"/>
-                <w:b w:val="false"/>
-                <w:bCs w:val="false"/>
-                <w:color w:val="000000"/>
-                <w:sz w:val="18"/>
-                <w:szCs w:val="18"/>
+            <w:shd w:fill="F2F2F2" w:val="clear"/>
+            <w:tcMar>
+              <w:top w:type="dxa" w:w="80"/>
+              <w:left w:type="dxa" w:w="120"/>
+              <w:bottom w:type="dxa" w:w="80"/>
+              <w:right w:type="dxa" w:w="120"/>
+            </w:tcMar>
+          </w:tcPr>
+          <w:p>
+            <w:pPr>
+              <w:spacing w:after="0" w:before="0" w:line="260"/>
+            </w:pPr>
+            <w:r>
+              <w:rPr>
+                <w:rFonts w:ascii="Calibri" w:cs="Calibri" w:eastAsia="Calibri" w:hAnsi="Calibri"/>
+                <w:b w:val="false"/>
+                <w:bCs w:val="false"/>
+                <w:color w:val="1A1A1A"/>
+                <w:sz w:val="19"/>
+                <w:szCs w:val="19"/>
               </w:rPr>
               <w:t xml:space="preserve">Anthropic Claude (model selectable at runtime)</w:t>
             </w:r>
@@ -1650,22 +3336,26 @@
               <w:bottom w:val="single" w:color="BFBFBF" w:sz="4"/>
               <w:right w:val="single" w:color="BFBFBF" w:sz="4"/>
             </w:tcBorders>
-            <w:tcMar>
-              <w:top w:type="dxa" w:w="60"/>
-              <w:left w:type="dxa" w:w="100"/>
-              <w:bottom w:type="dxa" w:w="60"/>
-              <w:right w:type="dxa" w:w="100"/>
-            </w:tcMar>
-          </w:tcPr>
-          <w:p>
-            <w:r>
-              <w:rPr>
-                <w:rFonts w:ascii="Calibri" w:cs="Calibri" w:eastAsia="Calibri" w:hAnsi="Calibri"/>
-                <w:b w:val="false"/>
-                <w:bCs w:val="false"/>
-                <w:color w:val="000000"/>
-                <w:sz w:val="18"/>
-                <w:szCs w:val="18"/>
+            <w:shd w:fill="F2F2F2" w:val="clear"/>
+            <w:tcMar>
+              <w:top w:type="dxa" w:w="80"/>
+              <w:left w:type="dxa" w:w="120"/>
+              <w:bottom w:type="dxa" w:w="80"/>
+              <w:right w:type="dxa" w:w="120"/>
+            </w:tcMar>
+          </w:tcPr>
+          <w:p>
+            <w:pPr>
+              <w:spacing w:after="0" w:before="0" w:line="260"/>
+            </w:pPr>
+            <w:r>
+              <w:rPr>
+                <w:rFonts w:ascii="Calibri" w:cs="Calibri" w:eastAsia="Calibri" w:hAnsi="Calibri"/>
+                <w:b w:val="false"/>
+                <w:bCs w:val="false"/>
+                <w:color w:val="1A1A1A"/>
+                <w:sz w:val="19"/>
+                <w:szCs w:val="19"/>
               </w:rPr>
               <w:t xml:space="preserve">Synthesis only — every retrieval decision is upstream of the LLM</w:t>
             </w:r>
@@ -1683,21 +3373,24 @@
               <w:right w:val="single" w:color="BFBFBF" w:sz="4"/>
             </w:tcBorders>
             <w:tcMar>
-              <w:top w:type="dxa" w:w="60"/>
-              <w:left w:type="dxa" w:w="100"/>
-              <w:bottom w:type="dxa" w:w="60"/>
-              <w:right w:type="dxa" w:w="100"/>
-            </w:tcMar>
-          </w:tcPr>
-          <w:p>
+              <w:top w:type="dxa" w:w="80"/>
+              <w:left w:type="dxa" w:w="120"/>
+              <w:bottom w:type="dxa" w:w="80"/>
+              <w:right w:type="dxa" w:w="120"/>
+            </w:tcMar>
+          </w:tcPr>
+          <w:p>
+            <w:pPr>
+              <w:spacing w:after="0" w:before="0" w:line="260"/>
+            </w:pPr>
             <w:r>
               <w:rPr>
                 <w:rFonts w:ascii="Consolas" w:cs="Consolas" w:eastAsia="Consolas" w:hAnsi="Consolas"/>
                 <w:b w:val="false"/>
                 <w:bCs w:val="false"/>
-                <w:color w:val="000000"/>
-                <w:sz w:val="18"/>
-                <w:szCs w:val="18"/>
+                <w:color w:val="1A1A1A"/>
+                <w:sz w:val="19"/>
+                <w:szCs w:val="19"/>
               </w:rPr>
               <w:t xml:space="preserve">Hosting</w:t>
             </w:r>
@@ -1713,21 +3406,24 @@
               <w:right w:val="single" w:color="BFBFBF" w:sz="4"/>
             </w:tcBorders>
             <w:tcMar>
-              <w:top w:type="dxa" w:w="60"/>
-              <w:left w:type="dxa" w:w="100"/>
-              <w:bottom w:type="dxa" w:w="60"/>
-              <w:right w:type="dxa" w:w="100"/>
-            </w:tcMar>
-          </w:tcPr>
-          <w:p>
-            <w:r>
-              <w:rPr>
-                <w:rFonts w:ascii="Calibri" w:cs="Calibri" w:eastAsia="Calibri" w:hAnsi="Calibri"/>
-                <w:b w:val="false"/>
-                <w:bCs w:val="false"/>
-                <w:color w:val="000000"/>
-                <w:sz w:val="18"/>
-                <w:szCs w:val="18"/>
+              <w:top w:type="dxa" w:w="80"/>
+              <w:left w:type="dxa" w:w="120"/>
+              <w:bottom w:type="dxa" w:w="80"/>
+              <w:right w:type="dxa" w:w="120"/>
+            </w:tcMar>
+          </w:tcPr>
+          <w:p>
+            <w:pPr>
+              <w:spacing w:after="0" w:before="0" w:line="260"/>
+            </w:pPr>
+            <w:r>
+              <w:rPr>
+                <w:rFonts w:ascii="Calibri" w:cs="Calibri" w:eastAsia="Calibri" w:hAnsi="Calibri"/>
+                <w:b w:val="false"/>
+                <w:bCs w:val="false"/>
+                <w:color w:val="1A1A1A"/>
+                <w:sz w:val="19"/>
+                <w:szCs w:val="19"/>
               </w:rPr>
               <w:t xml:space="preserve">Railway (cloud) + Electron DMG (local)</w:t>
             </w:r>
@@ -1743,21 +3439,24 @@
               <w:right w:val="single" w:color="BFBFBF" w:sz="4"/>
             </w:tcBorders>
             <w:tcMar>
-              <w:top w:type="dxa" w:w="60"/>
-              <w:left w:type="dxa" w:w="100"/>
-              <w:bottom w:type="dxa" w:w="60"/>
-              <w:right w:type="dxa" w:w="100"/>
-            </w:tcMar>
-          </w:tcPr>
-          <w:p>
-            <w:r>
-              <w:rPr>
-                <w:rFonts w:ascii="Calibri" w:cs="Calibri" w:eastAsia="Calibri" w:hAnsi="Calibri"/>
-                <w:b w:val="false"/>
-                <w:bCs w:val="false"/>
-                <w:color w:val="000000"/>
-                <w:sz w:val="18"/>
-                <w:szCs w:val="18"/>
+              <w:top w:type="dxa" w:w="80"/>
+              <w:left w:type="dxa" w:w="120"/>
+              <w:bottom w:type="dxa" w:w="80"/>
+              <w:right w:type="dxa" w:w="120"/>
+            </w:tcMar>
+          </w:tcPr>
+          <w:p>
+            <w:pPr>
+              <w:spacing w:after="0" w:before="0" w:line="260"/>
+            </w:pPr>
+            <w:r>
+              <w:rPr>
+                <w:rFonts w:ascii="Calibri" w:cs="Calibri" w:eastAsia="Calibri" w:hAnsi="Calibri"/>
+                <w:b w:val="false"/>
+                <w:bCs w:val="false"/>
+                <w:color w:val="1A1A1A"/>
+                <w:sz w:val="19"/>
+                <w:szCs w:val="19"/>
               </w:rPr>
               <w:t xml:space="preserve">Same code, three deployment shapes (full-cloud, cloud-stripped, fully-local)</w:t>
             </w:r>
@@ -1766,15 +3465,24 @@
       </w:tr>
     </w:tbl>
     <w:p>
-      <w:r>
-        <w:br w:type="page"/>
-      </w:r>
-    </w:p>
-    <w:p>
       <w:pPr>
         <w:pStyle w:val="Heading1"/>
-        <w:spacing w:after="140" w:before="280"/>
-      </w:pPr>
+        <w:pBdr>
+          <w:bottom w:val="single" w:color="1F3864" w:sz="8" w:space="4"/>
+        </w:pBdr>
+        <w:spacing w:after="160" w:before="360" w:line="320"/>
+      </w:pPr>
+      <w:r>
+        <w:rPr>
+          <w:rFonts w:ascii="Calibri" w:cs="Calibri" w:eastAsia="Calibri" w:hAnsi="Calibri"/>
+          <w:b/>
+          <w:bCs/>
+          <w:color w:val="C09853"/>
+          <w:sz w:val="32"/>
+          <w:szCs w:val="32"/>
+        </w:rPr>
+        <w:t xml:space="preserve">§6.  </w:t>
+      </w:r>
       <w:r>
         <w:rPr>
           <w:rFonts w:ascii="Calibri" w:cs="Calibri" w:eastAsia="Calibri" w:hAnsi="Calibri"/>
@@ -1784,12 +3492,12 @@
           <w:sz w:val="32"/>
           <w:szCs w:val="32"/>
         </w:rPr>
-        <w:t xml:space="preserve">6. Why This Matters</w:t>
-      </w:r>
-    </w:p>
-    <w:p>
-      <w:pPr>
-        <w:spacing w:after="60" w:before="60"/>
+        <w:t xml:space="preserve">Why This Matters</w:t>
+      </w:r>
+    </w:p>
+    <w:p>
+      <w:pPr>
+        <w:spacing w:after="60" w:before="60" w:line="280"/>
         <w:jc w:val="left"/>
       </w:pPr>
       <w:r>
@@ -1799,9 +3507,9 @@
           <w:bCs w:val="false"/>
           <w:i w:val="false"/>
           <w:iCs w:val="false"/>
-          <w:color w:val="000000"/>
-          <w:sz w:val="20"/>
-          <w:szCs w:val="20"/>
+          <w:color w:val="1A1A1A"/>
+          <w:sz w:val="21"/>
+          <w:szCs w:val="21"/>
         </w:rPr>
         <w:t xml:space="preserve">Three differentiators that come out of the architecture, in business-relevant terms:</w:t>
       </w:r>
@@ -1809,7 +3517,7 @@
     <w:p>
       <w:pPr>
         <w:pStyle w:val="Heading2"/>
-        <w:spacing w:after="100" w:before="220"/>
+        <w:spacing w:after="100" w:before="240" w:line="300"/>
       </w:pPr>
       <w:r>
         <w:rPr>
@@ -1820,12 +3528,12 @@
           <w:sz w:val="26"/>
           <w:szCs w:val="26"/>
         </w:rPr>
-        <w:t xml:space="preserve">6.1 Audit-grade reproducibility</w:t>
-      </w:r>
-    </w:p>
-    <w:p>
-      <w:pPr>
-        <w:spacing w:after="60" w:before="60"/>
+        <w:t xml:space="preserve">6.1  Audit-grade reproducibility</w:t>
+      </w:r>
+    </w:p>
+    <w:p>
+      <w:pPr>
+        <w:spacing w:after="60" w:before="60" w:line="280"/>
         <w:jc w:val="left"/>
       </w:pPr>
       <w:r>
@@ -1835,9 +3543,9 @@
           <w:bCs w:val="false"/>
           <w:i w:val="false"/>
           <w:iCs w:val="false"/>
-          <w:color w:val="000000"/>
-          <w:sz w:val="20"/>
-          <w:szCs w:val="20"/>
+          <w:color w:val="1A1A1A"/>
+          <w:sz w:val="21"/>
+          <w:szCs w:val="21"/>
         </w:rPr>
         <w:t xml:space="preserve">A regulator, an internal auditor, or a counterparty can ask 'why did the system answer X?' and the answer is a deterministic graph traversal — not a similarity score against an opaque embedding. Same query, same data, same cue set, same HSLs, same answer. Every time.</w:t>
       </w:r>
@@ -1845,7 +3553,7 @@
     <w:p>
       <w:pPr>
         <w:pStyle w:val="Heading2"/>
-        <w:spacing w:after="100" w:before="220"/>
+        <w:spacing w:after="100" w:before="240" w:line="300"/>
       </w:pPr>
       <w:r>
         <w:rPr>
@@ -1856,12 +3564,12 @@
           <w:sz w:val="26"/>
           <w:szCs w:val="26"/>
         </w:rPr>
-        <w:t xml:space="preserve">6.2 Cost discipline</w:t>
-      </w:r>
-    </w:p>
-    <w:p>
-      <w:pPr>
-        <w:spacing w:after="60" w:before="60"/>
+        <w:t xml:space="preserve">6.2  Cost discipline</w:t>
+      </w:r>
+    </w:p>
+    <w:p>
+      <w:pPr>
+        <w:spacing w:after="60" w:before="60" w:line="280"/>
         <w:jc w:val="left"/>
       </w:pPr>
       <w:r>
@@ -1871,9 +3579,9 @@
           <w:bCs w:val="false"/>
           <w:i w:val="false"/>
           <w:iCs w:val="false"/>
-          <w:color w:val="000000"/>
-          <w:sz w:val="20"/>
-          <w:szCs w:val="20"/>
+          <w:color w:val="1A1A1A"/>
+          <w:sz w:val="21"/>
+          <w:szCs w:val="21"/>
         </w:rPr>
         <w:t xml:space="preserve">MRO short-circuit means repeated queries cost zero LLM tokens after first run. The cap-by-CSV diversity step ensures we never pay for redundant context just because one CSV happens to be larger. Element-set Jaccard dedup collapses cross-CSV duplicates of the same entity. On the demo corpus, multi-CSV joins use 60–70% fewer tokens than the equivalent embedding-RAG implementation while producing comparable answers.</w:t>
       </w:r>
@@ -1881,7 +3589,7 @@
     <w:p>
       <w:pPr>
         <w:pStyle w:val="Heading2"/>
-        <w:spacing w:after="100" w:before="220"/>
+        <w:spacing w:after="100" w:before="240" w:line="300"/>
       </w:pPr>
       <w:r>
         <w:rPr>
@@ -1892,12 +3600,12 @@
           <w:sz w:val="26"/>
           <w:szCs w:val="26"/>
         </w:rPr>
-        <w:t xml:space="preserve">6.3 Data does not leave</w:t>
-      </w:r>
-    </w:p>
-    <w:p>
-      <w:pPr>
-        <w:spacing w:after="60" w:before="60"/>
+        <w:t xml:space="preserve">6.3  Data does not leave</w:t>
+      </w:r>
+    </w:p>
+    <w:p>
+      <w:pPr>
+        <w:spacing w:after="60" w:before="60" w:line="280"/>
         <w:jc w:val="left"/>
       </w:pPr>
       <w:r>
@@ -1907,9 +3615,9 @@
           <w:bCs w:val="false"/>
           <w:i w:val="false"/>
           <w:iCs w:val="false"/>
-          <w:color w:val="000000"/>
-          <w:sz w:val="20"/>
-          <w:szCs w:val="20"/>
+          <w:color w:val="1A1A1A"/>
+          <w:sz w:val="21"/>
+          <w:szCs w:val="21"/>
         </w:rPr>
         <w:t xml:space="preserve">In CLOUD_MODE=false (the local DMG), the only outbound network call is to the Anthropic API for the LLM synthesis step. Every retrieval decision happens on the local Mac. Customers with data-residency or air-gap constraints can use the system without exposing the underlying corpus to a cloud service.</w:t>
       </w:r>
@@ -1917,8 +3625,22 @@
     <w:p>
       <w:pPr>
         <w:pStyle w:val="Heading1"/>
-        <w:spacing w:after="140" w:before="280"/>
-      </w:pPr>
+        <w:pBdr>
+          <w:bottom w:val="single" w:color="1F3864" w:sz="8" w:space="4"/>
+        </w:pBdr>
+        <w:spacing w:after="160" w:before="360" w:line="320"/>
+      </w:pPr>
+      <w:r>
+        <w:rPr>
+          <w:rFonts w:ascii="Calibri" w:cs="Calibri" w:eastAsia="Calibri" w:hAnsi="Calibri"/>
+          <w:b/>
+          <w:bCs/>
+          <w:color w:val="C09853"/>
+          <w:sz w:val="32"/>
+          <w:szCs w:val="32"/>
+        </w:rPr>
+        <w:t xml:space="preserve">§7.  </w:t>
+      </w:r>
       <w:r>
         <w:rPr>
           <w:rFonts w:ascii="Calibri" w:cs="Calibri" w:eastAsia="Calibri" w:hAnsi="Calibri"/>
@@ -1928,12 +3650,12 @@
           <w:sz w:val="32"/>
           <w:szCs w:val="32"/>
         </w:rPr>
-        <w:t xml:space="preserve">7. The Demo Dataset</w:t>
-      </w:r>
-    </w:p>
-    <w:p>
-      <w:pPr>
-        <w:spacing w:after="60" w:before="60"/>
+        <w:t xml:space="preserve">The Demo Dataset</w:t>
+      </w:r>
+    </w:p>
+    <w:p>
+      <w:pPr>
+        <w:spacing w:after="60" w:before="60" w:line="280"/>
         <w:jc w:val="left"/>
       </w:pPr>
       <w:r>
@@ -1943,11 +3665,30 @@
           <w:bCs w:val="false"/>
           <w:i w:val="false"/>
           <w:iCs w:val="false"/>
-          <w:color w:val="000000"/>
-          <w:sz w:val="20"/>
-          <w:szCs w:val="20"/>
+          <w:color w:val="1A1A1A"/>
+          <w:sz w:val="21"/>
+          <w:szCs w:val="21"/>
         </w:rPr>
         <w:t xml:space="preserve">The system ships with a synthetic construction-portfolio demo corpus designed to exercise every architectural property:</w:t>
+      </w:r>
+    </w:p>
+    <w:p>
+      <w:pPr>
+        <w:spacing w:after="60" w:before="60" w:line="280"/>
+        <w:jc w:val="left"/>
+      </w:pPr>
+      <w:r>
+        <w:rPr>
+          <w:rFonts w:ascii="Calibri" w:cs="Calibri" w:eastAsia="Calibri" w:hAnsi="Calibri"/>
+          <w:b w:val="false"/>
+          <w:bCs w:val="false"/>
+          <w:i w:val="false"/>
+          <w:iCs w:val="false"/>
+          <w:color w:val="1A1A1A"/>
+          <w:sz w:val="21"/>
+          <w:szCs w:val="21"/>
+        </w:rPr>
+        <w:t xml:space="preserve"/>
       </w:r>
     </w:p>
     <w:tbl>
@@ -1968,6 +3709,9 @@
         <w:gridCol w:w="6160"/>
       </w:tblGrid>
       <w:tr>
+        <w:trPr>
+          <w:tblHeader/>
+        </w:trPr>
         <w:tc>
           <w:tcPr>
             <w:tcW w:type="dxa" w:w="2400"/>
@@ -1979,21 +3723,24 @@
             </w:tcBorders>
             <w:shd w:fill="F2F2F2" w:val="clear"/>
             <w:tcMar>
-              <w:top w:type="dxa" w:w="60"/>
-              <w:left w:type="dxa" w:w="100"/>
-              <w:bottom w:type="dxa" w:w="60"/>
-              <w:right w:type="dxa" w:w="100"/>
-            </w:tcMar>
-          </w:tcPr>
-          <w:p>
+              <w:top w:type="dxa" w:w="80"/>
+              <w:left w:type="dxa" w:w="120"/>
+              <w:bottom w:type="dxa" w:w="80"/>
+              <w:right w:type="dxa" w:w="120"/>
+            </w:tcMar>
+          </w:tcPr>
+          <w:p>
+            <w:pPr>
+              <w:spacing w:after="0" w:before="0" w:line="260"/>
+            </w:pPr>
             <w:r>
               <w:rPr>
                 <w:rFonts w:ascii="Calibri" w:cs="Calibri" w:eastAsia="Calibri" w:hAnsi="Calibri"/>
                 <w:b/>
                 <w:bCs/>
-                <w:color w:val="000000"/>
-                <w:sz w:val="18"/>
-                <w:szCs w:val="18"/>
+                <w:color w:val="1A1A1A"/>
+                <w:sz w:val="19"/>
+                <w:szCs w:val="19"/>
               </w:rPr>
               <w:t xml:space="preserve">CSV</w:t>
             </w:r>
@@ -2010,21 +3757,24 @@
             </w:tcBorders>
             <w:shd w:fill="F2F2F2" w:val="clear"/>
             <w:tcMar>
-              <w:top w:type="dxa" w:w="60"/>
-              <w:left w:type="dxa" w:w="100"/>
-              <w:bottom w:type="dxa" w:w="60"/>
-              <w:right w:type="dxa" w:w="100"/>
-            </w:tcMar>
-          </w:tcPr>
-          <w:p>
+              <w:top w:type="dxa" w:w="80"/>
+              <w:left w:type="dxa" w:w="120"/>
+              <w:bottom w:type="dxa" w:w="80"/>
+              <w:right w:type="dxa" w:w="120"/>
+            </w:tcMar>
+          </w:tcPr>
+          <w:p>
+            <w:pPr>
+              <w:spacing w:after="0" w:before="0" w:line="260"/>
+            </w:pPr>
             <w:r>
               <w:rPr>
                 <w:rFonts w:ascii="Calibri" w:cs="Calibri" w:eastAsia="Calibri" w:hAnsi="Calibri"/>
                 <w:b/>
                 <w:bCs/>
-                <w:color w:val="000000"/>
-                <w:sz w:val="18"/>
-                <w:szCs w:val="18"/>
+                <w:color w:val="1A1A1A"/>
+                <w:sz w:val="19"/>
+                <w:szCs w:val="19"/>
               </w:rPr>
               <w:t xml:space="preserve">Count</w:t>
             </w:r>
@@ -2041,21 +3791,24 @@
             </w:tcBorders>
             <w:shd w:fill="F2F2F2" w:val="clear"/>
             <w:tcMar>
-              <w:top w:type="dxa" w:w="60"/>
-              <w:left w:type="dxa" w:w="100"/>
-              <w:bottom w:type="dxa" w:w="60"/>
-              <w:right w:type="dxa" w:w="100"/>
-            </w:tcMar>
-          </w:tcPr>
-          <w:p>
+              <w:top w:type="dxa" w:w="80"/>
+              <w:left w:type="dxa" w:w="120"/>
+              <w:bottom w:type="dxa" w:w="80"/>
+              <w:right w:type="dxa" w:w="120"/>
+            </w:tcMar>
+          </w:tcPr>
+          <w:p>
+            <w:pPr>
+              <w:spacing w:after="0" w:before="0" w:line="260"/>
+            </w:pPr>
             <w:r>
               <w:rPr>
                 <w:rFonts w:ascii="Calibri" w:cs="Calibri" w:eastAsia="Calibri" w:hAnsi="Calibri"/>
                 <w:b/>
                 <w:bCs/>
-                <w:color w:val="000000"/>
-                <w:sz w:val="18"/>
-                <w:szCs w:val="18"/>
+                <w:color w:val="1A1A1A"/>
+                <w:sz w:val="19"/>
+                <w:szCs w:val="19"/>
               </w:rPr>
               <w:t xml:space="preserve">Role</w:t>
             </w:r>
@@ -2073,21 +3826,24 @@
               <w:right w:val="single" w:color="BFBFBF" w:sz="4"/>
             </w:tcBorders>
             <w:tcMar>
-              <w:top w:type="dxa" w:w="60"/>
-              <w:left w:type="dxa" w:w="100"/>
-              <w:bottom w:type="dxa" w:w="60"/>
-              <w:right w:type="dxa" w:w="100"/>
-            </w:tcMar>
-          </w:tcPr>
-          <w:p>
+              <w:top w:type="dxa" w:w="80"/>
+              <w:left w:type="dxa" w:w="120"/>
+              <w:bottom w:type="dxa" w:w="80"/>
+              <w:right w:type="dxa" w:w="120"/>
+            </w:tcMar>
+          </w:tcPr>
+          <w:p>
+            <w:pPr>
+              <w:spacing w:after="0" w:before="0" w:line="260"/>
+            </w:pPr>
             <w:r>
               <w:rPr>
                 <w:rFonts w:ascii="Consolas" w:cs="Consolas" w:eastAsia="Consolas" w:hAnsi="Consolas"/>
                 <w:b w:val="false"/>
                 <w:bCs w:val="false"/>
-                <w:color w:val="000000"/>
-                <w:sz w:val="18"/>
-                <w:szCs w:val="18"/>
+                <w:color w:val="1A1A1A"/>
+                <w:sz w:val="19"/>
+                <w:szCs w:val="19"/>
               </w:rPr>
               <w:t xml:space="preserve">AIA305 Sample.csv</w:t>
             </w:r>
@@ -2103,21 +3859,24 @@
               <w:right w:val="single" w:color="BFBFBF" w:sz="4"/>
             </w:tcBorders>
             <w:tcMar>
-              <w:top w:type="dxa" w:w="60"/>
-              <w:left w:type="dxa" w:w="100"/>
-              <w:bottom w:type="dxa" w:w="60"/>
-              <w:right w:type="dxa" w:w="100"/>
-            </w:tcMar>
-          </w:tcPr>
-          <w:p>
-            <w:r>
-              <w:rPr>
-                <w:rFonts w:ascii="Calibri" w:cs="Calibri" w:eastAsia="Calibri" w:hAnsi="Calibri"/>
-                <w:b w:val="false"/>
-                <w:bCs w:val="false"/>
-                <w:color w:val="000000"/>
-                <w:sz w:val="18"/>
-                <w:szCs w:val="18"/>
+              <w:top w:type="dxa" w:w="80"/>
+              <w:left w:type="dxa" w:w="120"/>
+              <w:bottom w:type="dxa" w:w="80"/>
+              <w:right w:type="dxa" w:w="120"/>
+            </w:tcMar>
+          </w:tcPr>
+          <w:p>
+            <w:pPr>
+              <w:spacing w:after="0" w:before="0" w:line="260"/>
+            </w:pPr>
+            <w:r>
+              <w:rPr>
+                <w:rFonts w:ascii="Calibri" w:cs="Calibri" w:eastAsia="Calibri" w:hAnsi="Calibri"/>
+                <w:b w:val="false"/>
+                <w:bCs w:val="false"/>
+                <w:color w:val="1A1A1A"/>
+                <w:sz w:val="19"/>
+                <w:szCs w:val="19"/>
               </w:rPr>
               <w:t xml:space="preserve">474</w:t>
             </w:r>
@@ -2133,21 +3892,24 @@
               <w:right w:val="single" w:color="BFBFBF" w:sz="4"/>
             </w:tcBorders>
             <w:tcMar>
-              <w:top w:type="dxa" w:w="60"/>
-              <w:left w:type="dxa" w:w="100"/>
-              <w:bottom w:type="dxa" w:w="60"/>
-              <w:right w:type="dxa" w:w="100"/>
-            </w:tcMar>
-          </w:tcPr>
-          <w:p>
-            <w:r>
-              <w:rPr>
-                <w:rFonts w:ascii="Calibri" w:cs="Calibri" w:eastAsia="Calibri" w:hAnsi="Calibri"/>
-                <w:b w:val="false"/>
-                <w:bCs w:val="false"/>
-                <w:color w:val="000000"/>
-                <w:sz w:val="18"/>
-                <w:szCs w:val="18"/>
+              <w:top w:type="dxa" w:w="80"/>
+              <w:left w:type="dxa" w:w="120"/>
+              <w:bottom w:type="dxa" w:w="80"/>
+              <w:right w:type="dxa" w:w="120"/>
+            </w:tcMar>
+          </w:tcPr>
+          <w:p>
+            <w:pPr>
+              <w:spacing w:after="0" w:before="0" w:line="260"/>
+            </w:pPr>
+            <w:r>
+              <w:rPr>
+                <w:rFonts w:ascii="Calibri" w:cs="Calibri" w:eastAsia="Calibri" w:hAnsi="Calibri"/>
+                <w:b w:val="false"/>
+                <w:bCs w:val="false"/>
+                <w:color w:val="1A1A1A"/>
+                <w:sz w:val="19"/>
+                <w:szCs w:val="19"/>
               </w:rPr>
               <w:t xml:space="preserve">Project portfolio with detailed financials. Heavy/wide records — primary stress source for diversity-cap behavior</w:t>
             </w:r>
@@ -2164,22 +3926,26 @@
               <w:bottom w:val="single" w:color="BFBFBF" w:sz="4"/>
               <w:right w:val="single" w:color="BFBFBF" w:sz="4"/>
             </w:tcBorders>
-            <w:tcMar>
-              <w:top w:type="dxa" w:w="60"/>
-              <w:left w:type="dxa" w:w="100"/>
-              <w:bottom w:type="dxa" w:w="60"/>
-              <w:right w:type="dxa" w:w="100"/>
-            </w:tcMar>
-          </w:tcPr>
-          <w:p>
+            <w:shd w:fill="F2F2F2" w:val="clear"/>
+            <w:tcMar>
+              <w:top w:type="dxa" w:w="80"/>
+              <w:left w:type="dxa" w:w="120"/>
+              <w:bottom w:type="dxa" w:w="80"/>
+              <w:right w:type="dxa" w:w="120"/>
+            </w:tcMar>
+          </w:tcPr>
+          <w:p>
+            <w:pPr>
+              <w:spacing w:after="0" w:before="0" w:line="260"/>
+            </w:pPr>
             <w:r>
               <w:rPr>
                 <w:rFonts w:ascii="Consolas" w:cs="Consolas" w:eastAsia="Consolas" w:hAnsi="Consolas"/>
                 <w:b w:val="false"/>
                 <w:bCs w:val="false"/>
-                <w:color w:val="000000"/>
-                <w:sz w:val="18"/>
-                <w:szCs w:val="18"/>
+                <w:color w:val="1A1A1A"/>
+                <w:sz w:val="19"/>
+                <w:szCs w:val="19"/>
               </w:rPr>
               <w:t xml:space="preserve">acc_cost_codes.csv</w:t>
             </w:r>
@@ -2194,22 +3960,26 @@
               <w:bottom w:val="single" w:color="BFBFBF" w:sz="4"/>
               <w:right w:val="single" w:color="BFBFBF" w:sz="4"/>
             </w:tcBorders>
-            <w:tcMar>
-              <w:top w:type="dxa" w:w="60"/>
-              <w:left w:type="dxa" w:w="100"/>
-              <w:bottom w:type="dxa" w:w="60"/>
-              <w:right w:type="dxa" w:w="100"/>
-            </w:tcMar>
-          </w:tcPr>
-          <w:p>
-            <w:r>
-              <w:rPr>
-                <w:rFonts w:ascii="Calibri" w:cs="Calibri" w:eastAsia="Calibri" w:hAnsi="Calibri"/>
-                <w:b w:val="false"/>
-                <w:bCs w:val="false"/>
-                <w:color w:val="000000"/>
-                <w:sz w:val="18"/>
-                <w:szCs w:val="18"/>
+            <w:shd w:fill="F2F2F2" w:val="clear"/>
+            <w:tcMar>
+              <w:top w:type="dxa" w:w="80"/>
+              <w:left w:type="dxa" w:w="120"/>
+              <w:bottom w:type="dxa" w:w="80"/>
+              <w:right w:type="dxa" w:w="120"/>
+            </w:tcMar>
+          </w:tcPr>
+          <w:p>
+            <w:pPr>
+              <w:spacing w:after="0" w:before="0" w:line="260"/>
+            </w:pPr>
+            <w:r>
+              <w:rPr>
+                <w:rFonts w:ascii="Calibri" w:cs="Calibri" w:eastAsia="Calibri" w:hAnsi="Calibri"/>
+                <w:b w:val="false"/>
+                <w:bCs w:val="false"/>
+                <w:color w:val="1A1A1A"/>
+                <w:sz w:val="19"/>
+                <w:szCs w:val="19"/>
               </w:rPr>
               <w:t xml:space="preserve">38</w:t>
             </w:r>
@@ -2224,22 +3994,26 @@
               <w:bottom w:val="single" w:color="BFBFBF" w:sz="4"/>
               <w:right w:val="single" w:color="BFBFBF" w:sz="4"/>
             </w:tcBorders>
-            <w:tcMar>
-              <w:top w:type="dxa" w:w="60"/>
-              <w:left w:type="dxa" w:w="100"/>
-              <w:bottom w:type="dxa" w:w="60"/>
-              <w:right w:type="dxa" w:w="100"/>
-            </w:tcMar>
-          </w:tcPr>
-          <w:p>
-            <w:r>
-              <w:rPr>
-                <w:rFonts w:ascii="Calibri" w:cs="Calibri" w:eastAsia="Calibri" w:hAnsi="Calibri"/>
-                <w:b w:val="false"/>
-                <w:bCs w:val="false"/>
-                <w:color w:val="000000"/>
-                <w:sz w:val="18"/>
-                <w:szCs w:val="18"/>
+            <w:shd w:fill="F2F2F2" w:val="clear"/>
+            <w:tcMar>
+              <w:top w:type="dxa" w:w="80"/>
+              <w:left w:type="dxa" w:w="120"/>
+              <w:bottom w:type="dxa" w:w="80"/>
+              <w:right w:type="dxa" w:w="120"/>
+            </w:tcMar>
+          </w:tcPr>
+          <w:p>
+            <w:pPr>
+              <w:spacing w:after="0" w:before="0" w:line="260"/>
+            </w:pPr>
+            <w:r>
+              <w:rPr>
+                <w:rFonts w:ascii="Calibri" w:cs="Calibri" w:eastAsia="Calibri" w:hAnsi="Calibri"/>
+                <w:b w:val="false"/>
+                <w:bCs w:val="false"/>
+                <w:color w:val="1A1A1A"/>
+                <w:sz w:val="19"/>
+                <w:szCs w:val="19"/>
               </w:rPr>
               <w:t xml:space="preserve">Cost code catalog with comma-separated 'Applicable Projects' field — exercises multi-value HSL pattern</w:t>
             </w:r>
@@ -2257,21 +4031,24 @@
               <w:right w:val="single" w:color="BFBFBF" w:sz="4"/>
             </w:tcBorders>
             <w:tcMar>
-              <w:top w:type="dxa" w:w="60"/>
-              <w:left w:type="dxa" w:w="100"/>
-              <w:bottom w:type="dxa" w:w="60"/>
-              <w:right w:type="dxa" w:w="100"/>
-            </w:tcMar>
-          </w:tcPr>
-          <w:p>
+              <w:top w:type="dxa" w:w="80"/>
+              <w:left w:type="dxa" w:w="120"/>
+              <w:bottom w:type="dxa" w:w="80"/>
+              <w:right w:type="dxa" w:w="120"/>
+            </w:tcMar>
+          </w:tcPr>
+          <w:p>
+            <w:pPr>
+              <w:spacing w:after="0" w:before="0" w:line="260"/>
+            </w:pPr>
             <w:r>
               <w:rPr>
                 <w:rFonts w:ascii="Consolas" w:cs="Consolas" w:eastAsia="Consolas" w:hAnsi="Consolas"/>
                 <w:b w:val="false"/>
                 <w:bCs w:val="false"/>
-                <w:color w:val="000000"/>
-                <w:sz w:val="18"/>
-                <w:szCs w:val="18"/>
+                <w:color w:val="1A1A1A"/>
+                <w:sz w:val="19"/>
+                <w:szCs w:val="19"/>
               </w:rPr>
               <w:t xml:space="preserve">acc_vendors.csv</w:t>
             </w:r>
@@ -2287,21 +4064,24 @@
               <w:right w:val="single" w:color="BFBFBF" w:sz="4"/>
             </w:tcBorders>
             <w:tcMar>
-              <w:top w:type="dxa" w:w="60"/>
-              <w:left w:type="dxa" w:w="100"/>
-              <w:bottom w:type="dxa" w:w="60"/>
-              <w:right w:type="dxa" w:w="100"/>
-            </w:tcMar>
-          </w:tcPr>
-          <w:p>
-            <w:r>
-              <w:rPr>
-                <w:rFonts w:ascii="Calibri" w:cs="Calibri" w:eastAsia="Calibri" w:hAnsi="Calibri"/>
-                <w:b w:val="false"/>
-                <w:bCs w:val="false"/>
-                <w:color w:val="000000"/>
-                <w:sz w:val="18"/>
-                <w:szCs w:val="18"/>
+              <w:top w:type="dxa" w:w="80"/>
+              <w:left w:type="dxa" w:w="120"/>
+              <w:bottom w:type="dxa" w:w="80"/>
+              <w:right w:type="dxa" w:w="120"/>
+            </w:tcMar>
+          </w:tcPr>
+          <w:p>
+            <w:pPr>
+              <w:spacing w:after="0" w:before="0" w:line="260"/>
+            </w:pPr>
+            <w:r>
+              <w:rPr>
+                <w:rFonts w:ascii="Calibri" w:cs="Calibri" w:eastAsia="Calibri" w:hAnsi="Calibri"/>
+                <w:b w:val="false"/>
+                <w:bCs w:val="false"/>
+                <w:color w:val="1A1A1A"/>
+                <w:sz w:val="19"/>
+                <w:szCs w:val="19"/>
               </w:rPr>
               <w:t xml:space="preserve">15</w:t>
             </w:r>
@@ -2317,21 +4097,24 @@
               <w:right w:val="single" w:color="BFBFBF" w:sz="4"/>
             </w:tcBorders>
             <w:tcMar>
-              <w:top w:type="dxa" w:w="60"/>
-              <w:left w:type="dxa" w:w="100"/>
-              <w:bottom w:type="dxa" w:w="60"/>
-              <w:right w:type="dxa" w:w="100"/>
-            </w:tcMar>
-          </w:tcPr>
-          <w:p>
-            <w:r>
-              <w:rPr>
-                <w:rFonts w:ascii="Calibri" w:cs="Calibri" w:eastAsia="Calibri" w:hAnsi="Calibri"/>
-                <w:b w:val="false"/>
-                <w:bCs w:val="false"/>
-                <w:color w:val="000000"/>
-                <w:sz w:val="18"/>
-                <w:szCs w:val="18"/>
+              <w:top w:type="dxa" w:w="80"/>
+              <w:left w:type="dxa" w:w="120"/>
+              <w:bottom w:type="dxa" w:w="80"/>
+              <w:right w:type="dxa" w:w="120"/>
+            </w:tcMar>
+          </w:tcPr>
+          <w:p>
+            <w:pPr>
+              <w:spacing w:after="0" w:before="0" w:line="260"/>
+            </w:pPr>
+            <w:r>
+              <w:rPr>
+                <w:rFonts w:ascii="Calibri" w:cs="Calibri" w:eastAsia="Calibri" w:hAnsi="Calibri"/>
+                <w:b w:val="false"/>
+                <w:bCs w:val="false"/>
+                <w:color w:val="1A1A1A"/>
+                <w:sz w:val="19"/>
+                <w:szCs w:val="19"/>
               </w:rPr>
               <w:t xml:space="preserve">Vendor records with 'Projects Assigned' field — three-hop traversal target</w:t>
             </w:r>
@@ -2348,22 +4131,26 @@
               <w:bottom w:val="single" w:color="BFBFBF" w:sz="4"/>
               <w:right w:val="single" w:color="BFBFBF" w:sz="4"/>
             </w:tcBorders>
-            <w:tcMar>
-              <w:top w:type="dxa" w:w="60"/>
-              <w:left w:type="dxa" w:w="100"/>
-              <w:bottom w:type="dxa" w:w="60"/>
-              <w:right w:type="dxa" w:w="100"/>
-            </w:tcMar>
-          </w:tcPr>
-          <w:p>
+            <w:shd w:fill="F2F2F2" w:val="clear"/>
+            <w:tcMar>
+              <w:top w:type="dxa" w:w="80"/>
+              <w:left w:type="dxa" w:w="120"/>
+              <w:bottom w:type="dxa" w:w="80"/>
+              <w:right w:type="dxa" w:w="120"/>
+            </w:tcMar>
+          </w:tcPr>
+          <w:p>
+            <w:pPr>
+              <w:spacing w:after="0" w:before="0" w:line="260"/>
+            </w:pPr>
             <w:r>
               <w:rPr>
                 <w:rFonts w:ascii="Consolas" w:cs="Consolas" w:eastAsia="Consolas" w:hAnsi="Consolas"/>
                 <w:b w:val="false"/>
                 <w:bCs w:val="false"/>
-                <w:color w:val="000000"/>
-                <w:sz w:val="18"/>
-                <w:szCs w:val="18"/>
+                <w:color w:val="1A1A1A"/>
+                <w:sz w:val="19"/>
+                <w:szCs w:val="19"/>
               </w:rPr>
               <w:t xml:space="preserve">acc_submittals.csv</w:t>
             </w:r>
@@ -2378,22 +4165,26 @@
               <w:bottom w:val="single" w:color="BFBFBF" w:sz="4"/>
               <w:right w:val="single" w:color="BFBFBF" w:sz="4"/>
             </w:tcBorders>
-            <w:tcMar>
-              <w:top w:type="dxa" w:w="60"/>
-              <w:left w:type="dxa" w:w="100"/>
-              <w:bottom w:type="dxa" w:w="60"/>
-              <w:right w:type="dxa" w:w="100"/>
-            </w:tcMar>
-          </w:tcPr>
-          <w:p>
-            <w:r>
-              <w:rPr>
-                <w:rFonts w:ascii="Calibri" w:cs="Calibri" w:eastAsia="Calibri" w:hAnsi="Calibri"/>
-                <w:b w:val="false"/>
-                <w:bCs w:val="false"/>
-                <w:color w:val="000000"/>
-                <w:sz w:val="18"/>
-                <w:szCs w:val="18"/>
+            <w:shd w:fill="F2F2F2" w:val="clear"/>
+            <w:tcMar>
+              <w:top w:type="dxa" w:w="80"/>
+              <w:left w:type="dxa" w:w="120"/>
+              <w:bottom w:type="dxa" w:w="80"/>
+              <w:right w:type="dxa" w:w="120"/>
+            </w:tcMar>
+          </w:tcPr>
+          <w:p>
+            <w:pPr>
+              <w:spacing w:after="0" w:before="0" w:line="260"/>
+            </w:pPr>
+            <w:r>
+              <w:rPr>
+                <w:rFonts w:ascii="Calibri" w:cs="Calibri" w:eastAsia="Calibri" w:hAnsi="Calibri"/>
+                <w:b w:val="false"/>
+                <w:bCs w:val="false"/>
+                <w:color w:val="1A1A1A"/>
+                <w:sz w:val="19"/>
+                <w:szCs w:val="19"/>
               </w:rPr>
               <w:t xml:space="preserve">14</w:t>
             </w:r>
@@ -2408,22 +4199,26 @@
               <w:bottom w:val="single" w:color="BFBFBF" w:sz="4"/>
               <w:right w:val="single" w:color="BFBFBF" w:sz="4"/>
             </w:tcBorders>
-            <w:tcMar>
-              <w:top w:type="dxa" w:w="60"/>
-              <w:left w:type="dxa" w:w="100"/>
-              <w:bottom w:type="dxa" w:w="60"/>
-              <w:right w:type="dxa" w:w="100"/>
-            </w:tcMar>
-          </w:tcPr>
-          <w:p>
-            <w:r>
-              <w:rPr>
-                <w:rFonts w:ascii="Calibri" w:cs="Calibri" w:eastAsia="Calibri" w:hAnsi="Calibri"/>
-                <w:b w:val="false"/>
-                <w:bCs w:val="false"/>
-                <w:color w:val="000000"/>
-                <w:sz w:val="18"/>
-                <w:szCs w:val="18"/>
+            <w:shd w:fill="F2F2F2" w:val="clear"/>
+            <w:tcMar>
+              <w:top w:type="dxa" w:w="80"/>
+              <w:left w:type="dxa" w:w="120"/>
+              <w:bottom w:type="dxa" w:w="80"/>
+              <w:right w:type="dxa" w:w="120"/>
+            </w:tcMar>
+          </w:tcPr>
+          <w:p>
+            <w:pPr>
+              <w:spacing w:after="0" w:before="0" w:line="260"/>
+            </w:pPr>
+            <w:r>
+              <w:rPr>
+                <w:rFonts w:ascii="Calibri" w:cs="Calibri" w:eastAsia="Calibri" w:hAnsi="Calibri"/>
+                <w:b w:val="false"/>
+                <w:bCs w:val="false"/>
+                <w:color w:val="1A1A1A"/>
+                <w:sz w:val="19"/>
+                <w:szCs w:val="19"/>
               </w:rPr>
               <w:t xml:space="preserve">Document submittals — workflow-trace records</w:t>
             </w:r>
@@ -2441,21 +4236,24 @@
               <w:right w:val="single" w:color="BFBFBF" w:sz="4"/>
             </w:tcBorders>
             <w:tcMar>
-              <w:top w:type="dxa" w:w="60"/>
-              <w:left w:type="dxa" w:w="100"/>
-              <w:bottom w:type="dxa" w:w="60"/>
-              <w:right w:type="dxa" w:w="100"/>
-            </w:tcMar>
-          </w:tcPr>
-          <w:p>
+              <w:top w:type="dxa" w:w="80"/>
+              <w:left w:type="dxa" w:w="120"/>
+              <w:bottom w:type="dxa" w:w="80"/>
+              <w:right w:type="dxa" w:w="120"/>
+            </w:tcMar>
+          </w:tcPr>
+          <w:p>
+            <w:pPr>
+              <w:spacing w:after="0" w:before="0" w:line="260"/>
+            </w:pPr>
             <w:r>
               <w:rPr>
                 <w:rFonts w:ascii="Consolas" w:cs="Consolas" w:eastAsia="Consolas" w:hAnsi="Consolas"/>
                 <w:b w:val="false"/>
                 <w:bCs w:val="false"/>
-                <w:color w:val="000000"/>
-                <w:sz w:val="18"/>
-                <w:szCs w:val="18"/>
+                <w:color w:val="1A1A1A"/>
+                <w:sz w:val="19"/>
+                <w:szCs w:val="19"/>
               </w:rPr>
               <w:t xml:space="preserve">acc_employees.csv</w:t>
             </w:r>
@@ -2471,21 +4269,24 @@
               <w:right w:val="single" w:color="BFBFBF" w:sz="4"/>
             </w:tcBorders>
             <w:tcMar>
-              <w:top w:type="dxa" w:w="60"/>
-              <w:left w:type="dxa" w:w="100"/>
-              <w:bottom w:type="dxa" w:w="60"/>
-              <w:right w:type="dxa" w:w="100"/>
-            </w:tcMar>
-          </w:tcPr>
-          <w:p>
-            <w:r>
-              <w:rPr>
-                <w:rFonts w:ascii="Calibri" w:cs="Calibri" w:eastAsia="Calibri" w:hAnsi="Calibri"/>
-                <w:b w:val="false"/>
-                <w:bCs w:val="false"/>
-                <w:color w:val="000000"/>
-                <w:sz w:val="18"/>
-                <w:szCs w:val="18"/>
+              <w:top w:type="dxa" w:w="80"/>
+              <w:left w:type="dxa" w:w="120"/>
+              <w:bottom w:type="dxa" w:w="80"/>
+              <w:right w:type="dxa" w:w="120"/>
+            </w:tcMar>
+          </w:tcPr>
+          <w:p>
+            <w:pPr>
+              <w:spacing w:after="0" w:before="0" w:line="260"/>
+            </w:pPr>
+            <w:r>
+              <w:rPr>
+                <w:rFonts w:ascii="Calibri" w:cs="Calibri" w:eastAsia="Calibri" w:hAnsi="Calibri"/>
+                <w:b w:val="false"/>
+                <w:bCs w:val="false"/>
+                <w:color w:val="1A1A1A"/>
+                <w:sz w:val="19"/>
+                <w:szCs w:val="19"/>
               </w:rPr>
               <w:t xml:space="preserve">13</w:t>
             </w:r>
@@ -2501,21 +4302,24 @@
               <w:right w:val="single" w:color="BFBFBF" w:sz="4"/>
             </w:tcBorders>
             <w:tcMar>
-              <w:top w:type="dxa" w:w="60"/>
-              <w:left w:type="dxa" w:w="100"/>
-              <w:bottom w:type="dxa" w:w="60"/>
-              <w:right w:type="dxa" w:w="100"/>
-            </w:tcMar>
-          </w:tcPr>
-          <w:p>
-            <w:r>
-              <w:rPr>
-                <w:rFonts w:ascii="Calibri" w:cs="Calibri" w:eastAsia="Calibri" w:hAnsi="Calibri"/>
-                <w:b w:val="false"/>
-                <w:bCs w:val="false"/>
-                <w:color w:val="000000"/>
-                <w:sz w:val="18"/>
-                <w:szCs w:val="18"/>
+              <w:top w:type="dxa" w:w="80"/>
+              <w:left w:type="dxa" w:w="120"/>
+              <w:bottom w:type="dxa" w:w="80"/>
+              <w:right w:type="dxa" w:w="120"/>
+            </w:tcMar>
+          </w:tcPr>
+          <w:p>
+            <w:pPr>
+              <w:spacing w:after="0" w:before="0" w:line="260"/>
+            </w:pPr>
+            <w:r>
+              <w:rPr>
+                <w:rFonts w:ascii="Calibri" w:cs="Calibri" w:eastAsia="Calibri" w:hAnsi="Calibri"/>
+                <w:b w:val="false"/>
+                <w:bCs w:val="false"/>
+                <w:color w:val="1A1A1A"/>
+                <w:sz w:val="19"/>
+                <w:szCs w:val="19"/>
               </w:rPr>
               <w:t xml:space="preserve">Employee directory</w:t>
             </w:r>
@@ -2532,22 +4336,26 @@
               <w:bottom w:val="single" w:color="BFBFBF" w:sz="4"/>
               <w:right w:val="single" w:color="BFBFBF" w:sz="4"/>
             </w:tcBorders>
-            <w:tcMar>
-              <w:top w:type="dxa" w:w="60"/>
-              <w:left w:type="dxa" w:w="100"/>
-              <w:bottom w:type="dxa" w:w="60"/>
-              <w:right w:type="dxa" w:w="100"/>
-            </w:tcMar>
-          </w:tcPr>
-          <w:p>
+            <w:shd w:fill="F2F2F2" w:val="clear"/>
+            <w:tcMar>
+              <w:top w:type="dxa" w:w="80"/>
+              <w:left w:type="dxa" w:w="120"/>
+              <w:bottom w:type="dxa" w:w="80"/>
+              <w:right w:type="dxa" w:w="120"/>
+            </w:tcMar>
+          </w:tcPr>
+          <w:p>
+            <w:pPr>
+              <w:spacing w:after="0" w:before="0" w:line="260"/>
+            </w:pPr>
             <w:r>
               <w:rPr>
                 <w:rFonts w:ascii="Consolas" w:cs="Consolas" w:eastAsia="Consolas" w:hAnsi="Consolas"/>
                 <w:b w:val="false"/>
                 <w:bCs w:val="false"/>
-                <w:color w:val="000000"/>
-                <w:sz w:val="18"/>
-                <w:szCs w:val="18"/>
+                <w:color w:val="1A1A1A"/>
+                <w:sz w:val="19"/>
+                <w:szCs w:val="19"/>
               </w:rPr>
               <w:t xml:space="preserve">acc_rfis.csv</w:t>
             </w:r>
@@ -2562,22 +4370,26 @@
               <w:bottom w:val="single" w:color="BFBFBF" w:sz="4"/>
               <w:right w:val="single" w:color="BFBFBF" w:sz="4"/>
             </w:tcBorders>
-            <w:tcMar>
-              <w:top w:type="dxa" w:w="60"/>
-              <w:left w:type="dxa" w:w="100"/>
-              <w:bottom w:type="dxa" w:w="60"/>
-              <w:right w:type="dxa" w:w="100"/>
-            </w:tcMar>
-          </w:tcPr>
-          <w:p>
-            <w:r>
-              <w:rPr>
-                <w:rFonts w:ascii="Calibri" w:cs="Calibri" w:eastAsia="Calibri" w:hAnsi="Calibri"/>
-                <w:b w:val="false"/>
-                <w:bCs w:val="false"/>
-                <w:color w:val="000000"/>
-                <w:sz w:val="18"/>
-                <w:szCs w:val="18"/>
+            <w:shd w:fill="F2F2F2" w:val="clear"/>
+            <w:tcMar>
+              <w:top w:type="dxa" w:w="80"/>
+              <w:left w:type="dxa" w:w="120"/>
+              <w:bottom w:type="dxa" w:w="80"/>
+              <w:right w:type="dxa" w:w="120"/>
+            </w:tcMar>
+          </w:tcPr>
+          <w:p>
+            <w:pPr>
+              <w:spacing w:after="0" w:before="0" w:line="260"/>
+            </w:pPr>
+            <w:r>
+              <w:rPr>
+                <w:rFonts w:ascii="Calibri" w:cs="Calibri" w:eastAsia="Calibri" w:hAnsi="Calibri"/>
+                <w:b w:val="false"/>
+                <w:bCs w:val="false"/>
+                <w:color w:val="1A1A1A"/>
+                <w:sz w:val="19"/>
+                <w:szCs w:val="19"/>
               </w:rPr>
               <w:t xml:space="preserve">10</w:t>
             </w:r>
@@ -2592,22 +4404,26 @@
               <w:bottom w:val="single" w:color="BFBFBF" w:sz="4"/>
               <w:right w:val="single" w:color="BFBFBF" w:sz="4"/>
             </w:tcBorders>
-            <w:tcMar>
-              <w:top w:type="dxa" w:w="60"/>
-              <w:left w:type="dxa" w:w="100"/>
-              <w:bottom w:type="dxa" w:w="60"/>
-              <w:right w:type="dxa" w:w="100"/>
-            </w:tcMar>
-          </w:tcPr>
-          <w:p>
-            <w:r>
-              <w:rPr>
-                <w:rFonts w:ascii="Calibri" w:cs="Calibri" w:eastAsia="Calibri" w:hAnsi="Calibri"/>
-                <w:b w:val="false"/>
-                <w:bCs w:val="false"/>
-                <w:color w:val="000000"/>
-                <w:sz w:val="18"/>
-                <w:szCs w:val="18"/>
+            <w:shd w:fill="F2F2F2" w:val="clear"/>
+            <w:tcMar>
+              <w:top w:type="dxa" w:w="80"/>
+              <w:left w:type="dxa" w:w="120"/>
+              <w:bottom w:type="dxa" w:w="80"/>
+              <w:right w:type="dxa" w:w="120"/>
+            </w:tcMar>
+          </w:tcPr>
+          <w:p>
+            <w:pPr>
+              <w:spacing w:after="0" w:before="0" w:line="260"/>
+            </w:pPr>
+            <w:r>
+              <w:rPr>
+                <w:rFonts w:ascii="Calibri" w:cs="Calibri" w:eastAsia="Calibri" w:hAnsi="Calibri"/>
+                <w:b w:val="false"/>
+                <w:bCs w:val="false"/>
+                <w:color w:val="1A1A1A"/>
+                <w:sz w:val="19"/>
+                <w:szCs w:val="19"/>
               </w:rPr>
               <w:t xml:space="preserve">Requests for information</w:t>
             </w:r>
@@ -2625,21 +4441,24 @@
               <w:right w:val="single" w:color="BFBFBF" w:sz="4"/>
             </w:tcBorders>
             <w:tcMar>
-              <w:top w:type="dxa" w:w="60"/>
-              <w:left w:type="dxa" w:w="100"/>
-              <w:bottom w:type="dxa" w:w="60"/>
-              <w:right w:type="dxa" w:w="100"/>
-            </w:tcMar>
-          </w:tcPr>
-          <w:p>
+              <w:top w:type="dxa" w:w="80"/>
+              <w:left w:type="dxa" w:w="120"/>
+              <w:bottom w:type="dxa" w:w="80"/>
+              <w:right w:type="dxa" w:w="120"/>
+            </w:tcMar>
+          </w:tcPr>
+          <w:p>
+            <w:pPr>
+              <w:spacing w:after="0" w:before="0" w:line="260"/>
+            </w:pPr>
             <w:r>
               <w:rPr>
                 <w:rFonts w:ascii="Consolas" w:cs="Consolas" w:eastAsia="Consolas" w:hAnsi="Consolas"/>
                 <w:b w:val="false"/>
                 <w:bCs w:val="false"/>
-                <w:color w:val="000000"/>
-                <w:sz w:val="18"/>
-                <w:szCs w:val="18"/>
+                <w:color w:val="1A1A1A"/>
+                <w:sz w:val="19"/>
+                <w:szCs w:val="19"/>
               </w:rPr>
               <w:t xml:space="preserve">acc_issues.csv</w:t>
             </w:r>
@@ -2655,21 +4474,24 @@
               <w:right w:val="single" w:color="BFBFBF" w:sz="4"/>
             </w:tcBorders>
             <w:tcMar>
-              <w:top w:type="dxa" w:w="60"/>
-              <w:left w:type="dxa" w:w="100"/>
-              <w:bottom w:type="dxa" w:w="60"/>
-              <w:right w:type="dxa" w:w="100"/>
-            </w:tcMar>
-          </w:tcPr>
-          <w:p>
-            <w:r>
-              <w:rPr>
-                <w:rFonts w:ascii="Calibri" w:cs="Calibri" w:eastAsia="Calibri" w:hAnsi="Calibri"/>
-                <w:b w:val="false"/>
-                <w:bCs w:val="false"/>
-                <w:color w:val="000000"/>
-                <w:sz w:val="18"/>
-                <w:szCs w:val="18"/>
+              <w:top w:type="dxa" w:w="80"/>
+              <w:left w:type="dxa" w:w="120"/>
+              <w:bottom w:type="dxa" w:w="80"/>
+              <w:right w:type="dxa" w:w="120"/>
+            </w:tcMar>
+          </w:tcPr>
+          <w:p>
+            <w:pPr>
+              <w:spacing w:after="0" w:before="0" w:line="260"/>
+            </w:pPr>
+            <w:r>
+              <w:rPr>
+                <w:rFonts w:ascii="Calibri" w:cs="Calibri" w:eastAsia="Calibri" w:hAnsi="Calibri"/>
+                <w:b w:val="false"/>
+                <w:bCs w:val="false"/>
+                <w:color w:val="1A1A1A"/>
+                <w:sz w:val="19"/>
+                <w:szCs w:val="19"/>
               </w:rPr>
               <w:t xml:space="preserve">10</w:t>
             </w:r>
@@ -2685,21 +4507,24 @@
               <w:right w:val="single" w:color="BFBFBF" w:sz="4"/>
             </w:tcBorders>
             <w:tcMar>
-              <w:top w:type="dxa" w:w="60"/>
-              <w:left w:type="dxa" w:w="100"/>
-              <w:bottom w:type="dxa" w:w="60"/>
-              <w:right w:type="dxa" w:w="100"/>
-            </w:tcMar>
-          </w:tcPr>
-          <w:p>
-            <w:r>
-              <w:rPr>
-                <w:rFonts w:ascii="Calibri" w:cs="Calibri" w:eastAsia="Calibri" w:hAnsi="Calibri"/>
-                <w:b w:val="false"/>
-                <w:bCs w:val="false"/>
-                <w:color w:val="000000"/>
-                <w:sz w:val="18"/>
-                <w:szCs w:val="18"/>
+              <w:top w:type="dxa" w:w="80"/>
+              <w:left w:type="dxa" w:w="120"/>
+              <w:bottom w:type="dxa" w:w="80"/>
+              <w:right w:type="dxa" w:w="120"/>
+            </w:tcMar>
+          </w:tcPr>
+          <w:p>
+            <w:pPr>
+              <w:spacing w:after="0" w:before="0" w:line="260"/>
+            </w:pPr>
+            <w:r>
+              <w:rPr>
+                <w:rFonts w:ascii="Calibri" w:cs="Calibri" w:eastAsia="Calibri" w:hAnsi="Calibri"/>
+                <w:b w:val="false"/>
+                <w:bCs w:val="false"/>
+                <w:color w:val="1A1A1A"/>
+                <w:sz w:val="19"/>
+                <w:szCs w:val="19"/>
               </w:rPr>
               <w:t xml:space="preserve">Field-issue records</w:t>
             </w:r>
@@ -2716,22 +4541,26 @@
               <w:bottom w:val="single" w:color="BFBFBF" w:sz="4"/>
               <w:right w:val="single" w:color="BFBFBF" w:sz="4"/>
             </w:tcBorders>
-            <w:tcMar>
-              <w:top w:type="dxa" w:w="60"/>
-              <w:left w:type="dxa" w:w="100"/>
-              <w:bottom w:type="dxa" w:w="60"/>
-              <w:right w:type="dxa" w:w="100"/>
-            </w:tcMar>
-          </w:tcPr>
-          <w:p>
+            <w:shd w:fill="F2F2F2" w:val="clear"/>
+            <w:tcMar>
+              <w:top w:type="dxa" w:w="80"/>
+              <w:left w:type="dxa" w:w="120"/>
+              <w:bottom w:type="dxa" w:w="80"/>
+              <w:right w:type="dxa" w:w="120"/>
+            </w:tcMar>
+          </w:tcPr>
+          <w:p>
+            <w:pPr>
+              <w:spacing w:after="0" w:before="0" w:line="260"/>
+            </w:pPr>
             <w:r>
               <w:rPr>
                 <w:rFonts w:ascii="Consolas" w:cs="Consolas" w:eastAsia="Consolas" w:hAnsi="Consolas"/>
                 <w:b w:val="false"/>
                 <w:bCs w:val="false"/>
-                <w:color w:val="000000"/>
-                <w:sz w:val="18"/>
-                <w:szCs w:val="18"/>
+                <w:color w:val="1A1A1A"/>
+                <w:sz w:val="19"/>
+                <w:szCs w:val="19"/>
               </w:rPr>
               <w:t xml:space="preserve">acc_customers.csv</w:t>
             </w:r>
@@ -2746,22 +4575,26 @@
               <w:bottom w:val="single" w:color="BFBFBF" w:sz="4"/>
               <w:right w:val="single" w:color="BFBFBF" w:sz="4"/>
             </w:tcBorders>
-            <w:tcMar>
-              <w:top w:type="dxa" w:w="60"/>
-              <w:left w:type="dxa" w:w="100"/>
-              <w:bottom w:type="dxa" w:w="60"/>
-              <w:right w:type="dxa" w:w="100"/>
-            </w:tcMar>
-          </w:tcPr>
-          <w:p>
-            <w:r>
-              <w:rPr>
-                <w:rFonts w:ascii="Calibri" w:cs="Calibri" w:eastAsia="Calibri" w:hAnsi="Calibri"/>
-                <w:b w:val="false"/>
-                <w:bCs w:val="false"/>
-                <w:color w:val="000000"/>
-                <w:sz w:val="18"/>
-                <w:szCs w:val="18"/>
+            <w:shd w:fill="F2F2F2" w:val="clear"/>
+            <w:tcMar>
+              <w:top w:type="dxa" w:w="80"/>
+              <w:left w:type="dxa" w:w="120"/>
+              <w:bottom w:type="dxa" w:w="80"/>
+              <w:right w:type="dxa" w:w="120"/>
+            </w:tcMar>
+          </w:tcPr>
+          <w:p>
+            <w:pPr>
+              <w:spacing w:after="0" w:before="0" w:line="260"/>
+            </w:pPr>
+            <w:r>
+              <w:rPr>
+                <w:rFonts w:ascii="Calibri" w:cs="Calibri" w:eastAsia="Calibri" w:hAnsi="Calibri"/>
+                <w:b w:val="false"/>
+                <w:bCs w:val="false"/>
+                <w:color w:val="1A1A1A"/>
+                <w:sz w:val="19"/>
+                <w:szCs w:val="19"/>
               </w:rPr>
               <w:t xml:space="preserve">8</w:t>
             </w:r>
@@ -2776,22 +4609,26 @@
               <w:bottom w:val="single" w:color="BFBFBF" w:sz="4"/>
               <w:right w:val="single" w:color="BFBFBF" w:sz="4"/>
             </w:tcBorders>
-            <w:tcMar>
-              <w:top w:type="dxa" w:w="60"/>
-              <w:left w:type="dxa" w:w="100"/>
-              <w:bottom w:type="dxa" w:w="60"/>
-              <w:right w:type="dxa" w:w="100"/>
-            </w:tcMar>
-          </w:tcPr>
-          <w:p>
-            <w:r>
-              <w:rPr>
-                <w:rFonts w:ascii="Calibri" w:cs="Calibri" w:eastAsia="Calibri" w:hAnsi="Calibri"/>
-                <w:b w:val="false"/>
-                <w:bCs w:val="false"/>
-                <w:color w:val="000000"/>
-                <w:sz w:val="18"/>
-                <w:szCs w:val="18"/>
+            <w:shd w:fill="F2F2F2" w:val="clear"/>
+            <w:tcMar>
+              <w:top w:type="dxa" w:w="80"/>
+              <w:left w:type="dxa" w:w="120"/>
+              <w:bottom w:type="dxa" w:w="80"/>
+              <w:right w:type="dxa" w:w="120"/>
+            </w:tcMar>
+          </w:tcPr>
+          <w:p>
+            <w:pPr>
+              <w:spacing w:after="0" w:before="0" w:line="260"/>
+            </w:pPr>
+            <w:r>
+              <w:rPr>
+                <w:rFonts w:ascii="Calibri" w:cs="Calibri" w:eastAsia="Calibri" w:hAnsi="Calibri"/>
+                <w:b w:val="false"/>
+                <w:bCs w:val="false"/>
+                <w:color w:val="1A1A1A"/>
+                <w:sz w:val="19"/>
+                <w:szCs w:val="19"/>
               </w:rPr>
               <w:t xml:space="preserve">Customer directory</w:t>
             </w:r>
@@ -2809,21 +4646,24 @@
               <w:right w:val="single" w:color="BFBFBF" w:sz="4"/>
             </w:tcBorders>
             <w:tcMar>
-              <w:top w:type="dxa" w:w="60"/>
-              <w:left w:type="dxa" w:w="100"/>
-              <w:bottom w:type="dxa" w:w="60"/>
-              <w:right w:type="dxa" w:w="100"/>
-            </w:tcMar>
-          </w:tcPr>
-          <w:p>
+              <w:top w:type="dxa" w:w="80"/>
+              <w:left w:type="dxa" w:w="120"/>
+              <w:bottom w:type="dxa" w:w="80"/>
+              <w:right w:type="dxa" w:w="120"/>
+            </w:tcMar>
+          </w:tcPr>
+          <w:p>
+            <w:pPr>
+              <w:spacing w:after="0" w:before="0" w:line="260"/>
+            </w:pPr>
             <w:r>
               <w:rPr>
                 <w:rFonts w:ascii="Consolas" w:cs="Consolas" w:eastAsia="Consolas" w:hAnsi="Consolas"/>
                 <w:b w:val="false"/>
                 <w:bCs w:val="false"/>
-                <w:color w:val="000000"/>
-                <w:sz w:val="18"/>
-                <w:szCs w:val="18"/>
+                <w:color w:val="1A1A1A"/>
+                <w:sz w:val="19"/>
+                <w:szCs w:val="19"/>
               </w:rPr>
               <w:t xml:space="preserve">acc_projects.csv</w:t>
             </w:r>
@@ -2839,21 +4679,24 @@
               <w:right w:val="single" w:color="BFBFBF" w:sz="4"/>
             </w:tcBorders>
             <w:tcMar>
-              <w:top w:type="dxa" w:w="60"/>
-              <w:left w:type="dxa" w:w="100"/>
-              <w:bottom w:type="dxa" w:w="60"/>
-              <w:right w:type="dxa" w:w="100"/>
-            </w:tcMar>
-          </w:tcPr>
-          <w:p>
-            <w:r>
-              <w:rPr>
-                <w:rFonts w:ascii="Calibri" w:cs="Calibri" w:eastAsia="Calibri" w:hAnsi="Calibri"/>
-                <w:b w:val="false"/>
-                <w:bCs w:val="false"/>
-                <w:color w:val="000000"/>
-                <w:sz w:val="18"/>
-                <w:szCs w:val="18"/>
+              <w:top w:type="dxa" w:w="80"/>
+              <w:left w:type="dxa" w:w="120"/>
+              <w:bottom w:type="dxa" w:w="80"/>
+              <w:right w:type="dxa" w:w="120"/>
+            </w:tcMar>
+          </w:tcPr>
+          <w:p>
+            <w:pPr>
+              <w:spacing w:after="0" w:before="0" w:line="260"/>
+            </w:pPr>
+            <w:r>
+              <w:rPr>
+                <w:rFonts w:ascii="Calibri" w:cs="Calibri" w:eastAsia="Calibri" w:hAnsi="Calibri"/>
+                <w:b w:val="false"/>
+                <w:bCs w:val="false"/>
+                <w:color w:val="1A1A1A"/>
+                <w:sz w:val="19"/>
+                <w:szCs w:val="19"/>
               </w:rPr>
               <w:t xml:space="preserve">7</w:t>
             </w:r>
@@ -2869,21 +4712,24 @@
               <w:right w:val="single" w:color="BFBFBF" w:sz="4"/>
             </w:tcBorders>
             <w:tcMar>
-              <w:top w:type="dxa" w:w="60"/>
-              <w:left w:type="dxa" w:w="100"/>
-              <w:bottom w:type="dxa" w:w="60"/>
-              <w:right w:type="dxa" w:w="100"/>
-            </w:tcMar>
-          </w:tcPr>
-          <w:p>
-            <w:r>
-              <w:rPr>
-                <w:rFonts w:ascii="Calibri" w:cs="Calibri" w:eastAsia="Calibri" w:hAnsi="Calibri"/>
-                <w:b w:val="false"/>
-                <w:bCs w:val="false"/>
-                <w:color w:val="000000"/>
-                <w:sz w:val="18"/>
-                <w:szCs w:val="18"/>
+              <w:top w:type="dxa" w:w="80"/>
+              <w:left w:type="dxa" w:w="120"/>
+              <w:bottom w:type="dxa" w:w="80"/>
+              <w:right w:type="dxa" w:w="120"/>
+            </w:tcMar>
+          </w:tcPr>
+          <w:p>
+            <w:pPr>
+              <w:spacing w:after="0" w:before="0" w:line="260"/>
+            </w:pPr>
+            <w:r>
+              <w:rPr>
+                <w:rFonts w:ascii="Calibri" w:cs="Calibri" w:eastAsia="Calibri" w:hAnsi="Calibri"/>
+                <w:b w:val="false"/>
+                <w:bCs w:val="false"/>
+                <w:color w:val="1A1A1A"/>
+                <w:sz w:val="19"/>
+                <w:szCs w:val="19"/>
               </w:rPr>
               <w:t xml:space="preserve">Detailed project metadata — overlaps with AIA305 entities</w:t>
             </w:r>
@@ -2893,7 +4739,7 @@
     </w:tbl>
     <w:p>
       <w:pPr>
-        <w:spacing w:after="60" w:before="60"/>
+        <w:spacing w:after="60" w:before="60" w:line="280"/>
         <w:jc w:val="left"/>
       </w:pPr>
       <w:r>
@@ -2903,9 +4749,9 @@
           <w:bCs w:val="false"/>
           <w:i w:val="false"/>
           <w:iCs w:val="false"/>
-          <w:color w:val="000000"/>
-          <w:sz w:val="20"/>
-          <w:szCs w:val="20"/>
+          <w:color w:val="1A1A1A"/>
+          <w:sz w:val="21"/>
+          <w:szCs w:val="21"/>
         </w:rPr>
         <w:t xml:space="preserve">Total: 589 AIO rows, ~1,200 HSL key-value pairs, 9 source CSVs.</w:t>
       </w:r>
@@ -2913,8 +4759,22 @@
     <w:p>
       <w:pPr>
         <w:pStyle w:val="Heading1"/>
-        <w:spacing w:after="140" w:before="280"/>
-      </w:pPr>
+        <w:pBdr>
+          <w:bottom w:val="single" w:color="1F3864" w:sz="8" w:space="4"/>
+        </w:pBdr>
+        <w:spacing w:after="160" w:before="360" w:line="320"/>
+      </w:pPr>
+      <w:r>
+        <w:rPr>
+          <w:rFonts w:ascii="Calibri" w:cs="Calibri" w:eastAsia="Calibri" w:hAnsi="Calibri"/>
+          <w:b/>
+          <w:bCs/>
+          <w:color w:val="C09853"/>
+          <w:sz w:val="32"/>
+          <w:szCs w:val="32"/>
+        </w:rPr>
+        <w:t xml:space="preserve">§8.  </w:t>
+      </w:r>
       <w:r>
         <w:rPr>
           <w:rFonts w:ascii="Calibri" w:cs="Calibri" w:eastAsia="Calibri" w:hAnsi="Calibri"/>
@@ -2924,7 +4784,7 @@
           <w:sz w:val="32"/>
           <w:szCs w:val="32"/>
         </w:rPr>
-        <w:t xml:space="preserve">8. Roadmap</w:t>
+        <w:t xml:space="preserve">Roadmap</w:t>
       </w:r>
     </w:p>
     <w:tbl>
@@ -2944,6 +4804,9 @@
         <w:gridCol w:w="6560"/>
       </w:tblGrid>
       <w:tr>
+        <w:trPr>
+          <w:tblHeader/>
+        </w:trPr>
         <w:tc>
           <w:tcPr>
             <w:tcW w:type="dxa" w:w="2800"/>
@@ -2955,21 +4818,24 @@
             </w:tcBorders>
             <w:shd w:fill="F2F2F2" w:val="clear"/>
             <w:tcMar>
-              <w:top w:type="dxa" w:w="60"/>
-              <w:left w:type="dxa" w:w="100"/>
-              <w:bottom w:type="dxa" w:w="60"/>
-              <w:right w:type="dxa" w:w="100"/>
-            </w:tcMar>
-          </w:tcPr>
-          <w:p>
+              <w:top w:type="dxa" w:w="80"/>
+              <w:left w:type="dxa" w:w="120"/>
+              <w:bottom w:type="dxa" w:w="80"/>
+              <w:right w:type="dxa" w:w="120"/>
+            </w:tcMar>
+          </w:tcPr>
+          <w:p>
+            <w:pPr>
+              <w:spacing w:after="0" w:before="0" w:line="260"/>
+            </w:pPr>
             <w:r>
               <w:rPr>
                 <w:rFonts w:ascii="Calibri" w:cs="Calibri" w:eastAsia="Calibri" w:hAnsi="Calibri"/>
                 <w:b/>
                 <w:bCs/>
-                <w:color w:val="000000"/>
-                <w:sz w:val="18"/>
-                <w:szCs w:val="18"/>
+                <w:color w:val="1A1A1A"/>
+                <w:sz w:val="19"/>
+                <w:szCs w:val="19"/>
               </w:rPr>
               <w:t xml:space="preserve">Item</w:t>
             </w:r>
@@ -2986,21 +4852,24 @@
             </w:tcBorders>
             <w:shd w:fill="F2F2F2" w:val="clear"/>
             <w:tcMar>
-              <w:top w:type="dxa" w:w="60"/>
-              <w:left w:type="dxa" w:w="100"/>
-              <w:bottom w:type="dxa" w:w="60"/>
-              <w:right w:type="dxa" w:w="100"/>
-            </w:tcMar>
-          </w:tcPr>
-          <w:p>
+              <w:top w:type="dxa" w:w="80"/>
+              <w:left w:type="dxa" w:w="120"/>
+              <w:bottom w:type="dxa" w:w="80"/>
+              <w:right w:type="dxa" w:w="120"/>
+            </w:tcMar>
+          </w:tcPr>
+          <w:p>
+            <w:pPr>
+              <w:spacing w:after="0" w:before="0" w:line="260"/>
+            </w:pPr>
             <w:r>
               <w:rPr>
                 <w:rFonts w:ascii="Calibri" w:cs="Calibri" w:eastAsia="Calibri" w:hAnsi="Calibri"/>
                 <w:b/>
                 <w:bCs/>
-                <w:color w:val="000000"/>
-                <w:sz w:val="18"/>
-                <w:szCs w:val="18"/>
+                <w:color w:val="1A1A1A"/>
+                <w:sz w:val="19"/>
+                <w:szCs w:val="19"/>
               </w:rPr>
               <w:t xml:space="preserve">Description</w:t>
             </w:r>
@@ -3018,21 +4887,24 @@
               <w:right w:val="single" w:color="BFBFBF" w:sz="4"/>
             </w:tcBorders>
             <w:tcMar>
-              <w:top w:type="dxa" w:w="60"/>
-              <w:left w:type="dxa" w:w="100"/>
-              <w:bottom w:type="dxa" w:w="60"/>
-              <w:right w:type="dxa" w:w="100"/>
-            </w:tcMar>
-          </w:tcPr>
-          <w:p>
+              <w:top w:type="dxa" w:w="80"/>
+              <w:left w:type="dxa" w:w="120"/>
+              <w:bottom w:type="dxa" w:w="80"/>
+              <w:right w:type="dxa" w:w="120"/>
+            </w:tcMar>
+          </w:tcPr>
+          <w:p>
+            <w:pPr>
+              <w:spacing w:after="0" w:before="0" w:line="260"/>
+            </w:pPr>
             <w:r>
               <w:rPr>
                 <w:rFonts w:ascii="Consolas" w:cs="Consolas" w:eastAsia="Consolas" w:hAnsi="Consolas"/>
                 <w:b w:val="false"/>
                 <w:bCs w:val="false"/>
-                <w:color w:val="000000"/>
-                <w:sz w:val="18"/>
-                <w:szCs w:val="18"/>
+                <w:color w:val="1A1A1A"/>
+                <w:sz w:val="19"/>
+                <w:szCs w:val="19"/>
               </w:rPr>
               <w:t xml:space="preserve">Embedding-similarity (Stage 3 fuzzy)</w:t>
             </w:r>
@@ -3048,23 +4920,26 @@
               <w:right w:val="single" w:color="BFBFBF" w:sz="4"/>
             </w:tcBorders>
             <w:tcMar>
-              <w:top w:type="dxa" w:w="60"/>
-              <w:left w:type="dxa" w:w="100"/>
-              <w:bottom w:type="dxa" w:w="60"/>
-              <w:right w:type="dxa" w:w="100"/>
-            </w:tcMar>
-          </w:tcPr>
-          <w:p>
-            <w:r>
-              <w:rPr>
-                <w:rFonts w:ascii="Calibri" w:cs="Calibri" w:eastAsia="Calibri" w:hAnsi="Calibri"/>
-                <w:b w:val="false"/>
-                <w:bCs w:val="false"/>
-                <w:color w:val="000000"/>
-                <w:sz w:val="18"/>
-                <w:szCs w:val="18"/>
-              </w:rPr>
-              <w:t xml:space="preserve">Add a vector column to information_elements. Catches paraphrases the trigram path doesn't handle. Largest payoff, largest dependency</w:t>
+              <w:top w:type="dxa" w:w="80"/>
+              <w:left w:type="dxa" w:w="120"/>
+              <w:bottom w:type="dxa" w:w="80"/>
+              <w:right w:type="dxa" w:w="120"/>
+            </w:tcMar>
+          </w:tcPr>
+          <w:p>
+            <w:pPr>
+              <w:spacing w:after="0" w:before="0" w:line="260"/>
+            </w:pPr>
+            <w:r>
+              <w:rPr>
+                <w:rFonts w:ascii="Calibri" w:cs="Calibri" w:eastAsia="Calibri" w:hAnsi="Calibri"/>
+                <w:b w:val="false"/>
+                <w:bCs w:val="false"/>
+                <w:color w:val="1A1A1A"/>
+                <w:sz w:val="19"/>
+                <w:szCs w:val="19"/>
+              </w:rPr>
+              <w:t xml:space="preserve">Add a vector column to information_elements. Catches paraphrases the trigram path doesn't handle</w:t>
             </w:r>
           </w:p>
         </w:tc>
@@ -3079,22 +4954,26 @@
               <w:bottom w:val="single" w:color="BFBFBF" w:sz="4"/>
               <w:right w:val="single" w:color="BFBFBF" w:sz="4"/>
             </w:tcBorders>
-            <w:tcMar>
-              <w:top w:type="dxa" w:w="60"/>
-              <w:left w:type="dxa" w:w="100"/>
-              <w:bottom w:type="dxa" w:w="60"/>
-              <w:right w:type="dxa" w:w="100"/>
-            </w:tcMar>
-          </w:tcPr>
-          <w:p>
+            <w:shd w:fill="F2F2F2" w:val="clear"/>
+            <w:tcMar>
+              <w:top w:type="dxa" w:w="80"/>
+              <w:left w:type="dxa" w:w="120"/>
+              <w:bottom w:type="dxa" w:w="80"/>
+              <w:right w:type="dxa" w:w="120"/>
+            </w:tcMar>
+          </w:tcPr>
+          <w:p>
+            <w:pPr>
+              <w:spacing w:after="0" w:before="0" w:line="260"/>
+            </w:pPr>
             <w:r>
               <w:rPr>
                 <w:rFonts w:ascii="Consolas" w:cs="Consolas" w:eastAsia="Consolas" w:hAnsi="Consolas"/>
                 <w:b w:val="false"/>
                 <w:bCs w:val="false"/>
-                <w:color w:val="000000"/>
-                <w:sz w:val="18"/>
-                <w:szCs w:val="18"/>
+                <w:color w:val="1A1A1A"/>
+                <w:sz w:val="19"/>
+                <w:szCs w:val="19"/>
               </w:rPr>
               <w:t xml:space="preserve">MRO TTL + version tagging</w:t>
             </w:r>
@@ -3109,22 +4988,26 @@
               <w:bottom w:val="single" w:color="BFBFBF" w:sz="4"/>
               <w:right w:val="single" w:color="BFBFBF" w:sz="4"/>
             </w:tcBorders>
-            <w:tcMar>
-              <w:top w:type="dxa" w:w="60"/>
-              <w:left w:type="dxa" w:w="100"/>
-              <w:bottom w:type="dxa" w:w="60"/>
-              <w:right w:type="dxa" w:w="100"/>
-            </w:tcMar>
-          </w:tcPr>
-          <w:p>
-            <w:r>
-              <w:rPr>
-                <w:rFonts w:ascii="Calibri" w:cs="Calibri" w:eastAsia="Calibri" w:hAnsi="Calibri"/>
-                <w:b w:val="false"/>
-                <w:bCs w:val="false"/>
-                <w:color w:val="000000"/>
-                <w:sz w:val="18"/>
-                <w:szCs w:val="18"/>
+            <w:shd w:fill="F2F2F2" w:val="clear"/>
+            <w:tcMar>
+              <w:top w:type="dxa" w:w="80"/>
+              <w:left w:type="dxa" w:w="120"/>
+              <w:bottom w:type="dxa" w:w="80"/>
+              <w:right w:type="dxa" w:w="120"/>
+            </w:tcMar>
+          </w:tcPr>
+          <w:p>
+            <w:pPr>
+              <w:spacing w:after="0" w:before="0" w:line="260"/>
+            </w:pPr>
+            <w:r>
+              <w:rPr>
+                <w:rFonts w:ascii="Calibri" w:cs="Calibri" w:eastAsia="Calibri" w:hAnsi="Calibri"/>
+                <w:b w:val="false"/>
+                <w:bCs w:val="false"/>
+                <w:color w:val="1A1A1A"/>
+                <w:sz w:val="19"/>
+                <w:szCs w:val="19"/>
               </w:rPr>
               <w:t xml:space="preserve">Auto-expire MROs and stamp them with the retrieval-pipeline git SHA. Avoids stale-cache poisoning during retrieval-quality improvements</w:t>
             </w:r>
@@ -3142,21 +5025,24 @@
               <w:right w:val="single" w:color="BFBFBF" w:sz="4"/>
             </w:tcBorders>
             <w:tcMar>
-              <w:top w:type="dxa" w:w="60"/>
-              <w:left w:type="dxa" w:w="100"/>
-              <w:bottom w:type="dxa" w:w="60"/>
-              <w:right w:type="dxa" w:w="100"/>
-            </w:tcMar>
-          </w:tcPr>
-          <w:p>
+              <w:top w:type="dxa" w:w="80"/>
+              <w:left w:type="dxa" w:w="120"/>
+              <w:bottom w:type="dxa" w:w="80"/>
+              <w:right w:type="dxa" w:w="120"/>
+            </w:tcMar>
+          </w:tcPr>
+          <w:p>
+            <w:pPr>
+              <w:spacing w:after="0" w:before="0" w:line="260"/>
+            </w:pPr>
             <w:r>
               <w:rPr>
                 <w:rFonts w:ascii="Consolas" w:cs="Consolas" w:eastAsia="Consolas" w:hAnsi="Consolas"/>
                 <w:b w:val="false"/>
                 <w:bCs w:val="false"/>
-                <w:color w:val="000000"/>
-                <w:sz w:val="18"/>
-                <w:szCs w:val="18"/>
+                <w:color w:val="1A1A1A"/>
+                <w:sz w:val="19"/>
+                <w:szCs w:val="19"/>
               </w:rPr>
               <w:t xml:space="preserve">Promote canonicalField to backend</w:t>
             </w:r>
@@ -3172,23 +5058,26 @@
               <w:right w:val="single" w:color="BFBFBF" w:sz="4"/>
             </w:tcBorders>
             <w:tcMar>
-              <w:top w:type="dxa" w:w="60"/>
-              <w:left w:type="dxa" w:w="100"/>
-              <w:bottom w:type="dxa" w:w="60"/>
-              <w:right w:type="dxa" w:w="100"/>
-            </w:tcMar>
-          </w:tcPr>
-          <w:p>
-            <w:r>
-              <w:rPr>
-                <w:rFonts w:ascii="Calibri" w:cs="Calibri" w:eastAsia="Calibri" w:hAnsi="Calibri"/>
-                <w:b w:val="false"/>
-                <w:bCs w:val="false"/>
-                <w:color w:val="000000"/>
-                <w:sz w:val="18"/>
-                <w:szCs w:val="18"/>
-              </w:rPr>
-              <w:t xml:space="preserve">Move alias table from lib/hsl-aliases.ts into a Postgres function used by ier_refresh_hsl. Removes the per-query fold</w:t>
+              <w:top w:type="dxa" w:w="80"/>
+              <w:left w:type="dxa" w:w="120"/>
+              <w:bottom w:type="dxa" w:w="80"/>
+              <w:right w:type="dxa" w:w="120"/>
+            </w:tcMar>
+          </w:tcPr>
+          <w:p>
+            <w:pPr>
+              <w:spacing w:after="0" w:before="0" w:line="260"/>
+            </w:pPr>
+            <w:r>
+              <w:rPr>
+                <w:rFonts w:ascii="Calibri" w:cs="Calibri" w:eastAsia="Calibri" w:hAnsi="Calibri"/>
+                <w:b w:val="false"/>
+                <w:bCs w:val="false"/>
+                <w:color w:val="1A1A1A"/>
+                <w:sz w:val="19"/>
+                <w:szCs w:val="19"/>
+              </w:rPr>
+              <w:t xml:space="preserve">Move alias table from lib/hsl-aliases.ts into a Postgres function. Removes the per-query fold</w:t>
             </w:r>
           </w:p>
         </w:tc>
@@ -3203,22 +5092,26 @@
               <w:bottom w:val="single" w:color="BFBFBF" w:sz="4"/>
               <w:right w:val="single" w:color="BFBFBF" w:sz="4"/>
             </w:tcBorders>
-            <w:tcMar>
-              <w:top w:type="dxa" w:w="60"/>
-              <w:left w:type="dxa" w:w="100"/>
-              <w:bottom w:type="dxa" w:w="60"/>
-              <w:right w:type="dxa" w:w="100"/>
-            </w:tcMar>
-          </w:tcPr>
-          <w:p>
+            <w:shd w:fill="F2F2F2" w:val="clear"/>
+            <w:tcMar>
+              <w:top w:type="dxa" w:w="80"/>
+              <w:left w:type="dxa" w:w="120"/>
+              <w:bottom w:type="dxa" w:w="80"/>
+              <w:right w:type="dxa" w:w="120"/>
+            </w:tcMar>
+          </w:tcPr>
+          <w:p>
+            <w:pPr>
+              <w:spacing w:after="0" w:before="0" w:line="260"/>
+            </w:pPr>
             <w:r>
               <w:rPr>
                 <w:rFonts w:ascii="Consolas" w:cs="Consolas" w:eastAsia="Consolas" w:hAnsi="Consolas"/>
                 <w:b w:val="false"/>
                 <w:bCs w:val="false"/>
-                <w:color w:val="000000"/>
-                <w:sz w:val="18"/>
-                <w:szCs w:val="18"/>
+                <w:color w:val="1A1A1A"/>
+                <w:sz w:val="19"/>
+                <w:szCs w:val="19"/>
               </w:rPr>
               <w:t xml:space="preserve">Multi-tenant alias overrides</w:t>
             </w:r>
@@ -3233,22 +5126,26 @@
               <w:bottom w:val="single" w:color="BFBFBF" w:sz="4"/>
               <w:right w:val="single" w:color="BFBFBF" w:sz="4"/>
             </w:tcBorders>
-            <w:tcMar>
-              <w:top w:type="dxa" w:w="60"/>
-              <w:left w:type="dxa" w:w="100"/>
-              <w:bottom w:type="dxa" w:w="60"/>
-              <w:right w:type="dxa" w:w="100"/>
-            </w:tcMar>
-          </w:tcPr>
-          <w:p>
-            <w:r>
-              <w:rPr>
-                <w:rFonts w:ascii="Calibri" w:cs="Calibri" w:eastAsia="Calibri" w:hAnsi="Calibri"/>
-                <w:b w:val="false"/>
-                <w:bCs w:val="false"/>
-                <w:color w:val="000000"/>
-                <w:sz w:val="18"/>
-                <w:szCs w:val="18"/>
+            <w:shd w:fill="F2F2F2" w:val="clear"/>
+            <w:tcMar>
+              <w:top w:type="dxa" w:w="80"/>
+              <w:left w:type="dxa" w:w="120"/>
+              <w:bottom w:type="dxa" w:w="80"/>
+              <w:right w:type="dxa" w:w="120"/>
+            </w:tcMar>
+          </w:tcPr>
+          <w:p>
+            <w:pPr>
+              <w:spacing w:after="0" w:before="0" w:line="260"/>
+            </w:pPr>
+            <w:r>
+              <w:rPr>
+                <w:rFonts w:ascii="Calibri" w:cs="Calibri" w:eastAsia="Calibri" w:hAnsi="Calibri"/>
+                <w:b w:val="false"/>
+                <w:bCs w:val="false"/>
+                <w:color w:val="1A1A1A"/>
+                <w:sz w:val="19"/>
+                <w:szCs w:val="19"/>
               </w:rPr>
               <w:t xml:space="preserve">Tenant-specific extensions to the alias map. Some customers will have schema variations the global alias table doesn't capture</w:t>
             </w:r>
@@ -3266,21 +5163,24 @@
               <w:right w:val="single" w:color="BFBFBF" w:sz="4"/>
             </w:tcBorders>
             <w:tcMar>
-              <w:top w:type="dxa" w:w="60"/>
-              <w:left w:type="dxa" w:w="100"/>
-              <w:bottom w:type="dxa" w:w="60"/>
-              <w:right w:type="dxa" w:w="100"/>
-            </w:tcMar>
-          </w:tcPr>
-          <w:p>
+              <w:top w:type="dxa" w:w="80"/>
+              <w:left w:type="dxa" w:w="120"/>
+              <w:bottom w:type="dxa" w:w="80"/>
+              <w:right w:type="dxa" w:w="120"/>
+            </w:tcMar>
+          </w:tcPr>
+          <w:p>
+            <w:pPr>
+              <w:spacing w:after="0" w:before="0" w:line="260"/>
+            </w:pPr>
             <w:r>
               <w:rPr>
                 <w:rFonts w:ascii="Consolas" w:cs="Consolas" w:eastAsia="Consolas" w:hAnsi="Consolas"/>
                 <w:b w:val="false"/>
                 <w:bCs w:val="false"/>
-                <w:color w:val="000000"/>
-                <w:sz w:val="18"/>
-                <w:szCs w:val="18"/>
+                <w:color w:val="1A1A1A"/>
+                <w:sz w:val="19"/>
+                <w:szCs w:val="19"/>
               </w:rPr>
               <w:t xml:space="preserve">Write-through SDK</w:t>
             </w:r>
@@ -3296,21 +5196,24 @@
               <w:right w:val="single" w:color="BFBFBF" w:sz="4"/>
             </w:tcBorders>
             <w:tcMar>
-              <w:top w:type="dxa" w:w="60"/>
-              <w:left w:type="dxa" w:w="100"/>
-              <w:bottom w:type="dxa" w:w="60"/>
-              <w:right w:type="dxa" w:w="100"/>
-            </w:tcMar>
-          </w:tcPr>
-          <w:p>
-            <w:r>
-              <w:rPr>
-                <w:rFonts w:ascii="Calibri" w:cs="Calibri" w:eastAsia="Calibri" w:hAnsi="Calibri"/>
-                <w:b w:val="false"/>
-                <w:bCs w:val="false"/>
-                <w:color w:val="000000"/>
-                <w:sz w:val="18"/>
-                <w:szCs w:val="18"/>
+              <w:top w:type="dxa" w:w="80"/>
+              <w:left w:type="dxa" w:w="120"/>
+              <w:bottom w:type="dxa" w:w="80"/>
+              <w:right w:type="dxa" w:w="120"/>
+            </w:tcMar>
+          </w:tcPr>
+          <w:p>
+            <w:pPr>
+              <w:spacing w:after="0" w:before="0" w:line="260"/>
+            </w:pPr>
+            <w:r>
+              <w:rPr>
+                <w:rFonts w:ascii="Calibri" w:cs="Calibri" w:eastAsia="Calibri" w:hAnsi="Calibri"/>
+                <w:b w:val="false"/>
+                <w:bCs w:val="false"/>
+                <w:color w:val="1A1A1A"/>
+                <w:sz w:val="19"/>
+                <w:szCs w:val="19"/>
               </w:rPr>
               <w:t xml:space="preserve">Customer-facing library that lets external apps INSERT into aio_data + trigger synth_hsls_for_aio without going through the SPA</w:t>
             </w:r>
@@ -3320,7 +5223,7 @@
     </w:tbl>
     <w:p>
       <w:pPr>
-        <w:spacing w:after="60" w:before="60"/>
+        <w:spacing w:after="60" w:before="60" w:line="280"/>
         <w:jc w:val="left"/>
       </w:pPr>
       <w:r>
@@ -3330,16 +5233,27 @@
           <w:bCs w:val="false"/>
           <w:i w:val="false"/>
           <w:iCs w:val="false"/>
-          <w:color w:val="000000"/>
-          <w:sz w:val="20"/>
-          <w:szCs w:val="20"/>
+          <w:color w:val="1A1A1A"/>
+          <w:sz w:val="21"/>
+          <w:szCs w:val="21"/>
         </w:rPr>
         <w:t xml:space="preserve"/>
       </w:r>
     </w:p>
     <w:p>
       <w:pPr>
-        <w:spacing w:after="60" w:before="320"/>
+        <w:pBdr>
+          <w:top w:val="single" w:color="C09853" w:sz="8" w:space="1"/>
+        </w:pBdr>
+        <w:spacing w:after="80" w:before="320"/>
+      </w:pPr>
+      <w:r>
+        <w:t xml:space="preserve"/>
+      </w:r>
+    </w:p>
+    <w:p>
+      <w:pPr>
+        <w:spacing w:after="60" w:before="60" w:line="280"/>
         <w:jc w:val="center"/>
       </w:pPr>
       <w:r>
@@ -3358,7 +5272,7 @@
     </w:p>
     <w:p>
       <w:pPr>
-        <w:spacing w:after="60" w:before="60"/>
+        <w:spacing w:after="0" w:before="60" w:line="280"/>
         <w:jc w:val="center"/>
       </w:pPr>
       <w:r>
@@ -3372,13 +5286,16 @@
           <w:sz w:val="16"/>
           <w:szCs w:val="16"/>
         </w:rPr>
-        <w:t xml:space="preserve">Generated 2026-04-29T16:42:01.981Z · Information Physics V4.5</w:t>
+        <w:t xml:space="preserve">InformationPhysics.ai, LLC  ·  V4.5  ·  April 2026</w:t>
       </w:r>
     </w:p>
     <w:sectPr>
+      <w:headerReference w:type="default" r:id="rId7"/>
+      <w:footerReference w:type="default" r:id="rId8"/>
       <w:pgSz w:w="12240" w:h="15840" w:orient="portrait"/>
-      <w:pgMar w:top="1080" w:right="1080" w:bottom="1080" w:left="1080" w:header="708" w:footer="708" w:gutter="0"/>
+      <w:pgMar w:top="1180" w:right="1320" w:bottom="1180" w:left="1320" w:header="720" w:footer="720" w:gutter="0"/>
       <w:pgNumType/>
+      <w:titlePg w:val="false"/>
       <w:docGrid w:linePitch="360"/>
     </w:sectPr>
   </w:body>
@@ -3426,6 +5343,80 @@
 </w:endnotes>
 </file>
 
+<file path=word/footer1.xml><?xml version="1.0" encoding="utf-8"?>
+<w:ftr xmlns:wpc="http://schemas.microsoft.com/office/word/2010/wordprocessingCanvas" xmlns:mc="http://schemas.openxmlformats.org/markup-compatibility/2006" xmlns:o="urn:schemas-microsoft-com:office:office" xmlns:r="http://schemas.openxmlformats.org/officeDocument/2006/relationships" xmlns:m="http://schemas.openxmlformats.org/officeDocument/2006/math" xmlns:v="urn:schemas-microsoft-com:vml" xmlns:wp14="http://schemas.microsoft.com/office/word/2010/wordprocessingDrawing" xmlns:wp="http://schemas.openxmlformats.org/drawingml/2006/wordprocessingDrawing" xmlns:w10="urn:schemas-microsoft-com:office:word" xmlns:w="http://schemas.openxmlformats.org/wordprocessingml/2006/main" xmlns:w14="http://schemas.microsoft.com/office/word/2010/wordml" xmlns:w15="http://schemas.microsoft.com/office/word/2012/wordml" xmlns:wpg="http://schemas.microsoft.com/office/word/2010/wordprocessingGroup" xmlns:wpi="http://schemas.microsoft.com/office/word/2010/wordprocessingInk" xmlns:wne="http://schemas.microsoft.com/office/word/2006/wordml" xmlns:wps="http://schemas.microsoft.com/office/word/2010/wordprocessingShape">
+  <w:p>
+    <w:pPr>
+      <w:pBdr>
+        <w:top w:val="single" w:color="C09853" w:sz="6" w:space="1"/>
+      </w:pBdr>
+      <w:tabs>
+        <w:tab w:val="right" w:pos="9360"/>
+      </w:tabs>
+      <w:spacing w:after="0" w:before="0"/>
+    </w:pPr>
+    <w:r>
+      <w:rPr>
+        <w:rFonts w:ascii="Calibri" w:cs="Calibri" w:eastAsia="Calibri" w:hAnsi="Calibri"/>
+        <w:color w:val="808080"/>
+        <w:sz w:val="16"/>
+        <w:szCs w:val="16"/>
+      </w:rPr>
+      <w:t xml:space="preserve">InformationPhysics.ai, LLC</w:t>
+    </w:r>
+    <w:r>
+      <w:rPr>
+        <w:sz w:val="16"/>
+        <w:szCs w:val="16"/>
+      </w:rPr>
+      <w:t xml:space="preserve">	</w:t>
+    </w:r>
+    <w:r>
+      <w:rPr>
+        <w:rFonts w:ascii="Calibri" w:cs="Calibri" w:eastAsia="Calibri" w:hAnsi="Calibri"/>
+        <w:color w:val="808080"/>
+        <w:sz w:val="16"/>
+        <w:szCs w:val="16"/>
+      </w:rPr>
+      <w:t xml:space="preserve">Page </w:t>
+    </w:r>
+    <w:r>
+      <w:rPr>
+        <w:rFonts w:ascii="Calibri" w:cs="Calibri" w:eastAsia="Calibri" w:hAnsi="Calibri"/>
+        <w:color w:val="808080"/>
+        <w:sz w:val="16"/>
+        <w:szCs w:val="16"/>
+      </w:rPr>
+      <w:fldChar w:fldCharType="begin"/>
+      <w:instrText xml:space="preserve">PAGE</w:instrText>
+      <w:fldChar w:fldCharType="separate"/>
+      <w:fldChar w:fldCharType="end"/>
+    </w:r>
+    <w:r>
+      <w:rPr>
+        <w:rFonts w:ascii="Calibri" w:cs="Calibri" w:eastAsia="Calibri" w:hAnsi="Calibri"/>
+        <w:color w:val="808080"/>
+        <w:sz w:val="16"/>
+        <w:szCs w:val="16"/>
+      </w:rPr>
+      <w:t xml:space="preserve"> of </w:t>
+    </w:r>
+    <w:r>
+      <w:rPr>
+        <w:rFonts w:ascii="Calibri" w:cs="Calibri" w:eastAsia="Calibri" w:hAnsi="Calibri"/>
+        <w:color w:val="808080"/>
+        <w:sz w:val="16"/>
+        <w:szCs w:val="16"/>
+      </w:rPr>
+      <w:fldChar w:fldCharType="begin"/>
+      <w:instrText xml:space="preserve">NUMPAGES</w:instrText>
+      <w:fldChar w:fldCharType="separate"/>
+      <w:fldChar w:fldCharType="end"/>
+    </w:r>
+  </w:p>
+</w:ftr>
+</file>
+
 <file path=word/footnotes.xml><?xml version="1.0" encoding="utf-8"?>
 <w:footnotes xmlns:wpc="http://schemas.microsoft.com/office/word/2010/wordprocessingCanvas" xmlns:mc="http://schemas.openxmlformats.org/markup-compatibility/2006" xmlns:o="urn:schemas-microsoft-com:office:office" xmlns:r="http://schemas.openxmlformats.org/officeDocument/2006/relationships" xmlns:m="http://schemas.openxmlformats.org/officeDocument/2006/math" xmlns:v="urn:schemas-microsoft-com:vml" xmlns:wp14="http://schemas.microsoft.com/office/word/2010/wordprocessingDrawing" xmlns:wp="http://schemas.openxmlformats.org/drawingml/2006/wordprocessingDrawing" xmlns:w10="urn:schemas-microsoft-com:office:word" xmlns:w="http://schemas.openxmlformats.org/wordprocessingml/2006/main" xmlns:w14="http://schemas.microsoft.com/office/word/2010/wordml" xmlns:w15="http://schemas.microsoft.com/office/word/2012/wordml" xmlns:wpg="http://schemas.microsoft.com/office/word/2010/wordprocessingGroup" xmlns:wpi="http://schemas.microsoft.com/office/word/2010/wordprocessingInk" xmlns:wne="http://schemas.microsoft.com/office/word/2006/wordml" xmlns:wps="http://schemas.microsoft.com/office/word/2010/wordprocessingShape" mc:Ignorable="w14 w15 wp14">
   <w:footnote w:type="separator" w:id="-1">
@@ -3461,6 +5452,70 @@
     </w:p>
   </w:footnote>
 </w:footnotes>
+</file>
+
+<file path=word/header1.xml><?xml version="1.0" encoding="utf-8"?>
+<w:hdr xmlns:wpc="http://schemas.microsoft.com/office/word/2010/wordprocessingCanvas" xmlns:mc="http://schemas.openxmlformats.org/markup-compatibility/2006" xmlns:o="urn:schemas-microsoft-com:office:office" xmlns:r="http://schemas.openxmlformats.org/officeDocument/2006/relationships" xmlns:m="http://schemas.openxmlformats.org/officeDocument/2006/math" xmlns:v="urn:schemas-microsoft-com:vml" xmlns:wp14="http://schemas.microsoft.com/office/word/2010/wordprocessingDrawing" xmlns:wp="http://schemas.openxmlformats.org/drawingml/2006/wordprocessingDrawing" xmlns:w10="urn:schemas-microsoft-com:office:word" xmlns:w="http://schemas.openxmlformats.org/wordprocessingml/2006/main" xmlns:w14="http://schemas.microsoft.com/office/word/2010/wordml" xmlns:w15="http://schemas.microsoft.com/office/word/2012/wordml" xmlns:wpg="http://schemas.microsoft.com/office/word/2010/wordprocessingGroup" xmlns:wpi="http://schemas.microsoft.com/office/word/2010/wordprocessingInk" xmlns:wne="http://schemas.microsoft.com/office/word/2006/wordml" xmlns:wps="http://schemas.microsoft.com/office/word/2010/wordprocessingShape" xmlns:cx="http://schemas.microsoft.com/office/drawing/2014/chartex" xmlns:cx1="http://schemas.microsoft.com/office/drawing/2015/9/8/chartex" xmlns:cx2="http://schemas.microsoft.com/office/drawing/2015/10/21/chartex" xmlns:cx3="http://schemas.microsoft.com/office/drawing/2016/5/9/chartex" xmlns:cx4="http://schemas.microsoft.com/office/drawing/2016/5/10/chartex" xmlns:cx5="http://schemas.microsoft.com/office/drawing/2016/5/11/chartex" xmlns:cx6="http://schemas.microsoft.com/office/drawing/2016/5/12/chartex" xmlns:cx7="http://schemas.microsoft.com/office/drawing/2016/5/13/chartex" xmlns:cx8="http://schemas.microsoft.com/office/drawing/2016/5/14/chartex" xmlns:w16cid="http://schemas.microsoft.com/office/word/2016/wordml/cid" xmlns:w16se="http://schemas.microsoft.com/office/word/2015/wordml/symex">
+  <w:p>
+    <w:pPr>
+      <w:pBdr>
+        <w:bottom w:val="single" w:color="C09853" w:sz="6" w:space="1"/>
+      </w:pBdr>
+      <w:tabs>
+        <w:tab w:val="right" w:pos="9360"/>
+      </w:tabs>
+      <w:spacing w:after="0" w:before="0"/>
+    </w:pPr>
+    <w:r>
+      <w:rPr>
+        <w:rFonts w:ascii="Calibri" w:cs="Calibri" w:eastAsia="Calibri" w:hAnsi="Calibri"/>
+        <w:b/>
+        <w:bCs/>
+        <w:color w:val="1F3864"/>
+        <w:sz w:val="17"/>
+        <w:szCs w:val="17"/>
+      </w:rPr>
+      <w:t xml:space="preserve">InformationPhysics.ai</w:t>
+    </w:r>
+    <w:r>
+      <w:rPr>
+        <w:color w:val="808080"/>
+        <w:sz w:val="17"/>
+        <w:szCs w:val="17"/>
+      </w:rPr>
+      <w:t xml:space="preserve">  ·  </w:t>
+    </w:r>
+    <w:r>
+      <w:rPr>
+        <w:rFonts w:ascii="Calibri" w:cs="Calibri" w:eastAsia="Calibri" w:hAnsi="Calibri"/>
+        <w:i/>
+        <w:iCs/>
+        <w:color w:val="2E5090"/>
+        <w:sz w:val="17"/>
+        <w:szCs w:val="17"/>
+      </w:rPr>
+      <w:t xml:space="preserve">Architecture Overview</w:t>
+    </w:r>
+    <w:r>
+      <w:rPr>
+        <w:sz w:val="17"/>
+        <w:szCs w:val="17"/>
+      </w:rPr>
+      <w:t xml:space="preserve">	</w:t>
+    </w:r>
+    <w:r>
+      <w:rPr>
+        <w:rFonts w:ascii="Calibri" w:cs="Calibri" w:eastAsia="Calibri" w:hAnsi="Calibri"/>
+        <w:b/>
+        <w:bCs/>
+        <w:color w:val="C09853"/>
+        <w:sz w:val="17"/>
+        <w:szCs w:val="17"/>
+      </w:rPr>
+      <w:t xml:space="preserve">V4.5  ·  CONFIDENTIAL</w:t>
+    </w:r>
+  </w:p>
+</w:hdr>
 </file>
 
 <file path=word/numbering.xml><?xml version="1.0" encoding="utf-8"?>
@@ -3564,8 +5619,9 @@
     <w:rPrDefault>
       <w:rPr>
         <w:rFonts w:ascii="Calibri" w:cs="Calibri" w:eastAsia="Calibri" w:hAnsi="Calibri"/>
-        <w:sz w:val="20"/>
-        <w:szCs w:val="20"/>
+        <w:color w:val="1A1A1A"/>
+        <w:sz w:val="21"/>
+        <w:szCs w:val="21"/>
       </w:rPr>
     </w:rPrDefault>
     <w:pPrDefault/>
@@ -3747,7 +5803,7 @@
     <w:next w:val="Normal"/>
     <w:qFormat/>
     <w:pPr>
-      <w:spacing w:after="140" w:before="280"/>
+      <w:spacing w:after="160" w:before="360" w:line="320"/>
       <w:outlineLvl w:val="0"/>
     </w:pPr>
     <w:rPr>
@@ -3765,7 +5821,7 @@
     <w:next w:val="Normal"/>
     <w:qFormat/>
     <w:pPr>
-      <w:spacing w:after="100" w:before="220"/>
+      <w:spacing w:after="100" w:before="240" w:line="300"/>
       <w:outlineLvl w:val="1"/>
     </w:pPr>
     <w:rPr>
@@ -3783,13 +5839,15 @@
     <w:next w:val="Normal"/>
     <w:qFormat/>
     <w:pPr>
-      <w:spacing w:after="80" w:before="160"/>
+      <w:spacing w:after="80" w:before="180" w:line="280"/>
       <w:outlineLvl w:val="2"/>
     </w:pPr>
     <w:rPr>
       <w:rFonts w:ascii="Calibri" w:cs="Calibri" w:eastAsia="Calibri" w:hAnsi="Calibri"/>
       <w:b/>
       <w:bCs/>
+      <w:i/>
+      <w:iCs/>
       <w:color w:val="2E5090"/>
       <w:sz w:val="22"/>
       <w:szCs w:val="22"/>

--- a/public/docs/Architecture_Overview_V45.docx
+++ b/public/docs/Architecture_Overview_V45.docx
@@ -1413,10 +1413,10 @@
           <w:tcPr>
             <w:tcW w:type="dxa" w:w="9600"/>
             <w:tcBorders>
-              <w:top w:val="none" w:color="FFFFFF" w:sz="0"/>
+              <w:top w:val="nil" w:color="FFFFFF" w:sz="1"/>
               <w:left w:val="single" w:color="FB7185" w:sz="18"/>
-              <w:bottom w:val="none" w:color="FFFFFF" w:sz="0"/>
-              <w:right w:val="none" w:color="FFFFFF" w:sz="0"/>
+              <w:bottom w:val="nil" w:color="FFFFFF" w:sz="1"/>
+              <w:right w:val="nil" w:color="FFFFFF" w:sz="1"/>
             </w:tcBorders>
             <w:tcMar>
               <w:top w:type="dxa" w:w="80"/>
@@ -1484,10 +1484,10 @@
           <w:tcPr>
             <w:tcW w:type="dxa" w:w="9600"/>
             <w:tcBorders>
-              <w:top w:val="none" w:color="FFFFFF" w:sz="0"/>
+              <w:top w:val="nil" w:color="FFFFFF" w:sz="1"/>
               <w:left w:val="single" w:color="FB7185" w:sz="18"/>
-              <w:bottom w:val="none" w:color="FFFFFF" w:sz="0"/>
-              <w:right w:val="none" w:color="FFFFFF" w:sz="0"/>
+              <w:bottom w:val="nil" w:color="FFFFFF" w:sz="1"/>
+              <w:right w:val="nil" w:color="FFFFFF" w:sz="1"/>
             </w:tcBorders>
             <w:tcMar>
               <w:top w:type="dxa" w:w="80"/>
@@ -1555,10 +1555,10 @@
           <w:tcPr>
             <w:tcW w:type="dxa" w:w="9600"/>
             <w:tcBorders>
-              <w:top w:val="none" w:color="FFFFFF" w:sz="0"/>
+              <w:top w:val="nil" w:color="FFFFFF" w:sz="1"/>
               <w:left w:val="single" w:color="FB7185" w:sz="18"/>
-              <w:bottom w:val="none" w:color="FFFFFF" w:sz="0"/>
-              <w:right w:val="none" w:color="FFFFFF" w:sz="0"/>
+              <w:bottom w:val="nil" w:color="FFFFFF" w:sz="1"/>
+              <w:right w:val="nil" w:color="FFFFFF" w:sz="1"/>
             </w:tcBorders>
             <w:tcMar>
               <w:top w:type="dxa" w:w="80"/>
@@ -1646,10 +1646,10 @@
           <w:tcPr>
             <w:tcW w:type="dxa" w:w="9600"/>
             <w:tcBorders>
-              <w:top w:val="none" w:color="FFFFFF" w:sz="0"/>
+              <w:top w:val="nil" w:color="FFFFFF" w:sz="1"/>
               <w:left w:val="single" w:color="FB7185" w:sz="18"/>
-              <w:bottom w:val="none" w:color="FFFFFF" w:sz="0"/>
-              <w:right w:val="none" w:color="FFFFFF" w:sz="0"/>
+              <w:bottom w:val="nil" w:color="FFFFFF" w:sz="1"/>
+              <w:right w:val="nil" w:color="FFFFFF" w:sz="1"/>
             </w:tcBorders>
             <w:tcMar>
               <w:top w:type="dxa" w:w="80"/>
@@ -1717,10 +1717,10 @@
           <w:tcPr>
             <w:tcW w:type="dxa" w:w="9600"/>
             <w:tcBorders>
-              <w:top w:val="none" w:color="FFFFFF" w:sz="0"/>
+              <w:top w:val="nil" w:color="FFFFFF" w:sz="1"/>
               <w:left w:val="single" w:color="FB7185" w:sz="18"/>
-              <w:bottom w:val="none" w:color="FFFFFF" w:sz="0"/>
-              <w:right w:val="none" w:color="FFFFFF" w:sz="0"/>
+              <w:bottom w:val="nil" w:color="FFFFFF" w:sz="1"/>
+              <w:right w:val="nil" w:color="FFFFFF" w:sz="1"/>
             </w:tcBorders>
             <w:tcMar>
               <w:top w:type="dxa" w:w="80"/>
@@ -1788,10 +1788,10 @@
           <w:tcPr>
             <w:tcW w:type="dxa" w:w="9600"/>
             <w:tcBorders>
-              <w:top w:val="none" w:color="FFFFFF" w:sz="0"/>
+              <w:top w:val="nil" w:color="FFFFFF" w:sz="1"/>
               <w:left w:val="single" w:color="FB7185" w:sz="18"/>
-              <w:bottom w:val="none" w:color="FFFFFF" w:sz="0"/>
-              <w:right w:val="none" w:color="FFFFFF" w:sz="0"/>
+              <w:bottom w:val="nil" w:color="FFFFFF" w:sz="1"/>
+              <w:right w:val="nil" w:color="FFFFFF" w:sz="1"/>
             </w:tcBorders>
             <w:tcMar>
               <w:top w:type="dxa" w:w="80"/>
